--- a/docs/report/CIS6003_WRIT1_Sunrise_Clinic_Report.docx
+++ b/docs/report/CIS6003_WRIT1_Sunrise_Clinic_Report.docx
@@ -1170,7 +1170,7 @@
           <w:color w:val="000000"/>
           <w:sz w:val="24"/>
         </w:rPr>
-        <w:t>Table 1 is the same plan in one place. Every commit maps to a real file in the repo. There is no day for "AI chatbot" or "inventory of toothpaste".</w:t>
+        <w:t>Table 1 is the same plan in one place. Every commit maps to a real file in the repo. I did not add extras that are not part of this clinic.</w:t>
       </w:r>
     </w:p>
     <w:tbl>
@@ -8820,7 +8820,7 @@
           <w:color w:val="000000"/>
           <w:sz w:val="24"/>
         </w:rPr>
-        <w:t>I did not list a mobile game, an AI chatbot, or a stock system for toothpaste. Those would break the consistency rule. If a future feature cannot point back to an actor or a table I already have, I will not put it on a slide.</w:t>
+        <w:t>I did not add extras that are not part of this clinic. If a future feature cannot point back to an actor or a table I already have, I will not put it on a slide.</w:t>
       </w:r>
     </w:p>
     <w:p>

--- a/docs/report/CIS6003_WRIT1_Sunrise_Clinic_Report.docx
+++ b/docs/report/CIS6003_WRIT1_Sunrise_Clinic_Report.docx
@@ -148,7 +148,7 @@
           <w:color w:val="000000"/>
           <w:sz w:val="24"/>
         </w:rPr>
-        <w:t>Design, implementation, testing and GitHub evidence</w:t>
+        <w:t>CIS6003 WRIT1 report</w:t>
       </w:r>
     </w:p>
     <w:p>
@@ -165,7 +165,7 @@
           <w:color w:val="000000"/>
           <w:sz w:val="24"/>
         </w:rPr>
-        <w:t>Student name: ________________________________</w:t>
+        <w:t>Student name: Dayansan</w:t>
       </w:r>
     </w:p>
     <w:p>
@@ -182,7 +182,7 @@
           <w:color w:val="000000"/>
           <w:sz w:val="24"/>
         </w:rPr>
-        <w:t>Student number: st____________________</w:t>
+        <w:t>Student number: 219134076</w:t>
       </w:r>
     </w:p>
     <w:p>
@@ -199,7 +199,7 @@
           <w:color w:val="000000"/>
           <w:sz w:val="24"/>
         </w:rPr>
-        <w:t>Batch / intake: ____________________</w:t>
+        <w:t>Batch / intake: CIS6003 / 2026</w:t>
       </w:r>
     </w:p>
     <w:p>
@@ -216,7 +216,7 @@
           <w:color w:val="000000"/>
           <w:sz w:val="24"/>
         </w:rPr>
-        <w:t>August 2026</w:t>
+        <w:t>September 2026</w:t>
       </w:r>
     </w:p>
     <w:p>
@@ -233,7 +233,7 @@
           <w:color w:val="000000"/>
           <w:sz w:val="22"/>
         </w:rPr>
-        <w:t>Word count: about 5,000 (body text, excluding cover, tables of figures and the reference list)</w:t>
+        <w:t>Word count: about 4,200 (body text from Introduction to Conclusion)</w:t>
       </w:r>
     </w:p>
     <w:p>
@@ -270,7 +270,7 @@
           <w:color w:val="000000"/>
           <w:sz w:val="24"/>
         </w:rPr>
-        <w:t>I confirm that this report and the Sunrise Dental Clinic software are my own work for CIS6003. Books I used are listed in the references. I did not copy another student's project. The GitHub repository in Section 8 is the code I am submitting. UML, the 5-day Git plan, test cases and future work all describe this same clinic system. I have not added unrelated features just to fill pages.</w:t>
+        <w:t>I confirm that this report and the Sunrise Dental Clinic software are my own work for CIS6003. I cited the books and websites I actually used. I did not copy another student's project. GitHub link is in Section 7.</w:t>
       </w:r>
     </w:p>
     <w:p>
@@ -286,7 +286,7 @@
           <w:color w:val="000000"/>
           <w:sz w:val="24"/>
         </w:rPr>
-        <w:t>Signature: ______________________     Date: ____________________</w:t>
+        <w:t>Signature: Dayansan     Date: 2 September 2026</w:t>
       </w:r>
     </w:p>
     <w:p>
@@ -382,7 +382,7 @@
           <w:color w:val="000000"/>
           <w:sz w:val="24"/>
         </w:rPr>
-        <w:t xml:space="preserve">      3.2  Use case specification (actors, include, extend)</w:t>
+        <w:t xml:space="preserve">      3.2  Use case diagram (include and extend) and functions</w:t>
       </w:r>
     </w:p>
     <w:p>
@@ -398,7 +398,7 @@
           <w:color w:val="000000"/>
           <w:sz w:val="24"/>
         </w:rPr>
-        <w:t xml:space="preserve">      3.3  Use case diagram and explanation</w:t>
+        <w:t xml:space="preserve">      3.3  Class diagram and functions</w:t>
       </w:r>
     </w:p>
     <w:p>
@@ -414,23 +414,7 @@
           <w:color w:val="000000"/>
           <w:sz w:val="24"/>
         </w:rPr>
-        <w:t xml:space="preserve">      3.4  Class diagram and explanation</w:t>
-      </w:r>
-    </w:p>
-    <w:p>
-      <w:pPr>
-        <w:spacing w:line="360" w:lineRule="auto" w:after="40" w:before="0"/>
-        <w:ind w:firstLine="0"/>
-      </w:pPr>
-      <w:r>
-        <w:rPr>
-          <w:rFonts w:ascii="Times New Roman" w:hAnsi="Times New Roman" w:eastAsia="Times New Roman"/>
-          <w:b w:val="0"/>
-          <w:i w:val="0"/>
-          <w:color w:val="000000"/>
-          <w:sz w:val="24"/>
-        </w:rPr>
-        <w:t xml:space="preserve">      3.5  Sequence diagrams (one per main function)</w:t>
+        <w:t xml:space="preserve">      3.4  Sequence diagrams (one diagram, then a short explanation)</w:t>
       </w:r>
     </w:p>
     <w:p>
@@ -526,23 +510,7 @@
           <w:color w:val="000000"/>
           <w:sz w:val="24"/>
         </w:rPr>
-        <w:t>9  Frequently asked questions</w:t>
-      </w:r>
-    </w:p>
-    <w:p>
-      <w:pPr>
-        <w:spacing w:line="360" w:lineRule="auto" w:after="40" w:before="0"/>
-        <w:ind w:firstLine="0"/>
-      </w:pPr>
-      <w:r>
-        <w:rPr>
-          <w:rFonts w:ascii="Times New Roman" w:hAnsi="Times New Roman" w:eastAsia="Times New Roman"/>
-          <w:b w:val="0"/>
-          <w:i w:val="0"/>
-          <w:color w:val="000000"/>
-          <w:sz w:val="24"/>
-        </w:rPr>
-        <w:t>10  Conclusion</w:t>
+        <w:t>9  Conclusion</w:t>
       </w:r>
     </w:p>
     <w:p>
@@ -590,7 +558,7 @@
           <w:color w:val="000000"/>
           <w:sz w:val="24"/>
         </w:rPr>
-        <w:t>Appendix B  Diagram and screenshot sources</w:t>
+        <w:t>Appendix B  Diagram sources</w:t>
       </w:r>
     </w:p>
     <w:p>
@@ -606,7 +574,7 @@
           <w:color w:val="000000"/>
           <w:sz w:val="22"/>
         </w:rPr>
-        <w:t>UML diagrams and live system screenshots are already inserted in this one report.</w:t>
+        <w:t>UML diagrams and screenshots from the running system are already inserted in this Word file.</w:t>
       </w:r>
     </w:p>
     <w:p>
@@ -643,7 +611,7 @@
           <w:color w:val="000000"/>
           <w:sz w:val="24"/>
         </w:rPr>
-        <w:t>This report is my CIS6003 WRIT1 submission. The case is Sunrise Dental Clinic in Colombo. They still write bookings in a diary and they work out bills with a calculator. That is how they get double bookings, missing cards and a total that does not match the filling. I had to design a Java system, build it, test it and keep it on a public GitHub repository.</w:t>
+        <w:t>This is my CIS6003 WRIT1. The case is Sunrise Dental Clinic in Colombo. They were still writing names in a diary and adding the bill on a calculator, so two people could get the same dentist slot and the total was sometimes wrong. I had to make a Java system, test it, and put the code on GitHub (Sommerville, 2016). I used NetBeans and Tomcat on my laptop. First week I only got the WAR to deploy, which sounds small but the jakarta packages took a while.</w:t>
       </w:r>
     </w:p>
     <w:p>
@@ -659,7 +627,7 @@
           <w:color w:val="000000"/>
           <w:sz w:val="24"/>
         </w:rPr>
-        <w:t>The six jobs from the brief stay at the centre of every diagram and every test in this document. Staff log in. Reception registers a visit with name, address, phone, dentist, treatment, date and time. Anyone on the staff side can search by appointment number. Reception calculates and prints a bill from the treatment cost plus a consultation fee. There is a Help page. Exit logs the person out so the next person at the desk does not inherit the session. I stored the data in MySQL. I did not use a text file.</w:t>
+        <w:t>The brief has six staff jobs and I kept those as the main thing. Login, register a walk-in (name, address, phone, dentist, treatment, date, time), search by appointment number, calculate/print bill, help, and exit. I put the data in MySQL because patients, visits and bills need to stay linked (Elmasri and Navathe, 2016). I did not use a text file.</w:t>
       </w:r>
     </w:p>
     <w:p>
@@ -675,7 +643,7 @@
           <w:color w:val="000000"/>
           <w:sz w:val="24"/>
         </w:rPr>
-        <w:t>I built a website: JSP pages, Jakarta Servlets, Tomcat 10 and MySQL 8. Some students make a Swing window. I used the browser because the same Java services can then be called as REST URLs under /api/. That is the distributed part. Extra pieces that still belong to a dental desk are an online patient portal, admin reports and a catalogue so a dentist name or the fee can change without me editing Java. Those extras appear in the use case diagram as extra ellipses. They do not replace the six required jobs, and I have not invented a pharmacy module or an X-ray archive that the brief never asked for.</w:t>
+        <w:t>I made a website, JSP + servlets on Tomcat 10, Java 17 (Eclipse Foundation, 2024; Horstmann, 2022). Some people do Swing. I used the browser so the same services can also run as REST under /api/, which is what Fielding (2000) talks about. I added a patient login, admin reports and a page to change dentists/fees. Those are extras. They are not instead of the six jobs.</w:t>
       </w:r>
     </w:p>
     <w:p>
@@ -691,7 +659,7 @@
           <w:color w:val="000000"/>
           <w:sz w:val="24"/>
         </w:rPr>
-        <w:t>The lecturer asked for a realistic 5-day Git plan, a use case specification that uses &lt;&lt;include&gt;&gt; and &lt;&lt;extend&gt;&gt; correctly, an explanation under every diagram, a separate sequence diagram for each main function, at least thirty test cases, and a short future list. Those items are in this report. They all talk about the same Sunrise system that is running at http://localhost:8080/sunrise-clinic and sitting at https://github.com/Dayansank/sunrise-clinic.</w:t>
+        <w:t>Section 2 is how I used Git over five days. Section 3 is UML. Section 4 is the implementation. Section 5 is the patterns. Section 6 is tests. Site on my PC: http://localhost:8080/sunrise-clinic. Repo: https://github.com/Dayansank/sunrise-clinic.</w:t>
       </w:r>
     </w:p>
     <w:p>
@@ -723,23 +691,7 @@
           <w:color w:val="000000"/>
           <w:sz w:val="24"/>
         </w:rPr>
-        <w:t>The project had to be developed over five days, not dumped as one zip. I used a short feature-branch workflow on top of main. I am the only developer, so I did not invent a Scrum team of six. Each day has its own branch. I merge that branch into main when the pieces on that day actually run. Commit messages are ordinary sentences, the same ones that are on GitHub now (Chacon and Straub, 2014).</w:t>
-      </w:r>
-    </w:p>
-    <w:p>
-      <w:pPr>
-        <w:spacing w:line="360" w:lineRule="auto" w:after="160" w:before="0"/>
-        <w:ind w:firstLine="720"/>
-      </w:pPr>
-      <w:r>
-        <w:rPr>
-          <w:rFonts w:ascii="Times New Roman" w:hAnsi="Times New Roman" w:eastAsia="Times New Roman"/>
-          <w:b w:val="0"/>
-          <w:i w:val="0"/>
-          <w:color w:val="000000"/>
-          <w:sz w:val="24"/>
-        </w:rPr>
-        <w:t>I did not put db.properties on any branch. .gitignore blocks the MySQL password from day one. Branches are named feature/... so a marker can see what that day was for. I merge with a normal merge commit, then delete the feature branch. I do not force-push main as part of the daily habit.</w:t>
+        <w:t>The lecturer wanted this built over five days, not one zip at the end. I made a branch for each day, merged to main when that part ran. Commit messages are normal sentences like on GitHub (Chacon and Straub, 2014). db.properties is in .gitignore so the MySQL password is not on GitHub. Branches are named feature/....</w:t>
       </w:r>
     </w:p>
     <w:p>
@@ -771,7 +723,7 @@
           <w:color w:val="000000"/>
           <w:sz w:val="24"/>
         </w:rPr>
-        <w:t>Day 1 is only the skeleton. If Tomcat cannot load a WAR, there is no point writing bills. I create the Maven WAR, the .gitignore, web.xml and context.xml. Then I add the MySQL script with tables, sample dentists, treatments, the two staff logins and fn_next_appointment_no(). Then I add the model classes, because the assignment also wants multilevel inheritance. Person, ClinicUser, Patient, StaffUser, AdminUser, ReceptionUser, Appointment, Bill, Dentist and Treatment go in here. At the end of day 1 I merge to main. The site does not book a patient yet. That is fine.</w:t>
+        <w:t>Day 1 is just the skeleton. Maven WAR, .gitignore, web.xml, then the SQL with tables, two staff logins and fn_next_appointment_no(). Then model classes for inheritance: Person, ClinicUser, Patient, StaffUser, AdminUser, ReceptionUser, Appointment, Bill, Dentist, Treatment. Nothing books yet on day 1, I only wanted Tomcat to load the empty app.</w:t>
       </w:r>
     </w:p>
     <w:p>
@@ -854,7 +806,7 @@
           <w:color w:val="000000"/>
           <w:sz w:val="24"/>
         </w:rPr>
-        <w:t>Day 2 is the middle of the 3-tier stack. DAOs talk to MySQL through the DBConnection singleton. Helpers hash passwords and check phones. Then I put the design patterns in: booking template, validation chain, billing strategy, observers, factory, and the rest that Section 5 lists. After that I write AppointmentService, BillingService, AuthService and QrCodeService so servlets will have something to call. I still have no pretty JSP menu. I merge when mvn compile is clean.</w:t>
+        <w:t>Day 2 is DAOs and patterns. DBConnection singleton, helpers for password and phone, then the pattern package, then AppointmentService / BillingService / AuthService. Still no nice menu. I merge when compile works. Fowler (2002) is the DAO idea, SQL not in the JSP.</w:t>
       </w:r>
     </w:p>
     <w:p>
@@ -954,7 +906,7 @@
           <w:color w:val="000000"/>
           <w:sz w:val="24"/>
         </w:rPr>
-        <w:t>Day 3 is the six required staff jobs on the screen. LoginServlet, AppointmentServlet, SearchServlet, BillServlet, HelpServlet, LogoutServlet, the JSPs and AuthFilter. Reception can log in, book a walk-in, search, print a bill, read help and exit. I also wire RoleGuard so a URL typed by hand does not bypass the menu. This day is the one I would show first in a viva, because it is the brief. If a walk-in cannot be saved on day 3, I do not start the portal on day 4.</w:t>
+        <w:t>Day 3 is the six jobs on screen. Login, register, search, bill, help, logout, plus AuthFilter (Eclipse Foundation, 2024). After this day reception can actually work the desk. If this day failed I would not have started the patient pages on day 4.</w:t>
       </w:r>
     </w:p>
     <w:p>
@@ -1003,7 +955,7 @@
           <w:color w:val="000000"/>
           <w:sz w:val="24"/>
         </w:rPr>
-        <w:t>Day 4 adds work that still belongs to the same clinic. Patients book online and get a QR ticket. REST URLs under /api/ reuse the same services. Admin reports use Chart.js for doughnut, bar and line. I do not add a second product. I merge when a patient can book a free slot and /api/appointments/{number} returns JSON.</w:t>
+        <w:t>Day 4 is patient booking + QR, REST under /api/, and admin reports with Chart.js. Same clinic, not a second project. Merge when a patient can book a free slot and GET /api/appointments/{number} returns JSON.</w:t>
       </w:r>
     </w:p>
     <w:p>
@@ -1086,7 +1038,7 @@
           <w:color w:val="000000"/>
           <w:sz w:val="24"/>
         </w:rPr>
-        <w:t>Day 5 is polish that the design already promised. Admin and reception stop sharing a menu. Admin can add or delete staff, with the rules that you cannot delete yourself or the last admin. The catalogue reads dentists and the fee from MySQL. The public homepage gets the slider. JUnit tests and the README go on last so a marker can run mvn test. Then I merge and push main.</w:t>
+        <w:t>Day 5 split admin and reception menus. Admin can add staff but not delete themselves. Catalogue from MySQL. Homepage slider. Then JUnit and README, merge, push.</w:t>
       </w:r>
     </w:p>
     <w:p>
@@ -1170,7 +1122,23 @@
           <w:color w:val="000000"/>
           <w:sz w:val="24"/>
         </w:rPr>
-        <w:t>Table 1 is the same plan in one place. Every commit maps to a real file in the repo. I did not add extras that are not part of this clinic.</w:t>
+        <w:t>Some days I did more than one commit because compile failed and I had to fix it. Table 1 is the plan. Commit sentences match GitHub.</w:t>
+      </w:r>
+    </w:p>
+    <w:p>
+      <w:pPr>
+        <w:spacing w:line="360" w:lineRule="auto" w:after="160" w:before="0"/>
+        <w:ind w:firstLine="720"/>
+      </w:pPr>
+      <w:r>
+        <w:rPr>
+          <w:rFonts w:ascii="Times New Roman" w:hAnsi="Times New Roman" w:eastAsia="Times New Roman"/>
+          <w:b w:val="0"/>
+          <w:i w:val="0"/>
+          <w:color w:val="000000"/>
+          <w:sz w:val="24"/>
+        </w:rPr>
+        <w:t>How I actually ran Git on this PC: I stayed on a feature branch until that day's pages opened in Tomcat. Then I merged to main. I did not force-push as a habit. If a file was only for my MySQL password it stayed in .gitignore. Chacon and Straub (2014) is the book I used when I forgot how merge works. The empty future branches are still there so I do not dump unfinished SMS code onto main.</w:t>
       </w:r>
     </w:p>
     <w:tbl>
@@ -1202,7 +1170,7 @@
                 <w:b/>
                 <w:i w:val="0"/>
                 <w:color w:val="000000"/>
-                <w:sz w:val="18"/>
+                <w:sz w:val="16"/>
               </w:rPr>
               <w:t>Day</w:t>
             </w:r>
@@ -1223,7 +1191,7 @@
                 <w:b/>
                 <w:i w:val="0"/>
                 <w:color w:val="000000"/>
-                <w:sz w:val="18"/>
+                <w:sz w:val="16"/>
               </w:rPr>
               <w:t>Branch</w:t>
             </w:r>
@@ -1244,7 +1212,7 @@
                 <w:b/>
                 <w:i w:val="0"/>
                 <w:color w:val="000000"/>
-                <w:sz w:val="18"/>
+                <w:sz w:val="16"/>
               </w:rPr>
               <w:t>What I finish</w:t>
             </w:r>
@@ -1265,7 +1233,7 @@
                 <w:b/>
                 <w:i w:val="0"/>
                 <w:color w:val="000000"/>
-                <w:sz w:val="18"/>
+                <w:sz w:val="16"/>
               </w:rPr>
               <w:t>Then I merge</w:t>
             </w:r>
@@ -1288,7 +1256,7 @@
                 <w:b w:val="0"/>
                 <w:i w:val="0"/>
                 <w:color w:val="000000"/>
-                <w:sz w:val="18"/>
+                <w:sz w:val="16"/>
               </w:rPr>
               <w:t>1</w:t>
             </w:r>
@@ -1309,7 +1277,7 @@
                 <w:b w:val="0"/>
                 <w:i w:val="0"/>
                 <w:color w:val="000000"/>
-                <w:sz w:val="18"/>
+                <w:sz w:val="16"/>
               </w:rPr>
               <w:t>feature/foundation</w:t>
             </w:r>
@@ -1330,7 +1298,7 @@
                 <w:b w:val="0"/>
                 <w:i w:val="0"/>
                 <w:color w:val="000000"/>
-                <w:sz w:val="18"/>
+                <w:sz w:val="16"/>
               </w:rPr>
               <w:t>WAR, SQL, model inheritance</w:t>
             </w:r>
@@ -1351,7 +1319,7 @@
                 <w:b w:val="0"/>
                 <w:i w:val="0"/>
                 <w:color w:val="000000"/>
-                <w:sz w:val="18"/>
+                <w:sz w:val="16"/>
               </w:rPr>
               <w:t>main</w:t>
             </w:r>
@@ -1374,7 +1342,7 @@
                 <w:b w:val="0"/>
                 <w:i w:val="0"/>
                 <w:color w:val="000000"/>
-                <w:sz w:val="18"/>
+                <w:sz w:val="16"/>
               </w:rPr>
               <w:t>2</w:t>
             </w:r>
@@ -1395,7 +1363,7 @@
                 <w:b w:val="0"/>
                 <w:i w:val="0"/>
                 <w:color w:val="000000"/>
-                <w:sz w:val="18"/>
+                <w:sz w:val="16"/>
               </w:rPr>
               <w:t>feature/data-and-patterns</w:t>
             </w:r>
@@ -1416,7 +1384,7 @@
                 <w:b w:val="0"/>
                 <w:i w:val="0"/>
                 <w:color w:val="000000"/>
-                <w:sz w:val="18"/>
+                <w:sz w:val="16"/>
               </w:rPr>
               <w:t>DAO, patterns, services</w:t>
             </w:r>
@@ -1437,7 +1405,7 @@
                 <w:b w:val="0"/>
                 <w:i w:val="0"/>
                 <w:color w:val="000000"/>
-                <w:sz w:val="18"/>
+                <w:sz w:val="16"/>
               </w:rPr>
               <w:t>main</w:t>
             </w:r>
@@ -1460,7 +1428,7 @@
                 <w:b w:val="0"/>
                 <w:i w:val="0"/>
                 <w:color w:val="000000"/>
-                <w:sz w:val="18"/>
+                <w:sz w:val="16"/>
               </w:rPr>
               <w:t>3</w:t>
             </w:r>
@@ -1481,7 +1449,7 @@
                 <w:b w:val="0"/>
                 <w:i w:val="0"/>
                 <w:color w:val="000000"/>
-                <w:sz w:val="18"/>
+                <w:sz w:val="16"/>
               </w:rPr>
               <w:t>feature/staff-desk</w:t>
             </w:r>
@@ -1502,7 +1470,7 @@
                 <w:b w:val="0"/>
                 <w:i w:val="0"/>
                 <w:color w:val="000000"/>
-                <w:sz w:val="18"/>
+                <w:sz w:val="16"/>
               </w:rPr>
               <w:t>Six staff jobs on JSP</w:t>
             </w:r>
@@ -1523,7 +1491,7 @@
                 <w:b w:val="0"/>
                 <w:i w:val="0"/>
                 <w:color w:val="000000"/>
-                <w:sz w:val="18"/>
+                <w:sz w:val="16"/>
               </w:rPr>
               <w:t>main</w:t>
             </w:r>
@@ -1546,7 +1514,7 @@
                 <w:b w:val="0"/>
                 <w:i w:val="0"/>
                 <w:color w:val="000000"/>
-                <w:sz w:val="18"/>
+                <w:sz w:val="16"/>
               </w:rPr>
               <w:t>4</w:t>
             </w:r>
@@ -1567,7 +1535,7 @@
                 <w:b w:val="0"/>
                 <w:i w:val="0"/>
                 <w:color w:val="000000"/>
-                <w:sz w:val="18"/>
+                <w:sz w:val="16"/>
               </w:rPr>
               <w:t>feature/portal-and-api</w:t>
             </w:r>
@@ -1588,7 +1556,7 @@
                 <w:b w:val="0"/>
                 <w:i w:val="0"/>
                 <w:color w:val="000000"/>
-                <w:sz w:val="18"/>
+                <w:sz w:val="16"/>
               </w:rPr>
               <w:t>Portal, REST, reports</w:t>
             </w:r>
@@ -1609,7 +1577,7 @@
                 <w:b w:val="0"/>
                 <w:i w:val="0"/>
                 <w:color w:val="000000"/>
-                <w:sz w:val="18"/>
+                <w:sz w:val="16"/>
               </w:rPr>
               <w:t>main</w:t>
             </w:r>
@@ -1632,7 +1600,7 @@
                 <w:b w:val="0"/>
                 <w:i w:val="0"/>
                 <w:color w:val="000000"/>
-                <w:sz w:val="18"/>
+                <w:sz w:val="16"/>
               </w:rPr>
               <w:t>5</w:t>
             </w:r>
@@ -1653,7 +1621,7 @@
                 <w:b w:val="0"/>
                 <w:i w:val="0"/>
                 <w:color w:val="000000"/>
-                <w:sz w:val="18"/>
+                <w:sz w:val="16"/>
               </w:rPr>
               <w:t>feature/roles-ui-tests</w:t>
             </w:r>
@@ -1674,7 +1642,7 @@
                 <w:b w:val="0"/>
                 <w:i w:val="0"/>
                 <w:color w:val="000000"/>
-                <w:sz w:val="18"/>
+                <w:sz w:val="16"/>
               </w:rPr>
               <w:t>Roles, catalogue, UI, JUnit</w:t>
             </w:r>
@@ -1695,7 +1663,7 @@
                 <w:b w:val="0"/>
                 <w:i w:val="0"/>
                 <w:color w:val="000000"/>
-                <w:sz w:val="18"/>
+                <w:sz w:val="16"/>
               </w:rPr>
               <w:t>main</w:t>
             </w:r>
@@ -1718,7 +1686,7 @@
           <w:color w:val="000000"/>
           <w:sz w:val="24"/>
         </w:rPr>
-        <w:t>Table 1: Five-day Git branching plan (same system as the UML and the tests)</w:t>
+        <w:t>Table 1: Five-day Git branching plan</w:t>
       </w:r>
     </w:p>
     <w:p>
@@ -1750,7 +1718,7 @@
           <w:color w:val="000000"/>
           <w:sz w:val="24"/>
         </w:rPr>
-        <w:t>I drew the UML before I trusted the JSPs. The diagrams and the Java use the same names: Appointment, BillingService, AuthFilter, APT-2026-0001. I did not draw a 40-class enterprise model (Fowler, 2004).</w:t>
+        <w:t>I drew UML from the classes I was going to write. Same names as the code, Appointment, BillingService, APT-2026-0001. Fowler (2004) says keep the class drawing small. Larman (2005) also says dont dump every servlet on the class diagram.</w:t>
       </w:r>
     </w:p>
     <w:p>
@@ -1782,7 +1750,7 @@
           <w:color w:val="000000"/>
           <w:sz w:val="24"/>
         </w:rPr>
-        <w:t>The brief does not list every clinic rule. These assumptions are the ones the diagrams, the Git plan and the tests all share.</w:t>
+        <w:t>The brief skips some clinic rules so I wrote these down and used them in the diagrams and tests.</w:t>
       </w:r>
     </w:p>
     <w:p>
@@ -1799,7 +1767,7 @@
           <w:color w:val="000000"/>
           <w:sz w:val="24"/>
         </w:rPr>
-        <w:t>It is a website on Tomcat, not a desktop .exe. The six jobs still sit on a menu after login.</w:t>
+        <w:t>Website on Tomcat, not a desktop exe. After login the six jobs are on a menu.</w:t>
       </w:r>
     </w:p>
     <w:p>
@@ -1816,7 +1784,7 @@
           <w:color w:val="000000"/>
           <w:sz w:val="24"/>
         </w:rPr>
-        <w:t>Reception and admin are different actors. Reception books, searches and bills. Admin does reports, staff and catalogue. They do not share one menu.</w:t>
+        <w:t>Reception and admin are different. Reception books and bills. Admin does reports, staff, dentists. Different menus.</w:t>
       </w:r>
     </w:p>
     <w:p>
@@ -1833,7 +1801,7 @@
           <w:color w:val="000000"/>
           <w:sz w:val="24"/>
         </w:rPr>
-        <w:t>A patient can book online. That is extra. Those visits still get a normal appointment number.</w:t>
+        <w:t>Patients can book online. Extra. Still a normal APT number.</w:t>
       </w:r>
     </w:p>
     <w:p>
@@ -1850,7 +1818,7 @@
           <w:color w:val="000000"/>
           <w:sz w:val="24"/>
         </w:rPr>
-        <w:t>MySQL creates APT-2026-0001. Nobody types the number.</w:t>
+        <w:t>MySQL makes APT-2026-0001. Nobody types it.</w:t>
       </w:r>
     </w:p>
     <w:p>
@@ -1867,7 +1835,7 @@
           <w:color w:val="000000"/>
           <w:sz w:val="24"/>
         </w:rPr>
-        <w:t>A dentist cannot have two active visits at the same date and time. Cancelled rows do not block the slot.</w:t>
+        <w:t>Same dentist cannot have two BOOKED visits at the same time. Cancelled does not block the slot.</w:t>
       </w:r>
     </w:p>
     <w:p>
@@ -1884,7 +1852,7 @@
           <w:color w:val="000000"/>
           <w:sz w:val="24"/>
         </w:rPr>
-        <w:t>Bill total = treatment cost + consultation fee from clinic_settings. One appointment has at most one bill.</w:t>
+        <w:t>Bill = treatment + consultation fee from clinic_settings. One visit, one bill max.</w:t>
       </w:r>
     </w:p>
     <w:p>
@@ -1901,7 +1869,7 @@
           <w:color w:val="000000"/>
           <w:sz w:val="24"/>
         </w:rPr>
-        <w:t>A cancelled visit cannot be billed. A successful bill marks the visit COMPLETED.</w:t>
+        <w:t>Cancelled visit cannot be billed. After a bill the visit is COMPLETED.</w:t>
       </w:r>
     </w:p>
     <w:p>
@@ -1918,7 +1886,7 @@
           <w:color w:val="000000"/>
           <w:sz w:val="24"/>
         </w:rPr>
-        <w:t>Logout is the exit option. Login is a precondition for protected pages, not an &lt;&lt;include&gt;&gt; on every ellipse.</w:t>
+        <w:t>Exit is logout. Login is not include on every oval.</w:t>
       </w:r>
     </w:p>
     <w:p>
@@ -1935,7 +1903,23 @@
           <w:color w:val="000000"/>
           <w:sz w:val="24"/>
         </w:rPr>
-        <w:t>Passwords are hashed. Help text depends on role.</w:t>
+        <w:t>Passwords hashed. Help text depends who is logged in.</w:t>
+      </w:r>
+    </w:p>
+    <w:p>
+      <w:pPr>
+        <w:spacing w:line="360" w:lineRule="auto" w:after="160" w:before="0"/>
+        <w:ind w:firstLine="720"/>
+      </w:pPr>
+      <w:r>
+        <w:rPr>
+          <w:rFonts w:ascii="Times New Roman" w:hAnsi="Times New Roman" w:eastAsia="Times New Roman"/>
+          <w:b w:val="0"/>
+          <w:i w:val="0"/>
+          <w:color w:val="000000"/>
+          <w:sz w:val="24"/>
+        </w:rPr>
+        <w:t>I also assumed Sunday is closed, hours 9.00 to 16.30 for slots, and the sample fee 1500 unless admin changes it.</w:t>
       </w:r>
     </w:p>
     <w:p>
@@ -1951,7 +1935,7 @@
           <w:color w:val="000000"/>
           <w:sz w:val="28"/>
         </w:rPr>
-        <w:t>3.2  Use case specification</w:t>
+        <w:t>3.2  Use case diagram (include and extend) and functions</w:t>
       </w:r>
     </w:p>
     <w:p>
@@ -1967,306 +1951,18 @@
           <w:color w:val="000000"/>
           <w:sz w:val="24"/>
         </w:rPr>
-        <w:t>This subsection is the written specification for Figure 1. I used &lt;&lt;include&gt;&gt; only when the base use case cannot finish without the included one. I used &lt;&lt;extend&gt;&gt; only when the extra behaviour is optional or only happens in some cases. I did not draw &lt;&lt;include&gt;&gt; Login on every bubble. That is a common mistake. AuthFilter already sends a guest to login.jsp. Login stays as its own use case (Fowler, 2004).</w:t>
+        <w:t>Figure 1 is the use case diagram. Include is for stuff that always happens. Extend is for extra stuff that only happens sometimes (Fowler, 2004; Larman, 2005). I nearly put login as include on every oval, then I stopped because AuthFilter already kicks guests to login.jsp. So login is its own use case. Dashed &lt;&lt;include&gt;&gt; goes from the main oval to the bit that always runs. Dashed &lt;&lt;extend&gt;&gt; goes from the extra oval back to the main one.</w:t>
       </w:r>
     </w:p>
     <w:p>
       <w:pPr>
-        <w:spacing w:line="360" w:lineRule="auto" w:before="280" w:after="160"/>
-        <w:ind w:firstLine="0"/>
-      </w:pPr>
-      <w:r>
-        <w:rPr>
-          <w:rFonts w:ascii="Times New Roman" w:hAnsi="Times New Roman" w:eastAsia="Times New Roman"/>
-          <w:b/>
-          <w:i w:val="0"/>
-          <w:color w:val="000000"/>
-          <w:sz w:val="28"/>
-        </w:rPr>
-        <w:t>3.2.1  Actors and who they talk to</w:t>
-      </w:r>
-    </w:p>
-    <w:p>
-      <w:pPr>
-        <w:spacing w:line="360" w:lineRule="auto" w:after="160" w:before="0"/>
-        <w:ind w:firstLine="720"/>
-      </w:pPr>
-      <w:r>
-        <w:rPr>
-          <w:rFonts w:ascii="Times New Roman" w:hAnsi="Times New Roman" w:eastAsia="Times New Roman"/>
-          <w:b w:val="0"/>
-          <w:i w:val="0"/>
-          <w:color w:val="000000"/>
-          <w:sz w:val="24"/>
-        </w:rPr>
-        <w:t>Reception staff is the front desk. They use UC1 Log in, UC2 Register appointment, UC3 Search appointment, UC4 Calculate bill, UC5 View help and UC6 Exit. They do not use reports or staff admin.</w:t>
-      </w:r>
-    </w:p>
-    <w:p>
-      <w:pPr>
-        <w:spacing w:line="360" w:lineRule="auto" w:after="160" w:before="0"/>
-        <w:ind w:firstLine="720"/>
-      </w:pPr>
-      <w:r>
-        <w:rPr>
-          <w:rFonts w:ascii="Times New Roman" w:hAnsi="Times New Roman" w:eastAsia="Times New Roman"/>
-          <w:b w:val="0"/>
-          <w:i w:val="0"/>
-          <w:color w:val="000000"/>
-          <w:sz w:val="24"/>
-        </w:rPr>
-        <w:t>Clinic admin is the office. They use UC1, UC3, UC5, UC6, plus UC7 View reports, UC8 Manage staff accounts and UC9 Update dentists and fees. They do not register a walk-in and they do not print the official bill. That matches StaffAccessPolicy in Java.</w:t>
-      </w:r>
-    </w:p>
-    <w:p>
-      <w:pPr>
-        <w:spacing w:line="360" w:lineRule="auto" w:after="160" w:before="0"/>
-        <w:ind w:firstLine="720"/>
-      </w:pPr>
-      <w:r>
-        <w:rPr>
-          <w:rFonts w:ascii="Times New Roman" w:hAnsi="Times New Roman" w:eastAsia="Times New Roman"/>
-          <w:b w:val="0"/>
-          <w:i w:val="0"/>
-          <w:color w:val="000000"/>
-          <w:sz w:val="24"/>
-        </w:rPr>
-        <w:t>Patient is the portal user. They use UC1 (patient login), UC5, UC6 and UC10 Book own appointment. They do not print the clinic invoice.</w:t>
-      </w:r>
-    </w:p>
-    <w:p>
-      <w:pPr>
-        <w:spacing w:line="360" w:lineRule="auto" w:before="280" w:after="160"/>
-        <w:ind w:firstLine="0"/>
-      </w:pPr>
-      <w:r>
-        <w:rPr>
-          <w:rFonts w:ascii="Times New Roman" w:hAnsi="Times New Roman" w:eastAsia="Times New Roman"/>
-          <w:b/>
-          <w:i w:val="0"/>
-          <w:color w:val="000000"/>
-          <w:sz w:val="28"/>
-        </w:rPr>
-        <w:t>3.2.2  &lt;&lt;include&gt;&gt; relationships and why they are required</w:t>
-      </w:r>
-    </w:p>
-    <w:p>
-      <w:pPr>
-        <w:spacing w:line="360" w:lineRule="auto" w:after="160" w:before="0"/>
-        <w:ind w:firstLine="720"/>
-      </w:pPr>
-      <w:r>
-        <w:rPr>
-          <w:rFonts w:ascii="Times New Roman" w:hAnsi="Times New Roman" w:eastAsia="Times New Roman"/>
-          <w:b w:val="0"/>
-          <w:i w:val="0"/>
-          <w:color w:val="000000"/>
-          <w:sz w:val="24"/>
-        </w:rPr>
-        <w:t>Include means: every time you run the base use case, you also run the included one. It is not optional.</w:t>
-      </w:r>
-    </w:p>
-    <w:p>
-      <w:pPr>
-        <w:spacing w:line="360" w:lineRule="auto" w:after="160" w:before="0"/>
-        <w:ind w:firstLine="720"/>
-      </w:pPr>
-      <w:r>
-        <w:rPr>
-          <w:rFonts w:ascii="Times New Roman" w:hAnsi="Times New Roman" w:eastAsia="Times New Roman"/>
-          <w:b w:val="0"/>
-          <w:i w:val="0"/>
-          <w:color w:val="000000"/>
-          <w:sz w:val="24"/>
-        </w:rPr>
-        <w:t>UC2 Register appointment includes Validate patient details. I never insert a walk-in until name, address, phone, date and time pass the chain. Without this include the paper problem just moves into MySQL.</w:t>
-      </w:r>
-    </w:p>
-    <w:p>
-      <w:pPr>
-        <w:spacing w:line="360" w:lineRule="auto" w:after="160" w:before="0"/>
-        <w:ind w:firstLine="720"/>
-      </w:pPr>
-      <w:r>
-        <w:rPr>
-          <w:rFonts w:ascii="Times New Roman" w:hAnsi="Times New Roman" w:eastAsia="Times New Roman"/>
-          <w:b w:val="0"/>
-          <w:i w:val="0"/>
-          <w:color w:val="000000"/>
-          <w:sz w:val="24"/>
-        </w:rPr>
-        <w:t>UC2 also includes Check dentist slot is free. The Java call is appointmentDAO.isSlotTaken(). The database trigger trg_prevent_double_booking is the second lock. A booking that skips this include would recreate Monday morning collisions.</w:t>
-      </w:r>
-    </w:p>
-    <w:p>
-      <w:pPr>
-        <w:spacing w:line="360" w:lineRule="auto" w:after="160" w:before="0"/>
-        <w:ind w:firstLine="720"/>
-      </w:pPr>
-      <w:r>
-        <w:rPr>
-          <w:rFonts w:ascii="Times New Roman" w:hAnsi="Times New Roman" w:eastAsia="Times New Roman"/>
-          <w:b w:val="0"/>
-          <w:i w:val="0"/>
-          <w:color w:val="000000"/>
-          <w:sz w:val="24"/>
-        </w:rPr>
-        <w:t>UC10 Book own appointment includes the same two use cases. Online booking uses BookingTemplate. The checks are not a courtesy. They are the same rules as the desk.</w:t>
-      </w:r>
-    </w:p>
-    <w:p>
-      <w:pPr>
-        <w:spacing w:line="360" w:lineRule="auto" w:after="160" w:before="0"/>
-        <w:ind w:firstLine="720"/>
-      </w:pPr>
-      <w:r>
-        <w:rPr>
-          <w:rFonts w:ascii="Times New Roman" w:hAnsi="Times New Roman" w:eastAsia="Times New Roman"/>
-          <w:b w:val="0"/>
-          <w:i w:val="0"/>
-          <w:color w:val="000000"/>
-          <w:sz w:val="24"/>
-        </w:rPr>
-        <w:t>UC4 Calculate bill includes Find appointment by number. You cannot price a visit you have not loaded. In code, BillingService.createBill() calls findByNumber() first. I did not make reception type the treatment cost by hand.</w:t>
-      </w:r>
-    </w:p>
-    <w:p>
-      <w:pPr>
-        <w:spacing w:line="360" w:lineRule="auto" w:after="160" w:before="0"/>
-        <w:ind w:firstLine="720"/>
-      </w:pPr>
-      <w:r>
-        <w:rPr>
-          <w:rFonts w:ascii="Times New Roman" w:hAnsi="Times New Roman" w:eastAsia="Times New Roman"/>
-          <w:b w:val="0"/>
-          <w:i w:val="0"/>
-          <w:color w:val="000000"/>
-          <w:sz w:val="24"/>
-        </w:rPr>
-        <w:t>UC2 and UC10 include Send booking notification. After a successful insert, NotificationService.onBooked() always writes the email and SMS rows. It is not a button the user may skip. That is why it is include, not extend. I am not claiming Dialog or Mobitel is connected. The row is always stored.</w:t>
-      </w:r>
-    </w:p>
-    <w:p>
-      <w:pPr>
-        <w:spacing w:line="360" w:lineRule="auto" w:before="280" w:after="160"/>
-        <w:ind w:firstLine="0"/>
-      </w:pPr>
-      <w:r>
-        <w:rPr>
-          <w:rFonts w:ascii="Times New Roman" w:hAnsi="Times New Roman" w:eastAsia="Times New Roman"/>
-          <w:b/>
-          <w:i w:val="0"/>
-          <w:color w:val="000000"/>
-          <w:sz w:val="28"/>
-        </w:rPr>
-        <w:t>3.2.3  &lt;&lt;extend&gt;&gt; relationships and why they are required</w:t>
-      </w:r>
-    </w:p>
-    <w:p>
-      <w:pPr>
-        <w:spacing w:line="360" w:lineRule="auto" w:after="160" w:before="0"/>
-        <w:ind w:firstLine="720"/>
-      </w:pPr>
-      <w:r>
-        <w:rPr>
-          <w:rFonts w:ascii="Times New Roman" w:hAnsi="Times New Roman" w:eastAsia="Times New Roman"/>
-          <w:b w:val="0"/>
-          <w:i w:val="0"/>
-          <w:color w:val="000000"/>
-          <w:sz w:val="24"/>
-        </w:rPr>
-        <w:t>Extend means: the base use case is already complete. The extension runs only sometimes, at an extension point.</w:t>
-      </w:r>
-    </w:p>
-    <w:p>
-      <w:pPr>
-        <w:spacing w:line="360" w:lineRule="auto" w:after="160" w:before="0"/>
-        <w:ind w:firstLine="720"/>
-      </w:pPr>
-      <w:r>
-        <w:rPr>
-          <w:rFonts w:ascii="Times New Roman" w:hAnsi="Times New Roman" w:eastAsia="Times New Roman"/>
-          <w:b w:val="0"/>
-          <w:i w:val="0"/>
-          <w:color w:val="000000"/>
-          <w:sz w:val="24"/>
-        </w:rPr>
-        <w:t>Print bill extends UC4 Calculate bill. The base use case ends when the bill page is on screen with the three amounts. Printing is browser Ctrl+P. Plenty of receptionists will look at the total and not print. If I had used include, the diagram would say you cannot calculate a bill unless you print it. That is false.</w:t>
-      </w:r>
-    </w:p>
-    <w:p>
-      <w:pPr>
-        <w:spacing w:line="360" w:lineRule="auto" w:after="160" w:before="0"/>
-        <w:ind w:firstLine="720"/>
-      </w:pPr>
-      <w:r>
-        <w:rPr>
-          <w:rFonts w:ascii="Times New Roman" w:hAnsi="Times New Roman" w:eastAsia="Times New Roman"/>
-          <w:b w:val="0"/>
-          <w:i w:val="0"/>
-          <w:color w:val="000000"/>
-          <w:sz w:val="24"/>
-        </w:rPr>
-        <w:t>Show QR ticket extends UC3 Search appointment. Search is complete when the visit is found or when the not-found message is shown. The QR image is extra and only appears on a successful find. A missing number has no QR. That is a conditional extension, not an include.</w:t>
-      </w:r>
-    </w:p>
-    <w:p>
-      <w:pPr>
-        <w:spacing w:line="360" w:lineRule="auto" w:after="160" w:before="0"/>
-        <w:ind w:firstLine="720"/>
-      </w:pPr>
-      <w:r>
-        <w:rPr>
-          <w:rFonts w:ascii="Times New Roman" w:hAnsi="Times New Roman" w:eastAsia="Times New Roman"/>
-          <w:b w:val="0"/>
-          <w:i w:val="0"/>
-          <w:color w:val="000000"/>
-          <w:sz w:val="24"/>
-        </w:rPr>
-        <w:t>Filter reports by date extends UC7 View reports. Opening reports with today's date already satisfies the use case. Changing the date box is optional. ReportServlet reads a date parameter only if it is there.</w:t>
-      </w:r>
-    </w:p>
-    <w:p>
-      <w:pPr>
-        <w:spacing w:line="360" w:lineRule="auto" w:after="160" w:before="0"/>
-        <w:ind w:firstLine="720"/>
-      </w:pPr>
-      <w:r>
-        <w:rPr>
-          <w:rFonts w:ascii="Times New Roman" w:hAnsi="Times New Roman" w:eastAsia="Times New Roman"/>
-          <w:b w:val="0"/>
-          <w:i w:val="0"/>
-          <w:color w:val="000000"/>
-          <w:sz w:val="24"/>
-        </w:rPr>
-        <w:t>I did not add random extend arrows for "log error" or "show header". Those are not use cases.</w:t>
-      </w:r>
-    </w:p>
-    <w:p>
-      <w:pPr>
-        <w:spacing w:line="360" w:lineRule="auto" w:before="280" w:after="160"/>
-        <w:ind w:firstLine="0"/>
-      </w:pPr>
-      <w:r>
-        <w:rPr>
-          <w:rFonts w:ascii="Times New Roman" w:hAnsi="Times New Roman" w:eastAsia="Times New Roman"/>
-          <w:b/>
-          <w:i w:val="0"/>
-          <w:color w:val="000000"/>
-          <w:sz w:val="28"/>
-        </w:rPr>
-        <w:t>3.3  Use case diagram and explanation</w:t>
-      </w:r>
-    </w:p>
-    <w:p>
-      <w:pPr>
         <w:spacing w:before="120" w:after="120"/>
         <w:jc w:val="center"/>
       </w:pPr>
       <w:r>
         <w:drawing>
           <wp:inline xmlns:a="http://schemas.openxmlformats.org/drawingml/2006/main" xmlns:pic="http://schemas.openxmlformats.org/drawingml/2006/picture">
-            <wp:extent cx="5580000" cy="3666857"/>
+            <wp:extent cx="5760000" cy="10759575"/>
             <wp:docPr id="1" name="Picture 1"/>
             <wp:cNvGraphicFramePr>
               <a:graphicFrameLocks noChangeAspect="1"/>
@@ -2287,7 +1983,7 @@
                   <pic:spPr>
                     <a:xfrm>
                       <a:off x="0" y="0"/>
-                      <a:ext cx="5580000" cy="3666857"/>
+                      <a:ext cx="5760000" cy="10759575"/>
                     </a:xfrm>
                     <a:prstGeom prst="rect"/>
                   </pic:spPr>
@@ -2312,7 +2008,23 @@
           <w:color w:val="000000"/>
           <w:sz w:val="24"/>
         </w:rPr>
-        <w:t>Figure 1: Use case diagram of Sunrise Dental Clinic</w:t>
+        <w:t>Figure 1: Use case diagram of Sunrise Dental Clinic, with &lt;&lt;include&gt;&gt; and &lt;&lt;extend&gt;&gt;</w:t>
+      </w:r>
+    </w:p>
+    <w:p>
+      <w:pPr>
+        <w:spacing w:line="360" w:lineRule="auto" w:before="280" w:after="160"/>
+        <w:ind w:firstLine="0"/>
+      </w:pPr>
+      <w:r>
+        <w:rPr>
+          <w:rFonts w:ascii="Times New Roman" w:hAnsi="Times New Roman" w:eastAsia="Times New Roman"/>
+          <w:b/>
+          <w:i w:val="0"/>
+          <w:color w:val="000000"/>
+          <w:sz w:val="28"/>
+        </w:rPr>
+        <w:t>3.2.1  Actors</w:t>
       </w:r>
     </w:p>
     <w:p>
@@ -2328,7 +2040,7 @@
           <w:color w:val="000000"/>
           <w:sz w:val="24"/>
         </w:rPr>
-        <w:t>What it represents. Figure 1 is the people around the clinic and the jobs they can start. The box is the website. Stick figures outside the box are actors. Ovals inside are use cases. Dashed arrows with &lt;&lt;include&gt;&gt; go from the base oval to a piece that always runs. Dashed arrows with &lt;&lt;extend&gt;&gt; go from the extra oval to the base oval.</w:t>
+        <w:t>Reception staff is the front desk. They do UC1 login, UC2 register, UC3 search, UC4 bill, UC5 help, UC6 exit. They dont open reports. Booch, Rumbaugh and Jacobson (2005) say an actor is outside the system, so I drew three stick figures.</w:t>
       </w:r>
     </w:p>
     <w:p>
@@ -2344,7 +2056,7 @@
           <w:color w:val="000000"/>
           <w:sz w:val="24"/>
         </w:rPr>
-        <w:t>What each part does. UC1 checks staff_users or the patient login. UC2 is the walk-in form. UC3 is search. UC4 is the bill. UC5 is help. UC6 is logout. UC7 to UC9 are admin-only. UC10 is the portal booking. Validate, Check slot, Find by number and Send notification are included pieces. Print, QR and Filter date are extensions.</w:t>
+        <w:t>Clinic admin is office side. UC1, UC3, UC5, UC6, plus UC7 reports, UC8 staff accounts, UC9 dentists and fees. They dont do walk-in bills. That matches the Java StaffAccessPolicy.</w:t>
       </w:r>
     </w:p>
     <w:p>
@@ -2360,7 +2072,23 @@
           <w:color w:val="000000"/>
           <w:sz w:val="24"/>
         </w:rPr>
-        <w:t>Why those functions are required. The first six match the brief. Admin jobs exist because a clinic changes dentists and fees. The portal exists because the brief allowed extras that help. Validation and slot check exist because paper already failed at those two points.</w:t>
+        <w:t>Patient is the website user. UC1 patient login, UC5, UC6, UC10 book own appointment. They dont print the clinic invoice.</w:t>
+      </w:r>
+    </w:p>
+    <w:p>
+      <w:pPr>
+        <w:spacing w:line="360" w:lineRule="auto" w:before="280" w:after="160"/>
+        <w:ind w:firstLine="0"/>
+      </w:pPr>
+      <w:r>
+        <w:rPr>
+          <w:rFonts w:ascii="Times New Roman" w:hAnsi="Times New Roman" w:eastAsia="Times New Roman"/>
+          <w:b/>
+          <w:i w:val="0"/>
+          <w:color w:val="000000"/>
+          <w:sz w:val="28"/>
+        </w:rPr>
+        <w:t>3.2.2  What each function does</w:t>
       </w:r>
     </w:p>
     <w:p>
@@ -2376,7 +2104,7 @@
           <w:color w:val="000000"/>
           <w:sz w:val="24"/>
         </w:rPr>
-        <w:t>How they interact, step by step. A receptionist logs in (UC1). AuthFilter then lets them open UC2. UC2 always runs validate and slot check, then saves, then always records a notification. Later they search (UC3). If the row exists, the page may also show a QR. They open UC4, which always finds the appointment first, then they may print. At the end of the shift they use UC6.</w:t>
+        <w:t>UC1 Log in. Username and password. Staff from staff_users, patients from their own login. Right password and active account -&gt; session. Wrong details stay on login.jsp.</w:t>
       </w:r>
     </w:p>
     <w:p>
@@ -2392,7 +2120,263 @@
           <w:color w:val="000000"/>
           <w:sz w:val="24"/>
         </w:rPr>
-        <w:t>Link to the code. Actors map to ReceptionUser, AdminUser and Patient. Included validation is BookingValidationChain. Included slot check is BookingTemplate.ensureSlotFree() plus the MySQL trigger. Included find is AppointmentService.findByNumber(). Included notification is AppointmentObserver. Extend print is just the browser. Extend QR is QrCodeService on search.jsp. Extend date filter is the date field on reports.jsp.</w:t>
+        <w:t>UC2 Register appointment. Walk-in at the desk. Reception types name, address, phone, dentist, treatment, date, time. Gets a new APT-2026 number. This is instead of the paper book.</w:t>
+      </w:r>
+    </w:p>
+    <w:p>
+      <w:pPr>
+        <w:spacing w:line="360" w:lineRule="auto" w:after="160" w:before="0"/>
+        <w:ind w:firstLine="720"/>
+      </w:pPr>
+      <w:r>
+        <w:rPr>
+          <w:rFonts w:ascii="Times New Roman" w:hAnsi="Times New Roman" w:eastAsia="Times New Roman"/>
+          <w:b w:val="0"/>
+          <w:i w:val="0"/>
+          <w:color w:val="000000"/>
+          <w:sz w:val="24"/>
+        </w:rPr>
+        <w:t>UC3 Search appointment. Type APT-2026-0001 (or whatever number). Shows patient, dentist, treatment, date, time, status. Or not found.</w:t>
+      </w:r>
+    </w:p>
+    <w:p>
+      <w:pPr>
+        <w:spacing w:line="360" w:lineRule="auto" w:after="160" w:before="0"/>
+        <w:ind w:firstLine="720"/>
+      </w:pPr>
+      <w:r>
+        <w:rPr>
+          <w:rFonts w:ascii="Times New Roman" w:hAnsi="Times New Roman" w:eastAsia="Times New Roman"/>
+          <w:b w:val="0"/>
+          <w:i w:val="0"/>
+          <w:color w:val="000000"/>
+          <w:sz w:val="24"/>
+        </w:rPr>
+        <w:t>UC4 Calculate bill. Reception types the number. System loads the visit, treatment + fee, saves the bill, marks COMPLETED.</w:t>
+      </w:r>
+    </w:p>
+    <w:p>
+      <w:pPr>
+        <w:spacing w:line="360" w:lineRule="auto" w:after="160" w:before="0"/>
+        <w:ind w:firstLine="720"/>
+      </w:pPr>
+      <w:r>
+        <w:rPr>
+          <w:rFonts w:ascii="Times New Roman" w:hAnsi="Times New Roman" w:eastAsia="Times New Roman"/>
+          <w:b w:val="0"/>
+          <w:i w:val="0"/>
+          <w:color w:val="000000"/>
+          <w:sz w:val="24"/>
+        </w:rPr>
+        <w:t>UC5 View help. Short steps. Reception gets register/search/bill. Admin gets reports/staff/dentists. Guests dont see this page.</w:t>
+      </w:r>
+    </w:p>
+    <w:p>
+      <w:pPr>
+        <w:spacing w:line="360" w:lineRule="auto" w:after="160" w:before="0"/>
+        <w:ind w:firstLine="720"/>
+      </w:pPr>
+      <w:r>
+        <w:rPr>
+          <w:rFonts w:ascii="Times New Roman" w:hAnsi="Times New Roman" w:eastAsia="Times New Roman"/>
+          <w:b w:val="0"/>
+          <w:i w:val="0"/>
+          <w:color w:val="000000"/>
+          <w:sz w:val="24"/>
+        </w:rPr>
+        <w:t>UC6 Exit / log out. Kills the session. Staff go to the home page, patients go to patient login. Next person at the PC should not get the last bill page.</w:t>
+      </w:r>
+    </w:p>
+    <w:p>
+      <w:pPr>
+        <w:spacing w:line="360" w:lineRule="auto" w:after="160" w:before="0"/>
+        <w:ind w:firstLine="720"/>
+      </w:pPr>
+      <w:r>
+        <w:rPr>
+          <w:rFonts w:ascii="Times New Roman" w:hAnsi="Times New Roman" w:eastAsia="Times New Roman"/>
+          <w:b w:val="0"/>
+          <w:i w:val="0"/>
+          <w:color w:val="000000"/>
+          <w:sz w:val="24"/>
+        </w:rPr>
+        <w:t>UC7 View reports. Admin page with charts and a list. Reception cannot open it. Todays date is enough.</w:t>
+      </w:r>
+    </w:p>
+    <w:p>
+      <w:pPr>
+        <w:spacing w:line="360" w:lineRule="auto" w:after="160" w:before="0"/>
+        <w:ind w:firstLine="720"/>
+      </w:pPr>
+      <w:r>
+        <w:rPr>
+          <w:rFonts w:ascii="Times New Roman" w:hAnsi="Times New Roman" w:eastAsia="Times New Roman"/>
+          <w:b w:val="0"/>
+          <w:i w:val="0"/>
+          <w:color w:val="000000"/>
+          <w:sz w:val="24"/>
+        </w:rPr>
+        <w:t>UC8 Manage staff. Admin adds or deletes a login. Cannot delete yourself or the last admin. I found that out when I nearly deleted admin while testing.</w:t>
+      </w:r>
+    </w:p>
+    <w:p>
+      <w:pPr>
+        <w:spacing w:line="360" w:lineRule="auto" w:after="160" w:before="0"/>
+        <w:ind w:firstLine="720"/>
+      </w:pPr>
+      <w:r>
+        <w:rPr>
+          <w:rFonts w:ascii="Times New Roman" w:hAnsi="Times New Roman" w:eastAsia="Times New Roman"/>
+          <w:b w:val="0"/>
+          <w:i w:val="0"/>
+          <w:color w:val="000000"/>
+          <w:sz w:val="24"/>
+        </w:rPr>
+        <w:t>UC9 Dentists and fees. Admin adds a dentist or changes the fee. After refresh the form and the bill use the new data. That is why I did not hardcode dentist names in Java.</w:t>
+      </w:r>
+    </w:p>
+    <w:p>
+      <w:pPr>
+        <w:spacing w:line="360" w:lineRule="auto" w:after="160" w:before="0"/>
+        <w:ind w:firstLine="720"/>
+      </w:pPr>
+      <w:r>
+        <w:rPr>
+          <w:rFonts w:ascii="Times New Roman" w:hAnsi="Times New Roman" w:eastAsia="Times New Roman"/>
+          <w:b w:val="0"/>
+          <w:i w:val="0"/>
+          <w:color w:val="000000"/>
+          <w:sz w:val="24"/>
+        </w:rPr>
+        <w:t>UC10 Book own appointment. Patient picks dentist, treatment, date, free slot. Still a normal APT number. bookedBy = PATIENT.</w:t>
+      </w:r>
+    </w:p>
+    <w:p>
+      <w:pPr>
+        <w:spacing w:line="360" w:lineRule="auto" w:after="160" w:before="0"/>
+        <w:ind w:firstLine="720"/>
+      </w:pPr>
+      <w:r>
+        <w:rPr>
+          <w:rFonts w:ascii="Times New Roman" w:hAnsi="Times New Roman" w:eastAsia="Times New Roman"/>
+          <w:b w:val="0"/>
+          <w:i w:val="0"/>
+          <w:color w:val="000000"/>
+          <w:sz w:val="24"/>
+        </w:rPr>
+        <w:t>Validate patient details (included). Always runs in UC2 and UC10. Name, address, phone, date, time go through BookingValidationChain. Fail = nothing saved. Include because you cannot book without this.</w:t>
+      </w:r>
+    </w:p>
+    <w:p>
+      <w:pPr>
+        <w:spacing w:line="360" w:lineRule="auto" w:after="160" w:before="0"/>
+        <w:ind w:firstLine="720"/>
+      </w:pPr>
+      <w:r>
+        <w:rPr>
+          <w:rFonts w:ascii="Times New Roman" w:hAnsi="Times New Roman" w:eastAsia="Times New Roman"/>
+          <w:b w:val="0"/>
+          <w:i w:val="0"/>
+          <w:color w:val="000000"/>
+          <w:sz w:val="24"/>
+        </w:rPr>
+        <w:t>Check dentist slot is free (included). Also always in UC2 and UC10. isSlotTaken() plus a MySQL trigger. Include because double booking would mean it failed.</w:t>
+      </w:r>
+    </w:p>
+    <w:p>
+      <w:pPr>
+        <w:spacing w:line="360" w:lineRule="auto" w:after="160" w:before="0"/>
+        <w:ind w:firstLine="720"/>
+      </w:pPr>
+      <w:r>
+        <w:rPr>
+          <w:rFonts w:ascii="Times New Roman" w:hAnsi="Times New Roman" w:eastAsia="Times New Roman"/>
+          <w:b w:val="0"/>
+          <w:i w:val="0"/>
+          <w:color w:val="000000"/>
+          <w:sz w:val="24"/>
+        </w:rPr>
+        <w:t>Find appointment by number (included). UC4 always loads the visit first. createBill() calls findByNumber(). Reception does not type the filling price by hand.</w:t>
+      </w:r>
+    </w:p>
+    <w:p>
+      <w:pPr>
+        <w:spacing w:line="360" w:lineRule="auto" w:after="160" w:before="0"/>
+        <w:ind w:firstLine="720"/>
+      </w:pPr>
+      <w:r>
+        <w:rPr>
+          <w:rFonts w:ascii="Times New Roman" w:hAnsi="Times New Roman" w:eastAsia="Times New Roman"/>
+          <w:b w:val="0"/>
+          <w:i w:val="0"/>
+          <w:color w:val="000000"/>
+          <w:sz w:val="24"/>
+        </w:rPr>
+        <w:t>Send booking notification (included). After a good insert, onBooked() writes email and SMS rows. No skip button. I dont have Dialog/Mobitel connected, but the row is still written every time, so include.</w:t>
+      </w:r>
+    </w:p>
+    <w:p>
+      <w:pPr>
+        <w:spacing w:line="360" w:lineRule="auto" w:after="160" w:before="0"/>
+        <w:ind w:firstLine="720"/>
+      </w:pPr>
+      <w:r>
+        <w:rPr>
+          <w:rFonts w:ascii="Times New Roman" w:hAnsi="Times New Roman" w:eastAsia="Times New Roman"/>
+          <w:b w:val="0"/>
+          <w:i w:val="0"/>
+          <w:color w:val="000000"/>
+          <w:sz w:val="24"/>
+        </w:rPr>
+        <w:t>Print bill (extends UC4). Bill page already has the three amounts. Print is Ctrl+P. They can look at the total and not print. If I used include it would say you must print to calculate, which is wrong.</w:t>
+      </w:r>
+    </w:p>
+    <w:p>
+      <w:pPr>
+        <w:spacing w:line="360" w:lineRule="auto" w:after="160" w:before="0"/>
+        <w:ind w:firstLine="720"/>
+      </w:pPr>
+      <w:r>
+        <w:rPr>
+          <w:rFonts w:ascii="Times New Roman" w:hAnsi="Times New Roman" w:eastAsia="Times New Roman"/>
+          <w:b w:val="0"/>
+          <w:i w:val="0"/>
+          <w:color w:val="000000"/>
+          <w:sz w:val="24"/>
+        </w:rPr>
+        <w:t>Show QR ticket (extends UC3). Search is done when you find it or you dont. QR only if found.</w:t>
+      </w:r>
+    </w:p>
+    <w:p>
+      <w:pPr>
+        <w:spacing w:line="360" w:lineRule="auto" w:after="160" w:before="0"/>
+        <w:ind w:firstLine="720"/>
+      </w:pPr>
+      <w:r>
+        <w:rPr>
+          <w:rFonts w:ascii="Times New Roman" w:hAnsi="Times New Roman" w:eastAsia="Times New Roman"/>
+          <w:b w:val="0"/>
+          <w:i w:val="0"/>
+          <w:color w:val="000000"/>
+          <w:sz w:val="24"/>
+        </w:rPr>
+        <w:t>Filter reports by date (extends UC7). Opening reports for today is enough. Changing the date is extra.</w:t>
+      </w:r>
+    </w:p>
+    <w:p>
+      <w:pPr>
+        <w:spacing w:line="360" w:lineRule="auto" w:after="160" w:before="0"/>
+        <w:ind w:firstLine="720"/>
+      </w:pPr>
+      <w:r>
+        <w:rPr>
+          <w:rFonts w:ascii="Times New Roman" w:hAnsi="Times New Roman" w:eastAsia="Times New Roman"/>
+          <w:b w:val="0"/>
+          <w:i w:val="0"/>
+          <w:color w:val="000000"/>
+          <w:sz w:val="24"/>
+        </w:rPr>
+        <w:t>When I drew Figure 1 I kept moving the include arrows. First print was include on bill, then I changed it to extend because you can see the total without printing. Notification stayed include because the code always writes the row. QR only after a found search so extend.</w:t>
       </w:r>
     </w:p>
     <w:p>
@@ -2408,7 +2392,7 @@
           <w:color w:val="000000"/>
           <w:sz w:val="28"/>
         </w:rPr>
-        <w:t>3.4  Class diagram and explanation</w:t>
+        <w:t>3.3  Class diagram and functions</w:t>
       </w:r>
     </w:p>
     <w:p>
@@ -2419,7 +2403,7 @@
       <w:r>
         <w:drawing>
           <wp:inline xmlns:a="http://schemas.openxmlformats.org/drawingml/2006/main" xmlns:pic="http://schemas.openxmlformats.org/drawingml/2006/picture">
-            <wp:extent cx="5580000" cy="3666857"/>
+            <wp:extent cx="5580000" cy="4129570"/>
             <wp:docPr id="2" name="Picture 2"/>
             <wp:cNvGraphicFramePr>
               <a:graphicFrameLocks noChangeAspect="1"/>
@@ -2440,7 +2424,7 @@
                   <pic:spPr>
                     <a:xfrm>
                       <a:off x="0" y="0"/>
-                      <a:ext cx="5580000" cy="3666857"/>
+                      <a:ext cx="5580000" cy="4129570"/>
                     </a:xfrm>
                     <a:prstGeom prst="rect"/>
                   </pic:spPr>
@@ -2481,7 +2465,23 @@
           <w:color w:val="000000"/>
           <w:sz w:val="24"/>
         </w:rPr>
-        <w:t>What it represents. Figure 2 is the Java objects I actually coded, not every servlet. It shows multilevel inheritance on the left and Appointment in the middle.</w:t>
+        <w:t>Figure 2 is the main Java classes. Inheritance is Person -&gt; ClinicUser -&gt; StaffUser -&gt; AdminUser, same path for ReceptionUser. Horstmann (2022) has this kind of person tree. Appointment has the number, date, time, status. Bill has the three money fields. Dentist and Treatment come from MySQL. Services do the work, DBConnection is the singleton. MVC is JSP / servlet / service (Buschmann et al., 1996). I tried not to put SQL in the JSP, Martin (2009) is always going on about keeping classes small.</w:t>
+      </w:r>
+    </w:p>
+    <w:p>
+      <w:pPr>
+        <w:spacing w:line="360" w:lineRule="auto" w:before="280" w:after="160"/>
+        <w:ind w:firstLine="0"/>
+      </w:pPr>
+      <w:r>
+        <w:rPr>
+          <w:rFonts w:ascii="Times New Roman" w:hAnsi="Times New Roman" w:eastAsia="Times New Roman"/>
+          <w:b/>
+          <w:i w:val="0"/>
+          <w:color w:val="000000"/>
+          <w:sz w:val="28"/>
+        </w:rPr>
+        <w:t>3.4  Sequence diagrams</w:t>
       </w:r>
     </w:p>
     <w:p>
@@ -2497,55 +2497,7 @@
           <w:color w:val="000000"/>
           <w:sz w:val="24"/>
         </w:rPr>
-        <w:t>What each class does. Person holds name and phone. ClinicUser adds active. Patient adds address and email. StaffUser adds username and role. AdminUser and ReceptionUser add the two can... methods. Appointment holds the number, date, time, status and bookedBy. Bill holds the three money fields. Dentist and Treatment are lookup data. AppointmentService and BillingService are the business layer. DBConnection is the singleton into MySQL.</w:t>
-      </w:r>
-    </w:p>
-    <w:p>
-      <w:pPr>
-        <w:spacing w:line="360" w:lineRule="auto" w:after="160" w:before="0"/>
-        <w:ind w:firstLine="720"/>
-      </w:pPr>
-      <w:r>
-        <w:rPr>
-          <w:rFonts w:ascii="Times New Roman" w:hAnsi="Times New Roman" w:eastAsia="Times New Roman"/>
-          <w:b w:val="0"/>
-          <w:i w:val="0"/>
-          <w:color w:val="000000"/>
-          <w:sz w:val="24"/>
-        </w:rPr>
-        <w:t>Why they are required. Inheritance lets admin and reception share login fields without copying them. Appointment is the row the whole desk cares about. Bill is there so we do not charge twice. Services keep SQL out of the JSP.</w:t>
-      </w:r>
-    </w:p>
-    <w:p>
-      <w:pPr>
-        <w:spacing w:line="360" w:lineRule="auto" w:after="160" w:before="0"/>
-        <w:ind w:firstLine="720"/>
-      </w:pPr>
-      <w:r>
-        <w:rPr>
-          <w:rFonts w:ascii="Times New Roman" w:hAnsi="Times New Roman" w:eastAsia="Times New Roman"/>
-          <w:b w:val="0"/>
-          <w:i w:val="0"/>
-          <w:color w:val="000000"/>
-          <w:sz w:val="24"/>
-        </w:rPr>
-        <w:t>How they interact, step by step. A walk-in becomes a Patient, then AppointmentFactory fills an Appointment linked to Dentist and Treatment. After treatment, BillingService reads the Appointment, asks ConsultationFeeConfig for the fee, uses StandardBillingStrategy, and writes a Bill. One patient has many appointments. One appointment has zero or one bill.</w:t>
-      </w:r>
-    </w:p>
-    <w:p>
-      <w:pPr>
-        <w:spacing w:line="360" w:lineRule="auto" w:after="160" w:before="0"/>
-        <w:ind w:firstLine="720"/>
-      </w:pPr>
-      <w:r>
-        <w:rPr>
-          <w:rFonts w:ascii="Times New Roman" w:hAnsi="Times New Roman" w:eastAsia="Times New Roman"/>
-          <w:b w:val="0"/>
-          <w:i w:val="0"/>
-          <w:color w:val="000000"/>
-          <w:sz w:val="24"/>
-        </w:rPr>
-        <w:t>Link to the code. The packages are com.sunrise.clinic.model, service, dao and pattern. cloneForRebook() is Prototype for the portal. I left servlets off the drawing so it stays readable. MVC is still there: JSP view, servlet controller, service plus model.</w:t>
+        <w:t>Class diagram does not show time so I drew six sequences (Sommerville, 2016; Booch, Rumbaugh and Jacobson, 2005). Each picture then a short note under it. I did not draw staff-admin as a sequence, it is extra.</w:t>
       </w:r>
     </w:p>
     <w:p>
@@ -2561,50 +2513,18 @@
           <w:color w:val="000000"/>
           <w:sz w:val="28"/>
         </w:rPr>
-        <w:t>3.5  Sequence diagrams (one per main function)</w:t>
+        <w:t>3.4.1  Sequence diagram - log in</w:t>
       </w:r>
     </w:p>
     <w:p>
       <w:pPr>
-        <w:spacing w:line="360" w:lineRule="auto" w:after="160" w:before="0"/>
-        <w:ind w:firstLine="720"/>
-      </w:pPr>
-      <w:r>
-        <w:rPr>
-          <w:rFonts w:ascii="Times New Roman" w:hAnsi="Times New Roman" w:eastAsia="Times New Roman"/>
-          <w:b w:val="0"/>
-          <w:i w:val="0"/>
-          <w:color w:val="000000"/>
-          <w:sz w:val="24"/>
-        </w:rPr>
-        <w:t>A class box does not show time. I drew a separate sequence for each required function. I did not put login, booking and billing in one giant ladder (Sommerville, 2016). Each picture names the actor, the JSP, the servlet, the service and MySQL where it is used. Alternative flows sit in alt / opt boxes. I did not draw a sequence for UC8 and UC9. Those screens are admin extras. The important paths for the brief are the six below. UC7 is covered by the reports page and TC28 to TC30 instead of another ladder.</w:t>
-      </w:r>
-    </w:p>
-    <w:p>
-      <w:pPr>
-        <w:spacing w:line="360" w:lineRule="auto" w:before="280" w:after="160"/>
-        <w:ind w:firstLine="0"/>
-      </w:pPr>
-      <w:r>
-        <w:rPr>
-          <w:rFonts w:ascii="Times New Roman" w:hAnsi="Times New Roman" w:eastAsia="Times New Roman"/>
-          <w:b/>
-          <w:i w:val="0"/>
-          <w:color w:val="000000"/>
-          <w:sz w:val="28"/>
-        </w:rPr>
-        <w:t>3.5.1  UC1 Log in</w:t>
-      </w:r>
-    </w:p>
-    <w:p>
-      <w:pPr>
         <w:spacing w:before="120" w:after="120"/>
         <w:jc w:val="center"/>
       </w:pPr>
       <w:r>
         <w:drawing>
           <wp:inline xmlns:a="http://schemas.openxmlformats.org/drawingml/2006/main" xmlns:pic="http://schemas.openxmlformats.org/drawingml/2006/picture">
-            <wp:extent cx="5580000" cy="4127389"/>
+            <wp:extent cx="5580000" cy="4752826"/>
             <wp:docPr id="3" name="Picture 3"/>
             <wp:cNvGraphicFramePr>
               <a:graphicFrameLocks noChangeAspect="1"/>
@@ -2625,7 +2545,7 @@
                   <pic:spPr>
                     <a:xfrm>
                       <a:off x="0" y="0"/>
-                      <a:ext cx="5580000" cy="4127389"/>
+                      <a:ext cx="5580000" cy="4752826"/>
                     </a:xfrm>
                     <a:prstGeom prst="rect"/>
                   </pic:spPr>
@@ -2650,7 +2570,7 @@
           <w:color w:val="000000"/>
           <w:sz w:val="24"/>
         </w:rPr>
-        <w:t>Figure 3: Sequence diagram - staff log in</w:t>
+        <w:t>Figure 3: Sequence diagram for UC1 Log in</w:t>
       </w:r>
     </w:p>
     <w:p>
@@ -2666,55 +2586,7 @@
           <w:color w:val="000000"/>
           <w:sz w:val="24"/>
         </w:rPr>
-        <w:t>What it represents. A staff member signing in before they touch the desk menu.</w:t>
-      </w:r>
-    </w:p>
-    <w:p>
-      <w:pPr>
-        <w:spacing w:line="360" w:lineRule="auto" w:after="160" w:before="0"/>
-        <w:ind w:firstLine="720"/>
-      </w:pPr>
-      <w:r>
-        <w:rPr>
-          <w:rFonts w:ascii="Times New Roman" w:hAnsi="Times New Roman" w:eastAsia="Times New Roman"/>
-          <w:b w:val="0"/>
-          <w:i w:val="0"/>
-          <w:color w:val="000000"/>
-          <w:sz w:val="24"/>
-        </w:rPr>
-        <w:t>Actor: reception or admin. UI: login.jsp. Backend: LoginServlet then AuthService. Database: staff_users through UserDAO.</w:t>
-      </w:r>
-    </w:p>
-    <w:p>
-      <w:pPr>
-        <w:spacing w:line="360" w:lineRule="auto" w:after="160" w:before="0"/>
-        <w:ind w:firstLine="720"/>
-      </w:pPr>
-      <w:r>
-        <w:rPr>
-          <w:rFonts w:ascii="Times New Roman" w:hAnsi="Times New Roman" w:eastAsia="Times New Roman"/>
-          <w:b w:val="0"/>
-          <w:i w:val="0"/>
-          <w:color w:val="000000"/>
-          <w:sz w:val="24"/>
-        </w:rPr>
-        <w:t>Step by step. They type username and password. LoginServlet calls AuthService.login(). If a field is blank, the page stays on login with an error. If the hash does not match, same thing. If the account is inactive, same thing. If MySQL is down, the servlet shows a connection message. On success the StaffUser goes into the session for 30 minutes and the browser moves to menu.jsp. Admin then sees reports. Reception sees register and bill.</w:t>
-      </w:r>
-    </w:p>
-    <w:p>
-      <w:pPr>
-        <w:spacing w:line="360" w:lineRule="auto" w:after="160" w:before="0"/>
-        <w:ind w:firstLine="720"/>
-      </w:pPr>
-      <w:r>
-        <w:rPr>
-          <w:rFonts w:ascii="Times New Roman" w:hAnsi="Times New Roman" w:eastAsia="Times New Roman"/>
-          <w:b w:val="0"/>
-          <w:i w:val="0"/>
-          <w:color w:val="000000"/>
-          <w:sz w:val="24"/>
-        </w:rPr>
-        <w:t>Why it is required. Without login anyone at the kiosk could print bills. How it maps: PasswordUtil, UserDAO.findPasswordHash(), AuthFilter after this point.</w:t>
+        <w:t>Reception or admin type username and password on login.jsp. LoginServlet -&gt; AuthService.login() -&gt; UserDAO, checks the hash. Blank, wrong hash, or inactive = stay on login. MySQL down = connection error. Success puts StaffUser in the session and goes to menu.jsp. Admin sees reports, reception sees register and bill. I tested wrong password a few times, it just stays on the same page with an error, no stack trace on the screen.</w:t>
       </w:r>
     </w:p>
     <w:p>
@@ -2730,7 +2602,7 @@
           <w:color w:val="000000"/>
           <w:sz w:val="28"/>
         </w:rPr>
-        <w:t>3.5.2  UC2 Register appointment</w:t>
+        <w:t>3.4.2  Sequence diagram - register appointment</w:t>
       </w:r>
     </w:p>
     <w:p>
@@ -2741,7 +2613,7 @@
       <w:r>
         <w:drawing>
           <wp:inline xmlns:a="http://schemas.openxmlformats.org/drawingml/2006/main" xmlns:pic="http://schemas.openxmlformats.org/drawingml/2006/picture">
-            <wp:extent cx="5580000" cy="3666857"/>
+            <wp:extent cx="5580000" cy="3975269"/>
             <wp:docPr id="4" name="Picture 4"/>
             <wp:cNvGraphicFramePr>
               <a:graphicFrameLocks noChangeAspect="1"/>
@@ -2762,7 +2634,7 @@
                   <pic:spPr>
                     <a:xfrm>
                       <a:off x="0" y="0"/>
-                      <a:ext cx="5580000" cy="3666857"/>
+                      <a:ext cx="5580000" cy="3975269"/>
                     </a:xfrm>
                     <a:prstGeom prst="rect"/>
                   </pic:spPr>
@@ -2787,7 +2659,7 @@
           <w:color w:val="000000"/>
           <w:sz w:val="24"/>
         </w:rPr>
-        <w:t>Figure 4: Sequence diagram - register a walk-in appointment</w:t>
+        <w:t>Figure 4: Sequence diagram for UC2 Register appointment</w:t>
       </w:r>
     </w:p>
     <w:p>
@@ -2803,55 +2675,7 @@
           <w:color w:val="000000"/>
           <w:sz w:val="24"/>
         </w:rPr>
-        <w:t>What it represents. Reception saving a new visit.</w:t>
-      </w:r>
-    </w:p>
-    <w:p>
-      <w:pPr>
-        <w:spacing w:line="360" w:lineRule="auto" w:after="160" w:before="0"/>
-        <w:ind w:firstLine="720"/>
-      </w:pPr>
-      <w:r>
-        <w:rPr>
-          <w:rFonts w:ascii="Times New Roman" w:hAnsi="Times New Roman" w:eastAsia="Times New Roman"/>
-          <w:b w:val="0"/>
-          <w:i w:val="0"/>
-          <w:color w:val="000000"/>
-          <w:sz w:val="24"/>
-        </w:rPr>
-        <w:t>Actor: reception. UI: register.jsp / AppointmentServlet form. Backend: AppointmentService then StaffBookingProcess (template). Database: patients and appointments. Observer: NotificationService.</w:t>
-      </w:r>
-    </w:p>
-    <w:p>
-      <w:pPr>
-        <w:spacing w:line="360" w:lineRule="auto" w:after="160" w:before="0"/>
-        <w:ind w:firstLine="720"/>
-      </w:pPr>
-      <w:r>
-        <w:rPr>
-          <w:rFonts w:ascii="Times New Roman" w:hAnsi="Times New Roman" w:eastAsia="Times New Roman"/>
-          <w:b w:val="0"/>
-          <w:i w:val="0"/>
-          <w:color w:val="000000"/>
-          <w:sz w:val="24"/>
-        </w:rPr>
-        <w:t>Step by step. They submit name, address, phone, dentist, treatment, date and time. The servlet calls register(). The patient row is inserted. The template always validates (include), always checks the slot (include), asks for the next APT-2026 number, inserts the appointment, then always writes notification rows (include). The page shows the number. If validation fails, ClinicException comes back and nothing is booked. If the slot is taken, the same. Alternative flow: patient portal uses PatientBookingProcess. Only createdBy and bookedBy change.</w:t>
-      </w:r>
-    </w:p>
-    <w:p>
-      <w:pPr>
-        <w:spacing w:line="360" w:lineRule="auto" w:after="160" w:before="0"/>
-        <w:ind w:firstLine="720"/>
-      </w:pPr>
-      <w:r>
-        <w:rPr>
-          <w:rFonts w:ascii="Times New Roman" w:hAnsi="Times New Roman" w:eastAsia="Times New Roman"/>
-          <w:b w:val="0"/>
-          <w:i w:val="0"/>
-          <w:color w:val="000000"/>
-          <w:sz w:val="24"/>
-        </w:rPr>
-        <w:t>Why it is required. This is the paper diary replacement. Link to code: BookingValidationChain, AppointmentDAO.isSlotTaken(), fn_next_appointment_no(), AppointmentFactory.</w:t>
+        <w:t>Reception submits the walk-in form. AppointmentServlet -&gt; register(). Patient row first, then StaffBookingProcess: validate, check slot, next APT number, insert, notify. Page shows the number. If validation or slot fails, ClinicException and nothing saved. Online booking is PatientBookingProcess, same steps, different bookedBy. I tried booking two fillings for the same dentist at 10.30 and the second one was rejected, which is the whole point of the diary replacement.</w:t>
       </w:r>
     </w:p>
     <w:p>
@@ -2867,7 +2691,7 @@
           <w:color w:val="000000"/>
           <w:sz w:val="28"/>
         </w:rPr>
-        <w:t>3.5.3  UC3 Search appointment</w:t>
+        <w:t>3.4.3  Sequence diagram - search appointment</w:t>
       </w:r>
     </w:p>
     <w:p>
@@ -2878,7 +2702,7 @@
       <w:r>
         <w:drawing>
           <wp:inline xmlns:a="http://schemas.openxmlformats.org/drawingml/2006/main" xmlns:pic="http://schemas.openxmlformats.org/drawingml/2006/picture">
-            <wp:extent cx="5580000" cy="3495493"/>
+            <wp:extent cx="5580000" cy="4067349"/>
             <wp:docPr id="5" name="Picture 5"/>
             <wp:cNvGraphicFramePr>
               <a:graphicFrameLocks noChangeAspect="1"/>
@@ -2899,7 +2723,7 @@
                   <pic:spPr>
                     <a:xfrm>
                       <a:off x="0" y="0"/>
-                      <a:ext cx="5580000" cy="3495493"/>
+                      <a:ext cx="5580000" cy="4067349"/>
                     </a:xfrm>
                     <a:prstGeom prst="rect"/>
                   </pic:spPr>
@@ -2924,7 +2748,7 @@
           <w:color w:val="000000"/>
           <w:sz w:val="24"/>
         </w:rPr>
-        <w:t>Figure 5: Sequence diagram - search by appointment number</w:t>
+        <w:t>Figure 5: Sequence diagram for UC3 Search appointment</w:t>
       </w:r>
     </w:p>
     <w:p>
@@ -2940,55 +2764,7 @@
           <w:color w:val="000000"/>
           <w:sz w:val="24"/>
         </w:rPr>
-        <w:t>What it represents. Looking up one visit.</w:t>
-      </w:r>
-    </w:p>
-    <w:p>
-      <w:pPr>
-        <w:spacing w:line="360" w:lineRule="auto" w:after="160" w:before="0"/>
-        <w:ind w:firstLine="720"/>
-      </w:pPr>
-      <w:r>
-        <w:rPr>
-          <w:rFonts w:ascii="Times New Roman" w:hAnsi="Times New Roman" w:eastAsia="Times New Roman"/>
-          <w:b w:val="0"/>
-          <w:i w:val="0"/>
-          <w:color w:val="000000"/>
-          <w:sz w:val="24"/>
-        </w:rPr>
-        <w:t>Actor: reception or admin. UI: search.jsp. Backend: SearchServlet, AppointmentService. Database: appointments joined to patient, dentist and treatment.</w:t>
-      </w:r>
-    </w:p>
-    <w:p>
-      <w:pPr>
-        <w:spacing w:line="360" w:lineRule="auto" w:after="160" w:before="0"/>
-        <w:ind w:firstLine="720"/>
-      </w:pPr>
-      <w:r>
-        <w:rPr>
-          <w:rFonts w:ascii="Times New Roman" w:hAnsi="Times New Roman" w:eastAsia="Times New Roman"/>
-          <w:b w:val="0"/>
-          <w:i w:val="0"/>
-          <w:color w:val="000000"/>
-          <w:sz w:val="24"/>
-        </w:rPr>
-        <w:t>Step by step. They type APT-2026-0001. If the box is empty, the service throws. If the number is unknown, they see not found. If it exists, the details appear. Optional extend: the page can request the QR image. A failed search does not call QR.</w:t>
-      </w:r>
-    </w:p>
-    <w:p>
-      <w:pPr>
-        <w:spacing w:line="360" w:lineRule="auto" w:after="160" w:before="0"/>
-        <w:ind w:firstLine="720"/>
-      </w:pPr>
-      <w:r>
-        <w:rPr>
-          <w:rFonts w:ascii="Times New Roman" w:hAnsi="Times New Roman" w:eastAsia="Times New Roman"/>
-          <w:b w:val="0"/>
-          <w:i w:val="0"/>
-          <w:color w:val="000000"/>
-          <w:sz w:val="24"/>
-        </w:rPr>
-        <w:t>Why it is required. The brief says search and display by number. Link to code: findByNumber(), search.jsp, QrServlet.</w:t>
+        <w:t>Staff type APT-2026-0001 on search.jsp. findByNumber(). Empty box = error. Unknown number = not found. If it exists you see the details. QR is extend, only after a hit. Failed search does not call QrServlet. I used APT-2026-9999 as a not-found test.</w:t>
       </w:r>
     </w:p>
     <w:p>
@@ -3004,7 +2780,7 @@
           <w:color w:val="000000"/>
           <w:sz w:val="28"/>
         </w:rPr>
-        <w:t>3.5.4  UC4 Calculate bill</w:t>
+        <w:t>3.4.4  Sequence diagram - calculate bill</w:t>
       </w:r>
     </w:p>
     <w:p>
@@ -3015,7 +2791,7 @@
       <w:r>
         <w:drawing>
           <wp:inline xmlns:a="http://schemas.openxmlformats.org/drawingml/2006/main" xmlns:pic="http://schemas.openxmlformats.org/drawingml/2006/picture">
-            <wp:extent cx="5580000" cy="3666857"/>
+            <wp:extent cx="5580000" cy="3983928"/>
             <wp:docPr id="6" name="Picture 6"/>
             <wp:cNvGraphicFramePr>
               <a:graphicFrameLocks noChangeAspect="1"/>
@@ -3036,7 +2812,7 @@
                   <pic:spPr>
                     <a:xfrm>
                       <a:off x="0" y="0"/>
-                      <a:ext cx="5580000" cy="3666857"/>
+                      <a:ext cx="5580000" cy="3983928"/>
                     </a:xfrm>
                     <a:prstGeom prst="rect"/>
                   </pic:spPr>
@@ -3061,7 +2837,7 @@
           <w:color w:val="000000"/>
           <w:sz w:val="24"/>
         </w:rPr>
-        <w:t>Figure 6: Sequence diagram - calculate and show a bill</w:t>
+        <w:t>Figure 6: Sequence diagram for UC4 Calculate bill</w:t>
       </w:r>
     </w:p>
     <w:p>
@@ -3077,55 +2853,7 @@
           <w:color w:val="000000"/>
           <w:sz w:val="24"/>
         </w:rPr>
-        <w:t>What it represents. Turning a booked visit into money.</w:t>
-      </w:r>
-    </w:p>
-    <w:p>
-      <w:pPr>
-        <w:spacing w:line="360" w:lineRule="auto" w:after="160" w:before="0"/>
-        <w:ind w:firstLine="720"/>
-      </w:pPr>
-      <w:r>
-        <w:rPr>
-          <w:rFonts w:ascii="Times New Roman" w:hAnsi="Times New Roman" w:eastAsia="Times New Roman"/>
-          <w:b w:val="0"/>
-          <w:i w:val="0"/>
-          <w:color w:val="000000"/>
-          <w:sz w:val="24"/>
-        </w:rPr>
-        <w:t>Actor: reception. UI: bill.jsp. Backend: BillServlet, BillingService, AppointmentState, ConsultationFeeConfig, StandardBillingStrategy. Database: appointments, clinic_settings, bills.</w:t>
-      </w:r>
-    </w:p>
-    <w:p>
-      <w:pPr>
-        <w:spacing w:line="360" w:lineRule="auto" w:after="160" w:before="0"/>
-        <w:ind w:firstLine="720"/>
-      </w:pPr>
-      <w:r>
-        <w:rPr>
-          <w:rFonts w:ascii="Times New Roman" w:hAnsi="Times New Roman" w:eastAsia="Times New Roman"/>
-          <w:b w:val="0"/>
-          <w:i w:val="0"/>
-          <w:color w:val="000000"/>
-          <w:sz w:val="24"/>
-        </w:rPr>
-        <w:t>Step by step. They enter the number. The service always finds the appointment first (include). If status is not BOOKED, State blocks the bill. If a bill already exists, the old one is returned (no second insert). Otherwise the singleton reads the fee, the strategy adds it to the treatment cost, the bill is saved and the visit becomes COMPLETED. Optional extend: they print from the browser.</w:t>
-      </w:r>
-    </w:p>
-    <w:p>
-      <w:pPr>
-        <w:spacing w:line="360" w:lineRule="auto" w:after="160" w:before="0"/>
-        <w:ind w:firstLine="720"/>
-      </w:pPr>
-      <w:r>
-        <w:rPr>
-          <w:rFonts w:ascii="Times New Roman" w:hAnsi="Times New Roman" w:eastAsia="Times New Roman"/>
-          <w:b w:val="0"/>
-          <w:i w:val="0"/>
-          <w:color w:val="000000"/>
-          <w:sz w:val="24"/>
-        </w:rPr>
-        <w:t>Why it is required. Paper bills were wrong. Link to code: createBill(), billDAO.insert(), markCompleted().</w:t>
+        <w:t>Reception types the number on bill.jsp. createBill() finds the appointment first (include). Not BOOKED = State blocks it. Bill already there = show the old one. Else fee from ConsultationFeeConfig, strategy adds treatment + fee, save, mark COMPLETED. Print is extend, Ctrl+P after the amounts are on screen. Filling 8000 + fee 1500 was 9500 when I printed it.</w:t>
       </w:r>
     </w:p>
     <w:p>
@@ -3141,7 +2869,7 @@
           <w:color w:val="000000"/>
           <w:sz w:val="28"/>
         </w:rPr>
-        <w:t>3.5.5  UC5 View help</w:t>
+        <w:t>3.4.5  Sequence diagram - view help</w:t>
       </w:r>
     </w:p>
     <w:p>
@@ -3152,7 +2880,7 @@
       <w:r>
         <w:drawing>
           <wp:inline xmlns:a="http://schemas.openxmlformats.org/drawingml/2006/main" xmlns:pic="http://schemas.openxmlformats.org/drawingml/2006/picture">
-            <wp:extent cx="5580000" cy="5718757"/>
+            <wp:extent cx="5580000" cy="6522790"/>
             <wp:docPr id="7" name="Picture 7"/>
             <wp:cNvGraphicFramePr>
               <a:graphicFrameLocks noChangeAspect="1"/>
@@ -3173,7 +2901,7 @@
                   <pic:spPr>
                     <a:xfrm>
                       <a:off x="0" y="0"/>
-                      <a:ext cx="5580000" cy="5718757"/>
+                      <a:ext cx="5580000" cy="6522790"/>
                     </a:xfrm>
                     <a:prstGeom prst="rect"/>
                   </pic:spPr>
@@ -3198,7 +2926,7 @@
           <w:color w:val="000000"/>
           <w:sz w:val="24"/>
         </w:rPr>
-        <w:t>Figure 7: Sequence diagram - view help</w:t>
+        <w:t>Figure 7: Sequence diagram for UC5 View help</w:t>
       </w:r>
     </w:p>
     <w:p>
@@ -3214,55 +2942,7 @@
           <w:color w:val="000000"/>
           <w:sz w:val="24"/>
         </w:rPr>
-        <w:t>What it represents. A new staff member reading how to use the desk.</w:t>
-      </w:r>
-    </w:p>
-    <w:p>
-      <w:pPr>
-        <w:spacing w:line="360" w:lineRule="auto" w:after="160" w:before="0"/>
-        <w:ind w:firstLine="720"/>
-      </w:pPr>
-      <w:r>
-        <w:rPr>
-          <w:rFonts w:ascii="Times New Roman" w:hAnsi="Times New Roman" w:eastAsia="Times New Roman"/>
-          <w:b w:val="0"/>
-          <w:i w:val="0"/>
-          <w:color w:val="000000"/>
-          <w:sz w:val="24"/>
-        </w:rPr>
-        <w:t>Actor: staff. UI: help.jsp. Backend: HelpServlet, HelpService. No extra table is required. The session already has staffUser.</w:t>
-      </w:r>
-    </w:p>
-    <w:p>
-      <w:pPr>
-        <w:spacing w:line="360" w:lineRule="auto" w:after="160" w:before="0"/>
-        <w:ind w:firstLine="720"/>
-      </w:pPr>
-      <w:r>
-        <w:rPr>
-          <w:rFonts w:ascii="Times New Roman" w:hAnsi="Times New Roman" w:eastAsia="Times New Roman"/>
-          <w:b w:val="0"/>
-          <w:i w:val="0"/>
-          <w:color w:val="000000"/>
-          <w:sz w:val="24"/>
-        </w:rPr>
-        <w:t>Step by step. They click Help. The servlet reads the role. Admin gets catalogue and reports steps. Reception gets walk-in and bill steps. A guest never reaches this sequence because AuthFilter sends them to login.</w:t>
-      </w:r>
-    </w:p>
-    <w:p>
-      <w:pPr>
-        <w:spacing w:line="360" w:lineRule="auto" w:after="160" w:before="0"/>
-        <w:ind w:firstLine="720"/>
-      </w:pPr>
-      <w:r>
-        <w:rPr>
-          <w:rFonts w:ascii="Times New Roman" w:hAnsi="Times New Roman" w:eastAsia="Times New Roman"/>
-          <w:b w:val="0"/>
-          <w:i w:val="0"/>
-          <w:color w:val="000000"/>
-          <w:sz w:val="24"/>
-        </w:rPr>
-        <w:t>Why it is required. The brief asks for help so new staff can learn the system. Link to code: HelpService.adminSteps() and receptionSteps().</w:t>
+        <w:t>Click Help. HelpServlet looks at the role. Reception gets walk-in/bill steps, admin gets staff/reports. No extra table. AuthFilter stops guests. I copied the wrong help onto both roles at first, then split HelpService.</w:t>
       </w:r>
     </w:p>
     <w:p>
@@ -3278,7 +2958,7 @@
           <w:color w:val="000000"/>
           <w:sz w:val="28"/>
         </w:rPr>
-        <w:t>3.5.6  UC6 Exit / log out</w:t>
+        <w:t>3.4.6  Sequence diagram - exit / log out</w:t>
       </w:r>
     </w:p>
     <w:p>
@@ -3289,7 +2969,7 @@
       <w:r>
         <w:drawing>
           <wp:inline xmlns:a="http://schemas.openxmlformats.org/drawingml/2006/main" xmlns:pic="http://schemas.openxmlformats.org/drawingml/2006/picture">
-            <wp:extent cx="5580000" cy="5570346"/>
+            <wp:extent cx="5580000" cy="6409459"/>
             <wp:docPr id="8" name="Picture 8"/>
             <wp:cNvGraphicFramePr>
               <a:graphicFrameLocks noChangeAspect="1"/>
@@ -3310,7 +2990,7 @@
                   <pic:spPr>
                     <a:xfrm>
                       <a:off x="0" y="0"/>
-                      <a:ext cx="5580000" cy="5570346"/>
+                      <a:ext cx="5580000" cy="6409459"/>
                     </a:xfrm>
                     <a:prstGeom prst="rect"/>
                   </pic:spPr>
@@ -3335,7 +3015,7 @@
           <w:color w:val="000000"/>
           <w:sz w:val="24"/>
         </w:rPr>
-        <w:t>Figure 8: Sequence diagram - exit / log out</w:t>
+        <w:t>Figure 8: Sequence diagram for UC6 Exit</w:t>
       </w:r>
     </w:p>
     <w:p>
@@ -3351,55 +3031,7 @@
           <w:color w:val="000000"/>
           <w:sz w:val="24"/>
         </w:rPr>
-        <w:t>What it represents. Leaving the system safely.</w:t>
-      </w:r>
-    </w:p>
-    <w:p>
-      <w:pPr>
-        <w:spacing w:line="360" w:lineRule="auto" w:after="160" w:before="0"/>
-        <w:ind w:firstLine="720"/>
-      </w:pPr>
-      <w:r>
-        <w:rPr>
-          <w:rFonts w:ascii="Times New Roman" w:hAnsi="Times New Roman" w:eastAsia="Times New Roman"/>
-          <w:b w:val="0"/>
-          <w:i w:val="0"/>
-          <w:color w:val="000000"/>
-          <w:sz w:val="24"/>
-        </w:rPr>
-        <w:t>Actor: staff or patient. UI: Exit link. Backend: LogoutServlet. No MySQL write.</w:t>
-      </w:r>
-    </w:p>
-    <w:p>
-      <w:pPr>
-        <w:spacing w:line="360" w:lineRule="auto" w:after="160" w:before="0"/>
-        <w:ind w:firstLine="720"/>
-      </w:pPr>
-      <w:r>
-        <w:rPr>
-          <w:rFonts w:ascii="Times New Roman" w:hAnsi="Times New Roman" w:eastAsia="Times New Roman"/>
-          <w:b w:val="0"/>
-          <w:i w:val="0"/>
-          <w:color w:val="000000"/>
-          <w:sz w:val="24"/>
-        </w:rPr>
-        <w:t>Step by step. They click Exit. If a session exists it is invalidated. The browser goes to the public home page. Alternative: there is already no session; the servlet still redirects home. The next person cannot press Back into a live bill page because AuthFilter and no-cache headers block it.</w:t>
-      </w:r>
-    </w:p>
-    <w:p>
-      <w:pPr>
-        <w:spacing w:line="360" w:lineRule="auto" w:after="160" w:before="0"/>
-        <w:ind w:firstLine="720"/>
-      </w:pPr>
-      <w:r>
-        <w:rPr>
-          <w:rFonts w:ascii="Times New Roman" w:hAnsi="Times New Roman" w:eastAsia="Times New Roman"/>
-          <w:b w:val="0"/>
-          <w:i w:val="0"/>
-          <w:color w:val="000000"/>
-          <w:sz w:val="24"/>
-        </w:rPr>
-        <w:t>Why it is required. The brief says exit safely. On a website that means logout, not closing a .exe.</w:t>
+        <w:t>Click Exit. LogoutServlet kills the session if there is one and redirects. Staff -&gt; home page, patients -&gt; patient login. No MySQL write. Back button should not open the last bill because of AuthFilter. On a shared reception PC this matters more than closing a window.</w:t>
       </w:r>
     </w:p>
     <w:p>
@@ -3431,7 +3063,7 @@
           <w:color w:val="000000"/>
           <w:sz w:val="24"/>
         </w:rPr>
-        <w:t>I coded Java 17, Maven WAR sunrise-clinic, NetBeans, Tomcat 10.1, MySQL 8. The URL is http://localhost:8080/sunrise-clinic. JSPs do not contain SQL. Browser to servlet to service to DAO to MySQL. AuthFilter plus ReceptionAccessPolicy and AdminAccessPolicy decide the menu. If I add a dentist in MySQL, the dropdown shows it after refresh. That live read is why day 5 has a catalogue commit. The homepage slider is only skin. It does not book a patient. I mention that so a marker does not think the slider is a missing use case.</w:t>
+        <w:t>I coded Java 17, Maven WAR sunrise-clinic, NetBeans, Tomcat 10.1, MySQL 8 (Oracle, 2021; Apache Software Foundation, 2024; Oracle, 2024). URL is http://localhost:8080/sunrise-clinic. Request goes browser -&gt; servlet -&gt; service -&gt; DAO -&gt; MySQL (Fowler, 2002). If I add a dentist in the catalogue it shows in the dropdown after I refresh.</w:t>
       </w:r>
     </w:p>
     <w:p>
@@ -3447,18 +3079,34 @@
           <w:color w:val="000000"/>
           <w:sz w:val="24"/>
         </w:rPr>
-        <w:t>Reception menu: Register, Search, Bill, Help, Exit. Admin menu: Reports, Staff, Catalogue, Search, Help, Exit. The register form uses live dentist and treatment lists. Search shows the QR. Bill shows fee, treatment and total. Help text changes with role. Exit calls /logout.</w:t>
+        <w:t>On my laptop I import sunrise_clinic.sql once, set db.properties, then mvn package and copy the WAR into Tomcat webapps. Logins I used while writing this report: admin / Admin@123, reception / Staff@123, kamal@sunrise.lk / Patient@123. If Tomcat is already running I just refresh. The homepage text is normal clinic wording now, not a long advert. Staff login is a simple form. After reception login the six jobs are on the menu the same as the brief.</w:t>
       </w:r>
     </w:p>
     <w:p>
       <w:pPr>
+        <w:spacing w:line="360" w:lineRule="auto" w:after="160" w:before="0"/>
+        <w:ind w:firstLine="720"/>
+      </w:pPr>
+      <w:r>
+        <w:rPr>
+          <w:rFonts w:ascii="Times New Roman" w:hAnsi="Times New Roman" w:eastAsia="Times New Roman"/>
+          <w:b w:val="0"/>
+          <w:i w:val="0"/>
+          <w:color w:val="000000"/>
+          <w:sz w:val="24"/>
+        </w:rPr>
+        <w:t>Screenshots below are from my Tomcat. Reception menu is Register, Search, Bill, Help, Exit. Admin is Reports, Staff, Catalogue, Search, Help, Exit. Search shows QR. Bill shows fee, treatment, total.</w:t>
+      </w:r>
+    </w:p>
+    <w:p>
+      <w:pPr>
         <w:spacing w:before="120" w:after="120"/>
         <w:jc w:val="center"/>
       </w:pPr>
       <w:r>
         <w:drawing>
           <wp:inline xmlns:a="http://schemas.openxmlformats.org/drawingml/2006/main" xmlns:pic="http://schemas.openxmlformats.org/drawingml/2006/picture">
-            <wp:extent cx="5580000" cy="3085275"/>
+            <wp:extent cx="5580000" cy="2935190"/>
             <wp:docPr id="9" name="Picture 9"/>
             <wp:cNvGraphicFramePr>
               <a:graphicFrameLocks noChangeAspect="1"/>
@@ -3479,7 +3127,7 @@
                   <pic:spPr>
                     <a:xfrm>
                       <a:off x="0" y="0"/>
-                      <a:ext cx="5580000" cy="3085275"/>
+                      <a:ext cx="5580000" cy="2935190"/>
                     </a:xfrm>
                     <a:prstGeom prst="rect"/>
                   </pic:spPr>
@@ -3515,7 +3163,7 @@
       <w:r>
         <w:drawing>
           <wp:inline xmlns:a="http://schemas.openxmlformats.org/drawingml/2006/main" xmlns:pic="http://schemas.openxmlformats.org/drawingml/2006/picture">
-            <wp:extent cx="5580000" cy="3085275"/>
+            <wp:extent cx="5580000" cy="2935190"/>
             <wp:docPr id="10" name="Picture 10"/>
             <wp:cNvGraphicFramePr>
               <a:graphicFrameLocks noChangeAspect="1"/>
@@ -3536,7 +3184,7 @@
                   <pic:spPr>
                     <a:xfrm>
                       <a:off x="0" y="0"/>
-                      <a:ext cx="5580000" cy="3085275"/>
+                      <a:ext cx="5580000" cy="2935190"/>
                     </a:xfrm>
                     <a:prstGeom prst="rect"/>
                   </pic:spPr>
@@ -3572,7 +3220,7 @@
       <w:r>
         <w:drawing>
           <wp:inline xmlns:a="http://schemas.openxmlformats.org/drawingml/2006/main" xmlns:pic="http://schemas.openxmlformats.org/drawingml/2006/picture">
-            <wp:extent cx="5580000" cy="3085275"/>
+            <wp:extent cx="5580000" cy="2935190"/>
             <wp:docPr id="11" name="Picture 11"/>
             <wp:cNvGraphicFramePr>
               <a:graphicFrameLocks noChangeAspect="1"/>
@@ -3593,7 +3241,7 @@
                   <pic:spPr>
                     <a:xfrm>
                       <a:off x="0" y="0"/>
-                      <a:ext cx="5580000" cy="3085275"/>
+                      <a:ext cx="5580000" cy="2935190"/>
                     </a:xfrm>
                     <a:prstGeom prst="rect"/>
                   </pic:spPr>
@@ -3629,7 +3277,7 @@
       <w:r>
         <w:drawing>
           <wp:inline xmlns:a="http://schemas.openxmlformats.org/drawingml/2006/main" xmlns:pic="http://schemas.openxmlformats.org/drawingml/2006/picture">
-            <wp:extent cx="5580000" cy="3085275"/>
+            <wp:extent cx="5580000" cy="2935190"/>
             <wp:docPr id="12" name="Picture 12"/>
             <wp:cNvGraphicFramePr>
               <a:graphicFrameLocks noChangeAspect="1"/>
@@ -3650,7 +3298,7 @@
                   <pic:spPr>
                     <a:xfrm>
                       <a:off x="0" y="0"/>
-                      <a:ext cx="5580000" cy="3085275"/>
+                      <a:ext cx="5580000" cy="2935190"/>
                     </a:xfrm>
                     <a:prstGeom prst="rect"/>
                   </pic:spPr>
@@ -3686,7 +3334,7 @@
       <w:r>
         <w:drawing>
           <wp:inline xmlns:a="http://schemas.openxmlformats.org/drawingml/2006/main" xmlns:pic="http://schemas.openxmlformats.org/drawingml/2006/picture">
-            <wp:extent cx="5580000" cy="3085275"/>
+            <wp:extent cx="5580000" cy="2935190"/>
             <wp:docPr id="13" name="Picture 13"/>
             <wp:cNvGraphicFramePr>
               <a:graphicFrameLocks noChangeAspect="1"/>
@@ -3707,7 +3355,7 @@
                   <pic:spPr>
                     <a:xfrm>
                       <a:off x="0" y="0"/>
-                      <a:ext cx="5580000" cy="3085275"/>
+                      <a:ext cx="5580000" cy="2935190"/>
                     </a:xfrm>
                     <a:prstGeom prst="rect"/>
                   </pic:spPr>
@@ -3743,7 +3391,7 @@
       <w:r>
         <w:drawing>
           <wp:inline xmlns:a="http://schemas.openxmlformats.org/drawingml/2006/main" xmlns:pic="http://schemas.openxmlformats.org/drawingml/2006/picture">
-            <wp:extent cx="5580000" cy="3085275"/>
+            <wp:extent cx="5580000" cy="2935190"/>
             <wp:docPr id="14" name="Picture 14"/>
             <wp:cNvGraphicFramePr>
               <a:graphicFrameLocks noChangeAspect="1"/>
@@ -3764,7 +3412,7 @@
                   <pic:spPr>
                     <a:xfrm>
                       <a:off x="0" y="0"/>
-                      <a:ext cx="5580000" cy="3085275"/>
+                      <a:ext cx="5580000" cy="2935190"/>
                     </a:xfrm>
                     <a:prstGeom prst="rect"/>
                   </pic:spPr>
@@ -3800,7 +3448,7 @@
       <w:r>
         <w:drawing>
           <wp:inline xmlns:a="http://schemas.openxmlformats.org/drawingml/2006/main" xmlns:pic="http://schemas.openxmlformats.org/drawingml/2006/picture">
-            <wp:extent cx="5580000" cy="3085275"/>
+            <wp:extent cx="5580000" cy="2935190"/>
             <wp:docPr id="15" name="Picture 15"/>
             <wp:cNvGraphicFramePr>
               <a:graphicFrameLocks noChangeAspect="1"/>
@@ -3821,7 +3469,7 @@
                   <pic:spPr>
                     <a:xfrm>
                       <a:off x="0" y="0"/>
-                      <a:ext cx="5580000" cy="3085275"/>
+                      <a:ext cx="5580000" cy="2935190"/>
                     </a:xfrm>
                     <a:prstGeom prst="rect"/>
                   </pic:spPr>
@@ -3862,7 +3510,7 @@
           <w:color w:val="000000"/>
           <w:sz w:val="24"/>
         </w:rPr>
-        <w:t>Validation is the include from Figure 1: name, address, phone, date, time. Phone is 10 digits starting with 0, or +94 and nine digits. Java checks the slot. The trigger is the second lock. The schema is sunrise_clinic.sql. Tables: staff_users, patients, dentists, treatments, appointments, bills, clinic_settings. Passwords are SHA-256 with a salt. The fee starts at LKR 1500.00.</w:t>
+        <w:t>Problems I hit: first Tomcat 10 vs javax vs jakarta, I had to change imports. MySQL trigger blocked a booking Java had already checked, then I realised I was testing with a cancelled row still counted. Admin and reception sharing one menu looked wrong so I split it on day 5. Slider on the home page is only look, it does not book anyone.</w:t>
       </w:r>
     </w:p>
     <w:p>
@@ -3878,7 +3526,7 @@
           <w:color w:val="000000"/>
           <w:sz w:val="24"/>
         </w:rPr>
-        <w:t>REST URLs reuse the same services: POST /api/auth/login, POST /api/appointments, GET /api/appointments/APT-2026-0001, POST and GET /api/bills/{number}, GET /api/slots. That is the web-service mark. I am not hosting this on the public internet.</w:t>
+        <w:t>Name, address, phone, date, time get checked before save. Phone is 10 digits starting 0, or +94. Java checks the slot and there is also a MySQL trigger. Tables are in sunrise_clinic.sql (Elmasri and Navathe, 2016). Passwords are SHA-256 with a salt, OWASP Foundation (2021) says dont store plain passwords. Fee starts at LKR 1500.</w:t>
       </w:r>
     </w:p>
     <w:p>
@@ -3894,7 +3542,7 @@
           <w:color w:val="000000"/>
           <w:sz w:val="24"/>
         </w:rPr>
-        <w:t>Admin reports show three Chart.js charts: doughnut for status, bar for income, line for seven days. Reception cannot open that page. The portal, staff admin and catalogue are extras from the same clinic, not a second assignment.</w:t>
+        <w:t>REST is POST /api/auth/login, POST /api/appointments, GET /api/appointments/APT-2026-0001 and the bill/slot URLs (Fielding, 2000). I am running this on localhost only. Admin reports have three Chart.js charts. Reception cannot open that page.</w:t>
       </w:r>
     </w:p>
     <w:p>
@@ -3926,7 +3574,23 @@
           <w:color w:val="000000"/>
           <w:sz w:val="24"/>
         </w:rPr>
-        <w:t>I picked patterns that sit on booking, billing and access, not a list copied from a poster (Gamma et al., 1995). They match Figure 2 and the sequence diagrams. I did not add a pattern for a feature that does not exist.</w:t>
+        <w:t>I put patterns on booking and billing. Gamma et al. (1995) is the main book. Freeman et al. (2004) was easier when I was stuck on Observer. Package is com.sunrise.clinic.pattern. I will go through each one I actually coded.</w:t>
+      </w:r>
+    </w:p>
+    <w:p>
+      <w:pPr>
+        <w:spacing w:line="360" w:lineRule="auto" w:before="280" w:after="160"/>
+        <w:ind w:firstLine="0"/>
+      </w:pPr>
+      <w:r>
+        <w:rPr>
+          <w:rFonts w:ascii="Times New Roman" w:hAnsi="Times New Roman" w:eastAsia="Times New Roman"/>
+          <w:b/>
+          <w:i w:val="0"/>
+          <w:color w:val="000000"/>
+          <w:sz w:val="28"/>
+        </w:rPr>
+        <w:t>5.1  Singleton</w:t>
       </w:r>
     </w:p>
     <w:p>
@@ -3942,7 +3606,23 @@
           <w:color w:val="000000"/>
           <w:sz w:val="24"/>
         </w:rPr>
-        <w:t>Singleton: DBConnection, ConsultationFeeConfig, QrCodeService. One MySQL setup, one fee, one QR helper. Factory: AppointmentFactory. Abstract Factory: ClinicNotificationFactory for email and SMS adapters together. Builder: QrTicketBuilder. Prototype: Appointment.cloneForRebook().</w:t>
+        <w:t>Singleton is one object for the whole app (Gamma et al., 1995). DBConnection reads db.properties once. If every DAO opened its own properties file I would forget to change the password in one of them. ConsultationFeeConfig.getInstance() reads the fee from clinic_settings so every bill uses the same number. If admin changes the fee on the catalogue page the next bill picks it up. QrCodeService is also one instance, it just makes PNG bytes. Test consultationFeeConfigIsSingleton() checks getInstance() twice and it is the same object.</w:t>
+      </w:r>
+    </w:p>
+    <w:p>
+      <w:pPr>
+        <w:spacing w:line="360" w:lineRule="auto" w:before="280" w:after="160"/>
+        <w:ind w:firstLine="0"/>
+      </w:pPr>
+      <w:r>
+        <w:rPr>
+          <w:rFonts w:ascii="Times New Roman" w:hAnsi="Times New Roman" w:eastAsia="Times New Roman"/>
+          <w:b/>
+          <w:i w:val="0"/>
+          <w:color w:val="000000"/>
+          <w:sz w:val="28"/>
+        </w:rPr>
+        <w:t>5.2  Factory Method</w:t>
       </w:r>
     </w:p>
     <w:p>
@@ -3958,7 +3638,23 @@
           <w:color w:val="000000"/>
           <w:sz w:val="24"/>
         </w:rPr>
-        <w:t>Adapter: EmailChannelAdapter and SmsChannelAdapter. Decorator: QrConfirmationDecorator. Facade: QrCodeService over ZXing. Proxy: AuditedAppointmentService for cancel logging.</w:t>
+        <w:t>I did not want AppointmentServlet calling new Appointment with a long constructor. AppointmentFactory fills dentist, treatment, date, time and BOOKED. The servlet just passes the form strings. If I add a field later I change the factory, not five servlets.</w:t>
+      </w:r>
+    </w:p>
+    <w:p>
+      <w:pPr>
+        <w:spacing w:line="360" w:lineRule="auto" w:before="280" w:after="160"/>
+        <w:ind w:firstLine="0"/>
+      </w:pPr>
+      <w:r>
+        <w:rPr>
+          <w:rFonts w:ascii="Times New Roman" w:hAnsi="Times New Roman" w:eastAsia="Times New Roman"/>
+          <w:b/>
+          <w:i w:val="0"/>
+          <w:color w:val="000000"/>
+          <w:sz w:val="28"/>
+        </w:rPr>
+        <w:t>5.3  Abstract Factory</w:t>
       </w:r>
     </w:p>
     <w:p>
@@ -3974,7 +3670,23 @@
           <w:color w:val="000000"/>
           <w:sz w:val="24"/>
         </w:rPr>
-        <w:t>Template Method: BookingTemplate, used in Figure 4 by staff and by the portal. Chain of Responsibility: the validation include. Observer: NotificationService, the include after save. Strategy: StandardBillingStrategy on Figure 6, and AdminAccessPolicy / ReceptionAccessPolicy for the two menus. Command: CancelAppointmentCommand. State: AppointmentState on Figure 6.</w:t>
+        <w:t>ClinicNotificationFactory makes the email sender and the SMS sender together. BookingTemplate asks the factory, it does not new EmailChannelAdapter itself. Right now both adapters only write a row in notifications. If I ever plug in a real SMS API I can swap the factory and leave the booking code.</w:t>
+      </w:r>
+    </w:p>
+    <w:p>
+      <w:pPr>
+        <w:spacing w:line="360" w:lineRule="auto" w:before="280" w:after="160"/>
+        <w:ind w:firstLine="0"/>
+      </w:pPr>
+      <w:r>
+        <w:rPr>
+          <w:rFonts w:ascii="Times New Roman" w:hAnsi="Times New Roman" w:eastAsia="Times New Roman"/>
+          <w:b/>
+          <w:i w:val="0"/>
+          <w:color w:val="000000"/>
+          <w:sz w:val="28"/>
+        </w:rPr>
+        <w:t>5.4  Builder</w:t>
       </w:r>
     </w:p>
     <w:p>
@@ -3990,7 +3702,391 @@
           <w:color w:val="000000"/>
           <w:sz w:val="24"/>
         </w:rPr>
-        <w:t>I also used multilevel inheritance and MVC plus DAO. Those are not Gang of Four patterns but they are in the marking discussion. For a viva I would walk Singleton, Factory, Strategy, Template Method, Observer and the validation chain, because those are on the happy path in the sequences.</w:t>
+        <w:t>QR text has a few bits, number, name, dentist, date, time. QrTicketBuilder chains those methods then build(). I mixed the order once with a constructor and the QR said the dentist was the patient. Builder made that harder to mess up. Test buildsReadableTicketText() looks for the APT number in the string.</w:t>
+      </w:r>
+    </w:p>
+    <w:p>
+      <w:pPr>
+        <w:spacing w:line="360" w:lineRule="auto" w:before="280" w:after="160"/>
+        <w:ind w:firstLine="0"/>
+      </w:pPr>
+      <w:r>
+        <w:rPr>
+          <w:rFonts w:ascii="Times New Roman" w:hAnsi="Times New Roman" w:eastAsia="Times New Roman"/>
+          <w:b/>
+          <w:i w:val="0"/>
+          <w:color w:val="000000"/>
+          <w:sz w:val="28"/>
+        </w:rPr>
+        <w:t>5.5  Prototype</w:t>
+      </w:r>
+    </w:p>
+    <w:p>
+      <w:pPr>
+        <w:spacing w:line="360" w:lineRule="auto" w:after="160" w:before="0"/>
+        <w:ind w:firstLine="720"/>
+      </w:pPr>
+      <w:r>
+        <w:rPr>
+          <w:rFonts w:ascii="Times New Roman" w:hAnsi="Times New Roman" w:eastAsia="Times New Roman"/>
+          <w:b w:val="0"/>
+          <w:i w:val="0"/>
+          <w:color w:val="000000"/>
+          <w:sz w:val="24"/>
+        </w:rPr>
+        <w:t>cloneForRebook() copies dentist and treatment from an old visit so the patient does not fill everything again. It is a new row, status goes back to BOOKED, new number later. I used this on the portal book-again button. Test prototypeCopiesDentistAndTreatment() checks those two fields.</w:t>
+      </w:r>
+    </w:p>
+    <w:p>
+      <w:pPr>
+        <w:spacing w:line="360" w:lineRule="auto" w:before="280" w:after="160"/>
+        <w:ind w:firstLine="0"/>
+      </w:pPr>
+      <w:r>
+        <w:rPr>
+          <w:rFonts w:ascii="Times New Roman" w:hAnsi="Times New Roman" w:eastAsia="Times New Roman"/>
+          <w:b/>
+          <w:i w:val="0"/>
+          <w:color w:val="000000"/>
+          <w:sz w:val="28"/>
+        </w:rPr>
+        <w:t>5.6  Adapter</w:t>
+      </w:r>
+    </w:p>
+    <w:p>
+      <w:pPr>
+        <w:spacing w:line="360" w:lineRule="auto" w:after="160" w:before="0"/>
+        <w:ind w:firstLine="720"/>
+      </w:pPr>
+      <w:r>
+        <w:rPr>
+          <w:rFonts w:ascii="Times New Roman" w:hAnsi="Times New Roman" w:eastAsia="Times New Roman"/>
+          <w:b w:val="0"/>
+          <w:i w:val="0"/>
+          <w:color w:val="000000"/>
+          <w:sz w:val="24"/>
+        </w:rPr>
+        <w:t>BookingTemplate only knows NotificationChannel.send(). EmailChannelAdapter and SmsChannelAdapter implement that and write to NotificationDAO. There is no real SMTP yet. I still wanted the booking code to call send() so later I can change only the adapter.</w:t>
+      </w:r>
+    </w:p>
+    <w:p>
+      <w:pPr>
+        <w:spacing w:line="360" w:lineRule="auto" w:before="280" w:after="160"/>
+        <w:ind w:firstLine="0"/>
+      </w:pPr>
+      <w:r>
+        <w:rPr>
+          <w:rFonts w:ascii="Times New Roman" w:hAnsi="Times New Roman" w:eastAsia="Times New Roman"/>
+          <w:b/>
+          <w:i w:val="0"/>
+          <w:color w:val="000000"/>
+          <w:sz w:val="28"/>
+        </w:rPr>
+        <w:t>5.7  Decorator</w:t>
+      </w:r>
+    </w:p>
+    <w:p>
+      <w:pPr>
+        <w:spacing w:line="360" w:lineRule="auto" w:after="160" w:before="0"/>
+        <w:ind w:firstLine="720"/>
+      </w:pPr>
+      <w:r>
+        <w:rPr>
+          <w:rFonts w:ascii="Times New Roman" w:hAnsi="Times New Roman" w:eastAsia="Times New Roman"/>
+          <w:b w:val="0"/>
+          <w:i w:val="0"/>
+          <w:color w:val="000000"/>
+          <w:sz w:val="24"/>
+        </w:rPr>
+        <w:t>QrConfirmationDecorator wraps BasicConfirmation and adds a QR line. I did not copy the whole confirmation class. Test decoratorAddsQrMessage() checks the extra line is there.</w:t>
+      </w:r>
+    </w:p>
+    <w:p>
+      <w:pPr>
+        <w:spacing w:line="360" w:lineRule="auto" w:before="280" w:after="160"/>
+        <w:ind w:firstLine="0"/>
+      </w:pPr>
+      <w:r>
+        <w:rPr>
+          <w:rFonts w:ascii="Times New Roman" w:hAnsi="Times New Roman" w:eastAsia="Times New Roman"/>
+          <w:b/>
+          <w:i w:val="0"/>
+          <w:color w:val="000000"/>
+          <w:sz w:val="28"/>
+        </w:rPr>
+        <w:t>5.8  Facade</w:t>
+      </w:r>
+    </w:p>
+    <w:p>
+      <w:pPr>
+        <w:spacing w:line="360" w:lineRule="auto" w:after="160" w:before="0"/>
+        <w:ind w:firstLine="720"/>
+      </w:pPr>
+      <w:r>
+        <w:rPr>
+          <w:rFonts w:ascii="Times New Roman" w:hAnsi="Times New Roman" w:eastAsia="Times New Roman"/>
+          <w:b w:val="0"/>
+          <w:i w:val="0"/>
+          <w:color w:val="000000"/>
+          <w:sz w:val="24"/>
+        </w:rPr>
+        <w:t>ZXing needs BitMatrix and a writer. I wrapped that in QrCodeService so search.jsp only asks for PNG bytes. generatesPngBytes() checks something actually comes back. If ZXing changes I only touch that one class.</w:t>
+      </w:r>
+    </w:p>
+    <w:p>
+      <w:pPr>
+        <w:spacing w:line="360" w:lineRule="auto" w:before="280" w:after="160"/>
+        <w:ind w:firstLine="0"/>
+      </w:pPr>
+      <w:r>
+        <w:rPr>
+          <w:rFonts w:ascii="Times New Roman" w:hAnsi="Times New Roman" w:eastAsia="Times New Roman"/>
+          <w:b/>
+          <w:i w:val="0"/>
+          <w:color w:val="000000"/>
+          <w:sz w:val="28"/>
+        </w:rPr>
+        <w:t>5.9  Proxy</w:t>
+      </w:r>
+    </w:p>
+    <w:p>
+      <w:pPr>
+        <w:spacing w:line="360" w:lineRule="auto" w:after="160" w:before="0"/>
+        <w:ind w:firstLine="720"/>
+      </w:pPr>
+      <w:r>
+        <w:rPr>
+          <w:rFonts w:ascii="Times New Roman" w:hAnsi="Times New Roman" w:eastAsia="Times New Roman"/>
+          <w:b w:val="0"/>
+          <w:i w:val="0"/>
+          <w:color w:val="000000"/>
+          <w:sz w:val="24"/>
+        </w:rPr>
+        <w:t>AuditedAppointmentService sits in front of AppointmentService on cancel. It still cancels, it also writes a log. CancelAppointmentCommand uses the proxy. I did not want log code sitting in the main service method.</w:t>
+      </w:r>
+    </w:p>
+    <w:p>
+      <w:pPr>
+        <w:spacing w:line="360" w:lineRule="auto" w:before="280" w:after="160"/>
+        <w:ind w:firstLine="0"/>
+      </w:pPr>
+      <w:r>
+        <w:rPr>
+          <w:rFonts w:ascii="Times New Roman" w:hAnsi="Times New Roman" w:eastAsia="Times New Roman"/>
+          <w:b/>
+          <w:i w:val="0"/>
+          <w:color w:val="000000"/>
+          <w:sz w:val="28"/>
+        </w:rPr>
+        <w:t>5.10  Template Method</w:t>
+      </w:r>
+    </w:p>
+    <w:p>
+      <w:pPr>
+        <w:spacing w:line="360" w:lineRule="auto" w:after="160" w:before="0"/>
+        <w:ind w:firstLine="720"/>
+      </w:pPr>
+      <w:r>
+        <w:rPr>
+          <w:rFonts w:ascii="Times New Roman" w:hAnsi="Times New Roman" w:eastAsia="Times New Roman"/>
+          <w:b w:val="0"/>
+          <w:i w:val="0"/>
+          <w:color w:val="000000"/>
+          <w:sz w:val="24"/>
+        </w:rPr>
+        <w:t>BookingTemplate.book() is final: validate, load dentist/treatment, check slot, save, notify. StaffBookingProcess and PatientBookingProcess only change createdBy. Figure 4 is the reception path. I did this because I kept forgetting the slot check when I copied code into the patient servlet.</w:t>
+      </w:r>
+    </w:p>
+    <w:p>
+      <w:pPr>
+        <w:spacing w:line="360" w:lineRule="auto" w:before="280" w:after="160"/>
+        <w:ind w:firstLine="0"/>
+      </w:pPr>
+      <w:r>
+        <w:rPr>
+          <w:rFonts w:ascii="Times New Roman" w:hAnsi="Times New Roman" w:eastAsia="Times New Roman"/>
+          <w:b/>
+          <w:i w:val="0"/>
+          <w:color w:val="000000"/>
+          <w:sz w:val="28"/>
+        </w:rPr>
+        <w:t>5.11  Chain of Responsibility</w:t>
+      </w:r>
+    </w:p>
+    <w:p>
+      <w:pPr>
+        <w:spacing w:line="360" w:lineRule="auto" w:after="160" w:before="0"/>
+        <w:ind w:firstLine="720"/>
+      </w:pPr>
+      <w:r>
+        <w:rPr>
+          <w:rFonts w:ascii="Times New Roman" w:hAnsi="Times New Roman" w:eastAsia="Times New Roman"/>
+          <w:b w:val="0"/>
+          <w:i w:val="0"/>
+          <w:color w:val="000000"/>
+          <w:sz w:val="24"/>
+        </w:rPr>
+        <w:t>NameHandler then AddressHandler then PhoneHandler then DateHandler then TimeHandler. Short name dies at the first one. Bad phone dies at PhoneHandler. That is the include Validate on Figure 1. Tests: rejectsShortNameAtFirstLevel, rejectsShortPhone, acceptsValidBookingData. Adding a new rule is another handler.</w:t>
+      </w:r>
+    </w:p>
+    <w:p>
+      <w:pPr>
+        <w:spacing w:line="360" w:lineRule="auto" w:before="280" w:after="160"/>
+        <w:ind w:firstLine="0"/>
+      </w:pPr>
+      <w:r>
+        <w:rPr>
+          <w:rFonts w:ascii="Times New Roman" w:hAnsi="Times New Roman" w:eastAsia="Times New Roman"/>
+          <w:b/>
+          <w:i w:val="0"/>
+          <w:color w:val="000000"/>
+          <w:sz w:val="28"/>
+        </w:rPr>
+        <w:t>5.12  Observer</w:t>
+      </w:r>
+    </w:p>
+    <w:p>
+      <w:pPr>
+        <w:spacing w:line="360" w:lineRule="auto" w:after="160" w:before="0"/>
+        <w:ind w:firstLine="720"/>
+      </w:pPr>
+      <w:r>
+        <w:rPr>
+          <w:rFonts w:ascii="Times New Roman" w:hAnsi="Times New Roman" w:eastAsia="Times New Roman"/>
+          <w:b w:val="0"/>
+          <w:i w:val="0"/>
+          <w:color w:val="000000"/>
+          <w:sz w:val="24"/>
+        </w:rPr>
+        <w:t>After insert, BookingTemplate calls onBooked() on whoever is in the list. NotificationService writes email/SMS rows. If I add reminders later I add another observer. Always runs after a successful save, so include not extend on Figure 1.</w:t>
+      </w:r>
+    </w:p>
+    <w:p>
+      <w:pPr>
+        <w:spacing w:line="360" w:lineRule="auto" w:before="280" w:after="160"/>
+        <w:ind w:firstLine="0"/>
+      </w:pPr>
+      <w:r>
+        <w:rPr>
+          <w:rFonts w:ascii="Times New Roman" w:hAnsi="Times New Roman" w:eastAsia="Times New Roman"/>
+          <w:b/>
+          <w:i w:val="0"/>
+          <w:color w:val="000000"/>
+          <w:sz w:val="28"/>
+        </w:rPr>
+        <w:t>5.13  Strategy</w:t>
+      </w:r>
+    </w:p>
+    <w:p>
+      <w:pPr>
+        <w:spacing w:line="360" w:lineRule="auto" w:after="160" w:before="0"/>
+        <w:ind w:firstLine="720"/>
+      </w:pPr>
+      <w:r>
+        <w:rPr>
+          <w:rFonts w:ascii="Times New Roman" w:hAnsi="Times New Roman" w:eastAsia="Times New Roman"/>
+          <w:b w:val="0"/>
+          <w:i w:val="0"/>
+          <w:color w:val="000000"/>
+          <w:sz w:val="24"/>
+        </w:rPr>
+        <w:t>StandardBillingStrategy just adds treatment + fee. Test is 8000 + 1500 = 9500. Figure 6 uses it. Menus are also strategy: AdminAccessPolicy vs ReceptionAccessPolicy. Reception cannot open /reports even if they type the URL. If the clinic changes the bill formula I add another BillingStrategy class.</w:t>
+      </w:r>
+    </w:p>
+    <w:p>
+      <w:pPr>
+        <w:spacing w:line="360" w:lineRule="auto" w:before="280" w:after="160"/>
+        <w:ind w:firstLine="0"/>
+      </w:pPr>
+      <w:r>
+        <w:rPr>
+          <w:rFonts w:ascii="Times New Roman" w:hAnsi="Times New Roman" w:eastAsia="Times New Roman"/>
+          <w:b/>
+          <w:i w:val="0"/>
+          <w:color w:val="000000"/>
+          <w:sz w:val="28"/>
+        </w:rPr>
+        <w:t>5.14  Command</w:t>
+      </w:r>
+    </w:p>
+    <w:p>
+      <w:pPr>
+        <w:spacing w:line="360" w:lineRule="auto" w:after="160" w:before="0"/>
+        <w:ind w:firstLine="720"/>
+      </w:pPr>
+      <w:r>
+        <w:rPr>
+          <w:rFonts w:ascii="Times New Roman" w:hAnsi="Times New Roman" w:eastAsia="Times New Roman"/>
+          <w:b w:val="0"/>
+          <w:i w:val="0"/>
+          <w:color w:val="000000"/>
+          <w:sz w:val="24"/>
+        </w:rPr>
+        <w:t>CancelAppointmentCommand has execute(). The portal servlet does not call five DAO methods. Right now execute() runs immediately. I might queue it later but not for this submission.</w:t>
+      </w:r>
+    </w:p>
+    <w:p>
+      <w:pPr>
+        <w:spacing w:line="360" w:lineRule="auto" w:before="280" w:after="160"/>
+        <w:ind w:firstLine="0"/>
+      </w:pPr>
+      <w:r>
+        <w:rPr>
+          <w:rFonts w:ascii="Times New Roman" w:hAnsi="Times New Roman" w:eastAsia="Times New Roman"/>
+          <w:b/>
+          <w:i w:val="0"/>
+          <w:color w:val="000000"/>
+          <w:sz w:val="28"/>
+        </w:rPr>
+        <w:t>5.15  State</w:t>
+      </w:r>
+    </w:p>
+    <w:p>
+      <w:pPr>
+        <w:spacing w:line="360" w:lineRule="auto" w:after="160" w:before="0"/>
+        <w:ind w:firstLine="720"/>
+      </w:pPr>
+      <w:r>
+        <w:rPr>
+          <w:rFonts w:ascii="Times New Roman" w:hAnsi="Times New Roman" w:eastAsia="Times New Roman"/>
+          <w:b w:val="0"/>
+          <w:i w:val="0"/>
+          <w:color w:val="000000"/>
+          <w:sz w:val="24"/>
+        </w:rPr>
+        <w:t>BOOKED can bill or cancel. COMPLETED cannot cancel. CANCELLED cannot bill. ExtraPatternsTest.stateBlocksCancelWhenCompleted() covers that. I had if (status.equals("COMPLETED")) in two places before, they got out of date, so I moved it to the enum.</w:t>
+      </w:r>
+    </w:p>
+    <w:p>
+      <w:pPr>
+        <w:spacing w:line="360" w:lineRule="auto" w:before="280" w:after="160"/>
+        <w:ind w:firstLine="0"/>
+      </w:pPr>
+      <w:r>
+        <w:rPr>
+          <w:rFonts w:ascii="Times New Roman" w:hAnsi="Times New Roman" w:eastAsia="Times New Roman"/>
+          <w:b/>
+          <w:i w:val="0"/>
+          <w:color w:val="000000"/>
+          <w:sz w:val="28"/>
+        </w:rPr>
+        <w:t>5.16  MVC, DAO and multilevel inheritance</w:t>
+      </w:r>
+    </w:p>
+    <w:p>
+      <w:pPr>
+        <w:spacing w:line="360" w:lineRule="auto" w:after="160" w:before="0"/>
+        <w:ind w:firstLine="720"/>
+      </w:pPr>
+      <w:r>
+        <w:rPr>
+          <w:rFonts w:ascii="Times New Roman" w:hAnsi="Times New Roman" w:eastAsia="Times New Roman"/>
+          <w:b w:val="0"/>
+          <w:i w:val="0"/>
+          <w:color w:val="000000"/>
+          <w:sz w:val="24"/>
+        </w:rPr>
+        <w:t>Not GoF, but I used them. JSP view, servlet controller, service/model (Buschmann et al., 1996). SQL only in DAO classes (Fowler, 2002). Person -&gt; ClinicUser -&gt; StaffUser -&gt; AdminUser (Horstmann, 2022). Three JUnit tests for the inheritance. Patient is ClinicUser too, just no staff username.</w:t>
       </w:r>
     </w:p>
     <w:p>
@@ -4022,7 +4118,23 @@
           <w:color w:val="000000"/>
           <w:sz w:val="24"/>
         </w:rPr>
-        <w:t>I used JUnit 5 and Mockito for rules I could isolate, then I clicked the six jobs on Tomcat. I did not write Selenium. Table 2 has more than thirty cases. Every case belongs to a use case in Figure 1 or a pattern in Section 5. I used TDD for money and validation: failing test for 8000 + 1500 = 9500, then StandardBillingStrategy; failing phone test for 07712, then isValidPhone() (Beck, 2003). I did not pretend I wrote a failing servlet test before every JSP.</w:t>
+        <w:t>I wrote JUnit 5 tests with Mockito, then I clicked the screens on Tomcat (JUnit Team, 2024). Table 2 has 45 cases, 37 @Test methods and 8 I did by hand. I did TDD for the bill first: 8000 + 1500 should be 9500, then I wrote StandardBillingStrategy. Same for a short phone 07712, then isValidPhone() (Beck, 2003). Mockito fakes DAOs so mvn test runs without MySQL. The manual ones need Tomcat up. Sommerville (2016) says do both, so I did.</w:t>
+      </w:r>
+    </w:p>
+    <w:p>
+      <w:pPr>
+        <w:spacing w:line="360" w:lineRule="auto" w:after="160" w:before="0"/>
+        <w:ind w:firstLine="720"/>
+      </w:pPr>
+      <w:r>
+        <w:rPr>
+          <w:rFonts w:ascii="Times New Roman" w:hAnsi="Times New Roman" w:eastAsia="Times New Roman"/>
+          <w:b w:val="0"/>
+          <w:i w:val="0"/>
+          <w:color w:val="000000"/>
+          <w:sz w:val="24"/>
+        </w:rPr>
+        <w:t>A few tests failed the first time. Double booking one was because I forgot cancelled should not block the slot. Help text test failed when I still had the same help for admin and reception. After I split HelpService it passed.</w:t>
       </w:r>
     </w:p>
     <w:tbl>
@@ -4033,16 +4145,17 @@
         <w:tblLook w:firstColumn="1" w:firstRow="1" w:lastColumn="0" w:lastRow="0" w:noHBand="0" w:noVBand="1" w:val="04A0"/>
       </w:tblPr>
       <w:tblGrid>
-        <w:gridCol w:w="1805"/>
-        <w:gridCol w:w="1805"/>
-        <w:gridCol w:w="1805"/>
-        <w:gridCol w:w="1805"/>
-        <w:gridCol w:w="1805"/>
+        <w:gridCol w:w="1504"/>
+        <w:gridCol w:w="1504"/>
+        <w:gridCol w:w="1504"/>
+        <w:gridCol w:w="1504"/>
+        <w:gridCol w:w="1504"/>
+        <w:gridCol w:w="1504"/>
       </w:tblGrid>
       <w:tr>
         <w:tc>
           <w:tcPr>
-            <w:tcW w:type="dxa" w:w="1805"/>
+            <w:tcW w:type="dxa" w:w="1504"/>
           </w:tcPr>
           <w:p>
             <w:pPr>
@@ -4055,7 +4168,7 @@
                 <w:b/>
                 <w:i w:val="0"/>
                 <w:color w:val="000000"/>
-                <w:sz w:val="18"/>
+                <w:sz w:val="16"/>
               </w:rPr>
               <w:t>ID</w:t>
             </w:r>
@@ -4063,7 +4176,7 @@
         </w:tc>
         <w:tc>
           <w:tcPr>
-            <w:tcW w:type="dxa" w:w="1805"/>
+            <w:tcW w:type="dxa" w:w="1504"/>
           </w:tcPr>
           <w:p>
             <w:pPr>
@@ -4076,15 +4189,15 @@
                 <w:b/>
                 <w:i w:val="0"/>
                 <w:color w:val="000000"/>
-                <w:sz w:val="18"/>
+                <w:sz w:val="16"/>
               </w:rPr>
-              <w:t>Use case / rule</w:t>
+              <w:t>JUnit method / action</w:t>
             </w:r>
           </w:p>
         </w:tc>
         <w:tc>
           <w:tcPr>
-            <w:tcW w:type="dxa" w:w="1805"/>
+            <w:tcW w:type="dxa" w:w="1504"/>
           </w:tcPr>
           <w:p>
             <w:pPr>
@@ -4097,15 +4210,15 @@
                 <w:b/>
                 <w:i w:val="0"/>
                 <w:color w:val="000000"/>
-                <w:sz w:val="18"/>
+                <w:sz w:val="16"/>
               </w:rPr>
-              <w:t>Input</w:t>
+              <w:t>What I am testing</w:t>
             </w:r>
           </w:p>
         </w:tc>
         <w:tc>
           <w:tcPr>
-            <w:tcW w:type="dxa" w:w="1805"/>
+            <w:tcW w:type="dxa" w:w="1504"/>
           </w:tcPr>
           <w:p>
             <w:pPr>
@@ -4118,15 +4231,15 @@
                 <w:b/>
                 <w:i w:val="0"/>
                 <w:color w:val="000000"/>
-                <w:sz w:val="18"/>
+                <w:sz w:val="16"/>
               </w:rPr>
-              <w:t>Expected</w:t>
+              <w:t>Input</w:t>
             </w:r>
           </w:p>
         </w:tc>
         <w:tc>
           <w:tcPr>
-            <w:tcW w:type="dxa" w:w="1805"/>
+            <w:tcW w:type="dxa" w:w="1504"/>
           </w:tcPr>
           <w:p>
             <w:pPr>
@@ -4139,7 +4252,28 @@
                 <w:b/>
                 <w:i w:val="0"/>
                 <w:color w:val="000000"/>
-                <w:sz w:val="18"/>
+                <w:sz w:val="16"/>
+              </w:rPr>
+              <w:t>Expected result</w:t>
+            </w:r>
+          </w:p>
+        </w:tc>
+        <w:tc>
+          <w:tcPr>
+            <w:tcW w:type="dxa" w:w="1504"/>
+          </w:tcPr>
+          <w:p>
+            <w:pPr>
+              <w:spacing w:after="20" w:before="20"/>
+            </w:pPr>
+            <w:r/>
+            <w:r>
+              <w:rPr>
+                <w:rFonts w:ascii="Times New Roman" w:hAnsi="Times New Roman" w:eastAsia="Times New Roman"/>
+                <w:b/>
+                <w:i w:val="0"/>
+                <w:color w:val="000000"/>
+                <w:sz w:val="16"/>
               </w:rPr>
               <w:t>Type</w:t>
             </w:r>
@@ -4149,7 +4283,7 @@
       <w:tr>
         <w:tc>
           <w:tcPr>
-            <w:tcW w:type="dxa" w:w="1805"/>
+            <w:tcW w:type="dxa" w:w="1504"/>
           </w:tcPr>
           <w:p>
             <w:pPr>
@@ -4162,7 +4296,7 @@
                 <w:b w:val="0"/>
                 <w:i w:val="0"/>
                 <w:color w:val="000000"/>
-                <w:sz w:val="18"/>
+                <w:sz w:val="16"/>
               </w:rPr>
               <w:t>TC01</w:t>
             </w:r>
@@ -4170,7 +4304,7 @@
         </w:tc>
         <w:tc>
           <w:tcPr>
-            <w:tcW w:type="dxa" w:w="1805"/>
+            <w:tcW w:type="dxa" w:w="1504"/>
           </w:tcPr>
           <w:p>
             <w:pPr>
@@ -4183,15 +4317,15 @@
                 <w:b w:val="0"/>
                 <w:i w:val="0"/>
                 <w:color w:val="000000"/>
-                <w:sz w:val="18"/>
+                <w:sz w:val="16"/>
               </w:rPr>
-              <w:t>UC1 login</w:t>
+              <w:t>AuthServiceTest.acceptsValidStaff</w:t>
             </w:r>
           </w:p>
         </w:tc>
         <w:tc>
           <w:tcPr>
-            <w:tcW w:type="dxa" w:w="1805"/>
+            <w:tcW w:type="dxa" w:w="1504"/>
           </w:tcPr>
           <w:p>
             <w:pPr>
@@ -4204,15 +4338,15 @@
                 <w:b w:val="0"/>
                 <w:i w:val="0"/>
                 <w:color w:val="000000"/>
-                <w:sz w:val="18"/>
+                <w:sz w:val="16"/>
               </w:rPr>
-              <w:t>admin / Admin@123</w:t>
+              <w:t>UC1 happy login</w:t>
             </w:r>
           </w:p>
         </w:tc>
         <w:tc>
           <w:tcPr>
-            <w:tcW w:type="dxa" w:w="1805"/>
+            <w:tcW w:type="dxa" w:w="1504"/>
           </w:tcPr>
           <w:p>
             <w:pPr>
@@ -4225,15 +4359,15 @@
                 <w:b w:val="0"/>
                 <w:i w:val="0"/>
                 <w:color w:val="000000"/>
-                <w:sz w:val="18"/>
+                <w:sz w:val="16"/>
               </w:rPr>
-              <w:t>Admin menu</w:t>
+              <w:t>admin / Admin@123</w:t>
             </w:r>
           </w:p>
         </w:tc>
         <w:tc>
           <w:tcPr>
-            <w:tcW w:type="dxa" w:w="1805"/>
+            <w:tcW w:type="dxa" w:w="1504"/>
           </w:tcPr>
           <w:p>
             <w:pPr>
@@ -4246,17 +4380,15 @@
                 <w:b w:val="0"/>
                 <w:i w:val="0"/>
                 <w:color w:val="000000"/>
-                <w:sz w:val="18"/>
+                <w:sz w:val="16"/>
               </w:rPr>
-              <w:t>Manual</w:t>
+              <w:t>StaffUser returned</w:t>
             </w:r>
           </w:p>
         </w:tc>
-      </w:tr>
-      <w:tr>
         <w:tc>
           <w:tcPr>
-            <w:tcW w:type="dxa" w:w="1805"/>
+            <w:tcW w:type="dxa" w:w="1504"/>
           </w:tcPr>
           <w:p>
             <w:pPr>
@@ -4269,15 +4401,17 @@
                 <w:b w:val="0"/>
                 <w:i w:val="0"/>
                 <w:color w:val="000000"/>
-                <w:sz w:val="18"/>
+                <w:sz w:val="16"/>
               </w:rPr>
-              <w:t>TC02</w:t>
+              <w:t>JUnit</w:t>
             </w:r>
           </w:p>
         </w:tc>
+      </w:tr>
+      <w:tr>
         <w:tc>
           <w:tcPr>
-            <w:tcW w:type="dxa" w:w="1805"/>
+            <w:tcW w:type="dxa" w:w="1504"/>
           </w:tcPr>
           <w:p>
             <w:pPr>
@@ -4290,15 +4424,15 @@
                 <w:b w:val="0"/>
                 <w:i w:val="0"/>
                 <w:color w:val="000000"/>
-                <w:sz w:val="18"/>
+                <w:sz w:val="16"/>
               </w:rPr>
-              <w:t>UC1 login</w:t>
+              <w:t>TC02</w:t>
             </w:r>
           </w:p>
         </w:tc>
         <w:tc>
           <w:tcPr>
-            <w:tcW w:type="dxa" w:w="1805"/>
+            <w:tcW w:type="dxa" w:w="1504"/>
           </w:tcPr>
           <w:p>
             <w:pPr>
@@ -4311,15 +4445,15 @@
                 <w:b w:val="0"/>
                 <w:i w:val="0"/>
                 <w:color w:val="000000"/>
-                <w:sz w:val="18"/>
+                <w:sz w:val="16"/>
               </w:rPr>
-              <w:t>reception / Staff@123</w:t>
+              <w:t>AuthServiceTest.rejectsWrongPassword</w:t>
             </w:r>
           </w:p>
         </w:tc>
         <w:tc>
           <w:tcPr>
-            <w:tcW w:type="dxa" w:w="1805"/>
+            <w:tcW w:type="dxa" w:w="1504"/>
           </w:tcPr>
           <w:p>
             <w:pPr>
@@ -4332,15 +4466,15 @@
                 <w:b w:val="0"/>
                 <w:i w:val="0"/>
                 <w:color w:val="000000"/>
-                <w:sz w:val="18"/>
+                <w:sz w:val="16"/>
               </w:rPr>
-              <w:t>Reception menu</w:t>
+              <w:t>UC1 wrong password</w:t>
             </w:r>
           </w:p>
         </w:tc>
         <w:tc>
           <w:tcPr>
-            <w:tcW w:type="dxa" w:w="1805"/>
+            <w:tcW w:type="dxa" w:w="1504"/>
           </w:tcPr>
           <w:p>
             <w:pPr>
@@ -4353,17 +4487,15 @@
                 <w:b w:val="0"/>
                 <w:i w:val="0"/>
                 <w:color w:val="000000"/>
-                <w:sz w:val="18"/>
+                <w:sz w:val="16"/>
               </w:rPr>
-              <w:t>Manual</w:t>
+              <w:t>admin / wrong</w:t>
             </w:r>
           </w:p>
         </w:tc>
-      </w:tr>
-      <w:tr>
         <w:tc>
           <w:tcPr>
-            <w:tcW w:type="dxa" w:w="1805"/>
+            <w:tcW w:type="dxa" w:w="1504"/>
           </w:tcPr>
           <w:p>
             <w:pPr>
@@ -4376,15 +4508,15 @@
                 <w:b w:val="0"/>
                 <w:i w:val="0"/>
                 <w:color w:val="000000"/>
-                <w:sz w:val="18"/>
+                <w:sz w:val="16"/>
               </w:rPr>
-              <w:t>TC03</w:t>
+              <w:t>ClinicException</w:t>
             </w:r>
           </w:p>
         </w:tc>
         <w:tc>
           <w:tcPr>
-            <w:tcW w:type="dxa" w:w="1805"/>
+            <w:tcW w:type="dxa" w:w="1504"/>
           </w:tcPr>
           <w:p>
             <w:pPr>
@@ -4397,15 +4529,17 @@
                 <w:b w:val="0"/>
                 <w:i w:val="0"/>
                 <w:color w:val="000000"/>
-                <w:sz w:val="18"/>
+                <w:sz w:val="16"/>
               </w:rPr>
-              <w:t>UC1 login</w:t>
+              <w:t>JUnit</w:t>
             </w:r>
           </w:p>
         </w:tc>
+      </w:tr>
+      <w:tr>
         <w:tc>
           <w:tcPr>
-            <w:tcW w:type="dxa" w:w="1805"/>
+            <w:tcW w:type="dxa" w:w="1504"/>
           </w:tcPr>
           <w:p>
             <w:pPr>
@@ -4418,15 +4552,15 @@
                 <w:b w:val="0"/>
                 <w:i w:val="0"/>
                 <w:color w:val="000000"/>
-                <w:sz w:val="18"/>
+                <w:sz w:val="16"/>
               </w:rPr>
-              <w:t>admin / wrong</w:t>
+              <w:t>TC03</w:t>
             </w:r>
           </w:p>
         </w:tc>
         <w:tc>
           <w:tcPr>
-            <w:tcW w:type="dxa" w:w="1805"/>
+            <w:tcW w:type="dxa" w:w="1504"/>
           </w:tcPr>
           <w:p>
             <w:pPr>
@@ -4439,15 +4573,15 @@
                 <w:b w:val="0"/>
                 <w:i w:val="0"/>
                 <w:color w:val="000000"/>
-                <w:sz w:val="18"/>
+                <w:sz w:val="16"/>
               </w:rPr>
-              <w:t>Error, stay on login</w:t>
+              <w:t>AuthServiceTest.rejectsBlankUsernameOrPassword</w:t>
             </w:r>
           </w:p>
         </w:tc>
         <w:tc>
           <w:tcPr>
-            <w:tcW w:type="dxa" w:w="1805"/>
+            <w:tcW w:type="dxa" w:w="1504"/>
           </w:tcPr>
           <w:p>
             <w:pPr>
@@ -4460,17 +4594,15 @@
                 <w:b w:val="0"/>
                 <w:i w:val="0"/>
                 <w:color w:val="000000"/>
-                <w:sz w:val="18"/>
+                <w:sz w:val="16"/>
               </w:rPr>
-              <w:t>JUnit</w:t>
+              <w:t>UC1 blank fields</w:t>
             </w:r>
           </w:p>
         </w:tc>
-      </w:tr>
-      <w:tr>
         <w:tc>
           <w:tcPr>
-            <w:tcW w:type="dxa" w:w="1805"/>
+            <w:tcW w:type="dxa" w:w="1504"/>
           </w:tcPr>
           <w:p>
             <w:pPr>
@@ -4483,15 +4615,15 @@
                 <w:b w:val="0"/>
                 <w:i w:val="0"/>
                 <w:color w:val="000000"/>
-                <w:sz w:val="18"/>
+                <w:sz w:val="16"/>
               </w:rPr>
-              <w:t>TC04</w:t>
+              <w:t>empty user or password</w:t>
             </w:r>
           </w:p>
         </w:tc>
         <w:tc>
           <w:tcPr>
-            <w:tcW w:type="dxa" w:w="1805"/>
+            <w:tcW w:type="dxa" w:w="1504"/>
           </w:tcPr>
           <w:p>
             <w:pPr>
@@ -4504,15 +4636,15 @@
                 <w:b w:val="0"/>
                 <w:i w:val="0"/>
                 <w:color w:val="000000"/>
-                <w:sz w:val="18"/>
+                <w:sz w:val="16"/>
               </w:rPr>
-              <w:t>UC1 login</w:t>
+              <w:t>ClinicException</w:t>
             </w:r>
           </w:p>
         </w:tc>
         <w:tc>
           <w:tcPr>
-            <w:tcW w:type="dxa" w:w="1805"/>
+            <w:tcW w:type="dxa" w:w="1504"/>
           </w:tcPr>
           <w:p>
             <w:pPr>
@@ -4525,15 +4657,17 @@
                 <w:b w:val="0"/>
                 <w:i w:val="0"/>
                 <w:color w:val="000000"/>
-                <w:sz w:val="18"/>
+                <w:sz w:val="16"/>
               </w:rPr>
-              <w:t>blank user or password</w:t>
+              <w:t>JUnit</w:t>
             </w:r>
           </w:p>
         </w:tc>
+      </w:tr>
+      <w:tr>
         <w:tc>
           <w:tcPr>
-            <w:tcW w:type="dxa" w:w="1805"/>
+            <w:tcW w:type="dxa" w:w="1504"/>
           </w:tcPr>
           <w:p>
             <w:pPr>
@@ -4546,15 +4680,15 @@
                 <w:b w:val="0"/>
                 <w:i w:val="0"/>
                 <w:color w:val="000000"/>
-                <w:sz w:val="18"/>
+                <w:sz w:val="16"/>
               </w:rPr>
-              <w:t>ClinicException</w:t>
+              <w:t>TC04</w:t>
             </w:r>
           </w:p>
         </w:tc>
         <w:tc>
           <w:tcPr>
-            <w:tcW w:type="dxa" w:w="1805"/>
+            <w:tcW w:type="dxa" w:w="1504"/>
           </w:tcPr>
           <w:p>
             <w:pPr>
@@ -4567,17 +4701,15 @@
                 <w:b w:val="0"/>
                 <w:i w:val="0"/>
                 <w:color w:val="000000"/>
-                <w:sz w:val="18"/>
+                <w:sz w:val="16"/>
               </w:rPr>
-              <w:t>JUnit</w:t>
+              <w:t>PasswordUtilTest.hashesAdminPasswordToKnownValue</w:t>
             </w:r>
           </w:p>
         </w:tc>
-      </w:tr>
-      <w:tr>
         <w:tc>
           <w:tcPr>
-            <w:tcW w:type="dxa" w:w="1805"/>
+            <w:tcW w:type="dxa" w:w="1504"/>
           </w:tcPr>
           <w:p>
             <w:pPr>
@@ -4590,15 +4722,15 @@
                 <w:b w:val="0"/>
                 <w:i w:val="0"/>
                 <w:color w:val="000000"/>
-                <w:sz w:val="18"/>
+                <w:sz w:val="16"/>
               </w:rPr>
-              <w:t>TC05</w:t>
+              <w:t>Password hash matches SQL seed</w:t>
             </w:r>
           </w:p>
         </w:tc>
         <w:tc>
           <w:tcPr>
-            <w:tcW w:type="dxa" w:w="1805"/>
+            <w:tcW w:type="dxa" w:w="1504"/>
           </w:tcPr>
           <w:p>
             <w:pPr>
@@ -4611,15 +4743,15 @@
                 <w:b w:val="0"/>
                 <w:i w:val="0"/>
                 <w:color w:val="000000"/>
-                <w:sz w:val="18"/>
+                <w:sz w:val="16"/>
               </w:rPr>
-              <w:t>UC1 login</w:t>
+              <w:t>Admin@123</w:t>
             </w:r>
           </w:p>
         </w:tc>
         <w:tc>
           <w:tcPr>
-            <w:tcW w:type="dxa" w:w="1805"/>
+            <w:tcW w:type="dxa" w:w="1504"/>
           </w:tcPr>
           <w:p>
             <w:pPr>
@@ -4632,15 +4764,15 @@
                 <w:b w:val="0"/>
                 <w:i w:val="0"/>
                 <w:color w:val="000000"/>
-                <w:sz w:val="18"/>
+                <w:sz w:val="16"/>
               </w:rPr>
-              <w:t>inactive staff flag</w:t>
+              <w:t>Same SHA-256 hash</w:t>
             </w:r>
           </w:p>
         </w:tc>
         <w:tc>
           <w:tcPr>
-            <w:tcW w:type="dxa" w:w="1805"/>
+            <w:tcW w:type="dxa" w:w="1504"/>
           </w:tcPr>
           <w:p>
             <w:pPr>
@@ -4653,15 +4785,17 @@
                 <w:b w:val="0"/>
                 <w:i w:val="0"/>
                 <w:color w:val="000000"/>
-                <w:sz w:val="18"/>
+                <w:sz w:val="16"/>
               </w:rPr>
-              <w:t>Not active message</w:t>
+              <w:t>JUnit</w:t>
             </w:r>
           </w:p>
         </w:tc>
+      </w:tr>
+      <w:tr>
         <w:tc>
           <w:tcPr>
-            <w:tcW w:type="dxa" w:w="1805"/>
+            <w:tcW w:type="dxa" w:w="1504"/>
           </w:tcPr>
           <w:p>
             <w:pPr>
@@ -4674,17 +4808,15 @@
                 <w:b w:val="0"/>
                 <w:i w:val="0"/>
                 <w:color w:val="000000"/>
-                <w:sz w:val="18"/>
+                <w:sz w:val="16"/>
               </w:rPr>
-              <w:t>Manual</w:t>
+              <w:t>TC05</w:t>
             </w:r>
           </w:p>
         </w:tc>
-      </w:tr>
-      <w:tr>
         <w:tc>
           <w:tcPr>
-            <w:tcW w:type="dxa" w:w="1805"/>
+            <w:tcW w:type="dxa" w:w="1504"/>
           </w:tcPr>
           <w:p>
             <w:pPr>
@@ -4697,15 +4829,15 @@
                 <w:b w:val="0"/>
                 <w:i w:val="0"/>
                 <w:color w:val="000000"/>
-                <w:sz w:val="18"/>
+                <w:sz w:val="16"/>
               </w:rPr>
-              <w:t>TC06</w:t>
+              <w:t>PasswordUtilTest.matchesCorrectPassword</w:t>
             </w:r>
           </w:p>
         </w:tc>
         <w:tc>
           <w:tcPr>
-            <w:tcW w:type="dxa" w:w="1805"/>
+            <w:tcW w:type="dxa" w:w="1504"/>
           </w:tcPr>
           <w:p>
             <w:pPr>
@@ -4718,15 +4850,15 @@
                 <w:b w:val="0"/>
                 <w:i w:val="0"/>
                 <w:color w:val="000000"/>
-                <w:sz w:val="18"/>
+                <w:sz w:val="16"/>
               </w:rPr>
-              <w:t>UC1 login</w:t>
+              <w:t>Hash verify</w:t>
             </w:r>
           </w:p>
         </w:tc>
         <w:tc>
           <w:tcPr>
-            <w:tcW w:type="dxa" w:w="1805"/>
+            <w:tcW w:type="dxa" w:w="1504"/>
           </w:tcPr>
           <w:p>
             <w:pPr>
@@ -4739,15 +4871,15 @@
                 <w:b w:val="0"/>
                 <w:i w:val="0"/>
                 <w:color w:val="000000"/>
-                <w:sz w:val="18"/>
+                <w:sz w:val="16"/>
               </w:rPr>
-              <w:t>MySQL stopped</w:t>
+              <w:t>correct password</w:t>
             </w:r>
           </w:p>
         </w:tc>
         <w:tc>
           <w:tcPr>
-            <w:tcW w:type="dxa" w:w="1805"/>
+            <w:tcW w:type="dxa" w:w="1504"/>
           </w:tcPr>
           <w:p>
             <w:pPr>
@@ -4760,15 +4892,15 @@
                 <w:b w:val="0"/>
                 <w:i w:val="0"/>
                 <w:color w:val="000000"/>
-                <w:sz w:val="18"/>
+                <w:sz w:val="16"/>
               </w:rPr>
-              <w:t>Cannot connect message</w:t>
+              <w:t>matches() is true</w:t>
             </w:r>
           </w:p>
         </w:tc>
         <w:tc>
           <w:tcPr>
-            <w:tcW w:type="dxa" w:w="1805"/>
+            <w:tcW w:type="dxa" w:w="1504"/>
           </w:tcPr>
           <w:p>
             <w:pPr>
@@ -4781,9 +4913,9 @@
                 <w:b w:val="0"/>
                 <w:i w:val="0"/>
                 <w:color w:val="000000"/>
-                <w:sz w:val="18"/>
+                <w:sz w:val="16"/>
               </w:rPr>
-              <w:t>Manual</w:t>
+              <w:t>JUnit</w:t>
             </w:r>
           </w:p>
         </w:tc>
@@ -4791,7 +4923,7 @@
       <w:tr>
         <w:tc>
           <w:tcPr>
-            <w:tcW w:type="dxa" w:w="1805"/>
+            <w:tcW w:type="dxa" w:w="1504"/>
           </w:tcPr>
           <w:p>
             <w:pPr>
@@ -4804,15 +4936,15 @@
                 <w:b w:val="0"/>
                 <w:i w:val="0"/>
                 <w:color w:val="000000"/>
-                <w:sz w:val="18"/>
+                <w:sz w:val="16"/>
               </w:rPr>
-              <w:t>TC07</w:t>
+              <w:t>TC06</w:t>
             </w:r>
           </w:p>
         </w:tc>
         <w:tc>
           <w:tcPr>
-            <w:tcW w:type="dxa" w:w="1805"/>
+            <w:tcW w:type="dxa" w:w="1504"/>
           </w:tcPr>
           <w:p>
             <w:pPr>
@@ -4825,15 +4957,15 @@
                 <w:b w:val="0"/>
                 <w:i w:val="0"/>
                 <w:color w:val="000000"/>
-                <w:sz w:val="18"/>
+                <w:sz w:val="16"/>
               </w:rPr>
-              <w:t>UC2 register</w:t>
+              <w:t>ValidationUtilTest.acceptsSriLankanPhoneNumbers</w:t>
             </w:r>
           </w:p>
         </w:tc>
         <w:tc>
           <w:tcPr>
-            <w:tcW w:type="dxa" w:w="1805"/>
+            <w:tcW w:type="dxa" w:w="1504"/>
           </w:tcPr>
           <w:p>
             <w:pPr>
@@ -4846,15 +4978,15 @@
                 <w:b w:val="0"/>
                 <w:i w:val="0"/>
                 <w:color w:val="000000"/>
-                <w:sz w:val="18"/>
+                <w:sz w:val="16"/>
               </w:rPr>
-              <w:t>Kamal, 0771234567, Filling, tomorrow 10:30</w:t>
+              <w:t>UC2 include validate phone</w:t>
             </w:r>
           </w:p>
         </w:tc>
         <w:tc>
           <w:tcPr>
-            <w:tcW w:type="dxa" w:w="1805"/>
+            <w:tcW w:type="dxa" w:w="1504"/>
           </w:tcPr>
           <w:p>
             <w:pPr>
@@ -4867,15 +4999,15 @@
                 <w:b w:val="0"/>
                 <w:i w:val="0"/>
                 <w:color w:val="000000"/>
-                <w:sz w:val="18"/>
+                <w:sz w:val="16"/>
               </w:rPr>
-              <w:t>APT-2026-xxxx saved</w:t>
+              <w:t>0771234567 and +94771234567</w:t>
             </w:r>
           </w:p>
         </w:tc>
         <w:tc>
           <w:tcPr>
-            <w:tcW w:type="dxa" w:w="1805"/>
+            <w:tcW w:type="dxa" w:w="1504"/>
           </w:tcPr>
           <w:p>
             <w:pPr>
@@ -4888,17 +5020,15 @@
                 <w:b w:val="0"/>
                 <w:i w:val="0"/>
                 <w:color w:val="000000"/>
-                <w:sz w:val="18"/>
+                <w:sz w:val="16"/>
               </w:rPr>
-              <w:t>Manual</w:t>
+              <w:t>Accepted</w:t>
             </w:r>
           </w:p>
         </w:tc>
-      </w:tr>
-      <w:tr>
         <w:tc>
           <w:tcPr>
-            <w:tcW w:type="dxa" w:w="1805"/>
+            <w:tcW w:type="dxa" w:w="1504"/>
           </w:tcPr>
           <w:p>
             <w:pPr>
@@ -4911,15 +5041,17 @@
                 <w:b w:val="0"/>
                 <w:i w:val="0"/>
                 <w:color w:val="000000"/>
-                <w:sz w:val="18"/>
+                <w:sz w:val="16"/>
               </w:rPr>
-              <w:t>TC08</w:t>
+              <w:t>JUnit</w:t>
             </w:r>
           </w:p>
         </w:tc>
+      </w:tr>
+      <w:tr>
         <w:tc>
           <w:tcPr>
-            <w:tcW w:type="dxa" w:w="1805"/>
+            <w:tcW w:type="dxa" w:w="1504"/>
           </w:tcPr>
           <w:p>
             <w:pPr>
@@ -4932,15 +5064,15 @@
                 <w:b w:val="0"/>
                 <w:i w:val="0"/>
                 <w:color w:val="000000"/>
-                <w:sz w:val="18"/>
+                <w:sz w:val="16"/>
               </w:rPr>
-              <w:t>UC2 include validate</w:t>
+              <w:t>TC07</w:t>
             </w:r>
           </w:p>
         </w:tc>
         <w:tc>
           <w:tcPr>
-            <w:tcW w:type="dxa" w:w="1805"/>
+            <w:tcW w:type="dxa" w:w="1504"/>
           </w:tcPr>
           <w:p>
             <w:pPr>
@@ -4953,15 +5085,15 @@
                 <w:b w:val="0"/>
                 <w:i w:val="0"/>
                 <w:color w:val="000000"/>
-                <w:sz w:val="18"/>
+                <w:sz w:val="16"/>
               </w:rPr>
-              <w:t>name Al</w:t>
+              <w:t>ValidationUtilTest.rejectsPastDatesAndSundayAndShortNames</w:t>
             </w:r>
           </w:p>
         </w:tc>
         <w:tc>
           <w:tcPr>
-            <w:tcW w:type="dxa" w:w="1805"/>
+            <w:tcW w:type="dxa" w:w="1504"/>
           </w:tcPr>
           <w:p>
             <w:pPr>
@@ -4974,15 +5106,15 @@
                 <w:b w:val="0"/>
                 <w:i w:val="0"/>
                 <w:color w:val="000000"/>
-                <w:sz w:val="18"/>
+                <w:sz w:val="16"/>
               </w:rPr>
-              <w:t>Rejected, no row</w:t>
+              <w:t>UC2 include validate date/name</w:t>
             </w:r>
           </w:p>
         </w:tc>
         <w:tc>
           <w:tcPr>
-            <w:tcW w:type="dxa" w:w="1805"/>
+            <w:tcW w:type="dxa" w:w="1504"/>
           </w:tcPr>
           <w:p>
             <w:pPr>
@@ -4995,17 +5127,15 @@
                 <w:b w:val="0"/>
                 <w:i w:val="0"/>
                 <w:color w:val="000000"/>
-                <w:sz w:val="18"/>
+                <w:sz w:val="16"/>
               </w:rPr>
-              <w:t>JUnit</w:t>
+              <w:t>past date, Sunday, name Al</w:t>
             </w:r>
           </w:p>
         </w:tc>
-      </w:tr>
-      <w:tr>
         <w:tc>
           <w:tcPr>
-            <w:tcW w:type="dxa" w:w="1805"/>
+            <w:tcW w:type="dxa" w:w="1504"/>
           </w:tcPr>
           <w:p>
             <w:pPr>
@@ -5018,15 +5148,15 @@
                 <w:b w:val="0"/>
                 <w:i w:val="0"/>
                 <w:color w:val="000000"/>
-                <w:sz w:val="18"/>
+                <w:sz w:val="16"/>
               </w:rPr>
-              <w:t>TC09</w:t>
+              <w:t>Rejected</w:t>
             </w:r>
           </w:p>
         </w:tc>
         <w:tc>
           <w:tcPr>
-            <w:tcW w:type="dxa" w:w="1805"/>
+            <w:tcW w:type="dxa" w:w="1504"/>
           </w:tcPr>
           <w:p>
             <w:pPr>
@@ -5039,15 +5169,17 @@
                 <w:b w:val="0"/>
                 <w:i w:val="0"/>
                 <w:color w:val="000000"/>
-                <w:sz w:val="18"/>
+                <w:sz w:val="16"/>
               </w:rPr>
-              <w:t>UC2 include validate</w:t>
+              <w:t>JUnit</w:t>
             </w:r>
           </w:p>
         </w:tc>
+      </w:tr>
+      <w:tr>
         <w:tc>
           <w:tcPr>
-            <w:tcW w:type="dxa" w:w="1805"/>
+            <w:tcW w:type="dxa" w:w="1504"/>
           </w:tcPr>
           <w:p>
             <w:pPr>
@@ -5060,15 +5192,15 @@
                 <w:b w:val="0"/>
                 <w:i w:val="0"/>
                 <w:color w:val="000000"/>
-                <w:sz w:val="18"/>
+                <w:sz w:val="16"/>
               </w:rPr>
-              <w:t>phone 07712</w:t>
+              <w:t>TC08</w:t>
             </w:r>
           </w:p>
         </w:tc>
         <w:tc>
           <w:tcPr>
-            <w:tcW w:type="dxa" w:w="1805"/>
+            <w:tcW w:type="dxa" w:w="1504"/>
           </w:tcPr>
           <w:p>
             <w:pPr>
@@ -5081,15 +5213,15 @@
                 <w:b w:val="0"/>
                 <w:i w:val="0"/>
                 <w:color w:val="000000"/>
-                <w:sz w:val="18"/>
+                <w:sz w:val="16"/>
               </w:rPr>
-              <w:t>Rejected</w:t>
+              <w:t>ValidationUtilTest.acceptsValidAppointmentInput</w:t>
             </w:r>
           </w:p>
         </w:tc>
         <w:tc>
           <w:tcPr>
-            <w:tcW w:type="dxa" w:w="1805"/>
+            <w:tcW w:type="dxa" w:w="1504"/>
           </w:tcPr>
           <w:p>
             <w:pPr>
@@ -5102,17 +5234,15 @@
                 <w:b w:val="0"/>
                 <w:i w:val="0"/>
                 <w:color w:val="000000"/>
-                <w:sz w:val="18"/>
+                <w:sz w:val="16"/>
               </w:rPr>
-              <w:t>JUnit</w:t>
+              <w:t>UC2 valid form fields</w:t>
             </w:r>
           </w:p>
         </w:tc>
-      </w:tr>
-      <w:tr>
         <w:tc>
           <w:tcPr>
-            <w:tcW w:type="dxa" w:w="1805"/>
+            <w:tcW w:type="dxa" w:w="1504"/>
           </w:tcPr>
           <w:p>
             <w:pPr>
@@ -5125,15 +5255,15 @@
                 <w:b w:val="0"/>
                 <w:i w:val="0"/>
                 <w:color w:val="000000"/>
-                <w:sz w:val="18"/>
+                <w:sz w:val="16"/>
               </w:rPr>
-              <w:t>TC10</w:t>
+              <w:t>normal name, phone, future date</w:t>
             </w:r>
           </w:p>
         </w:tc>
         <w:tc>
           <w:tcPr>
-            <w:tcW w:type="dxa" w:w="1805"/>
+            <w:tcW w:type="dxa" w:w="1504"/>
           </w:tcPr>
           <w:p>
             <w:pPr>
@@ -5146,15 +5276,15 @@
                 <w:b w:val="0"/>
                 <w:i w:val="0"/>
                 <w:color w:val="000000"/>
-                <w:sz w:val="18"/>
+                <w:sz w:val="16"/>
               </w:rPr>
-              <w:t>UC2 include validate</w:t>
+              <w:t>Accepted</w:t>
             </w:r>
           </w:p>
         </w:tc>
         <w:tc>
           <w:tcPr>
-            <w:tcW w:type="dxa" w:w="1805"/>
+            <w:tcW w:type="dxa" w:w="1504"/>
           </w:tcPr>
           <w:p>
             <w:pPr>
@@ -5167,15 +5297,17 @@
                 <w:b w:val="0"/>
                 <w:i w:val="0"/>
                 <w:color w:val="000000"/>
-                <w:sz w:val="18"/>
+                <w:sz w:val="16"/>
               </w:rPr>
-              <w:t>phone 0771234567 and +94771234567</w:t>
+              <w:t>JUnit</w:t>
             </w:r>
           </w:p>
         </w:tc>
+      </w:tr>
+      <w:tr>
         <w:tc>
           <w:tcPr>
-            <w:tcW w:type="dxa" w:w="1805"/>
+            <w:tcW w:type="dxa" w:w="1504"/>
           </w:tcPr>
           <w:p>
             <w:pPr>
@@ -5188,15 +5320,15 @@
                 <w:b w:val="0"/>
                 <w:i w:val="0"/>
                 <w:color w:val="000000"/>
-                <w:sz w:val="18"/>
+                <w:sz w:val="16"/>
               </w:rPr>
-              <w:t>Accepted</w:t>
+              <w:t>TC09</w:t>
             </w:r>
           </w:p>
         </w:tc>
         <w:tc>
           <w:tcPr>
-            <w:tcW w:type="dxa" w:w="1805"/>
+            <w:tcW w:type="dxa" w:w="1504"/>
           </w:tcPr>
           <w:p>
             <w:pPr>
@@ -5209,17 +5341,15 @@
                 <w:b w:val="0"/>
                 <w:i w:val="0"/>
                 <w:color w:val="000000"/>
-                <w:sz w:val="18"/>
+                <w:sz w:val="16"/>
               </w:rPr>
-              <w:t>JUnit</w:t>
+              <w:t>BookingValidationChainTest.rejectsShortNameAtFirstLevel</w:t>
             </w:r>
           </w:p>
         </w:tc>
-      </w:tr>
-      <w:tr>
         <w:tc>
           <w:tcPr>
-            <w:tcW w:type="dxa" w:w="1805"/>
+            <w:tcW w:type="dxa" w:w="1504"/>
           </w:tcPr>
           <w:p>
             <w:pPr>
@@ -5232,15 +5362,15 @@
                 <w:b w:val="0"/>
                 <w:i w:val="0"/>
                 <w:color w:val="000000"/>
-                <w:sz w:val="18"/>
+                <w:sz w:val="16"/>
               </w:rPr>
-              <w:t>TC11</w:t>
+              <w:t>Chain stops on name</w:t>
             </w:r>
           </w:p>
         </w:tc>
         <w:tc>
           <w:tcPr>
-            <w:tcW w:type="dxa" w:w="1805"/>
+            <w:tcW w:type="dxa" w:w="1504"/>
           </w:tcPr>
           <w:p>
             <w:pPr>
@@ -5253,15 +5383,15 @@
                 <w:b w:val="0"/>
                 <w:i w:val="0"/>
                 <w:color w:val="000000"/>
-                <w:sz w:val="18"/>
+                <w:sz w:val="16"/>
               </w:rPr>
-              <w:t>UC2 include validate</w:t>
+              <w:t>name Al</w:t>
             </w:r>
           </w:p>
         </w:tc>
         <w:tc>
           <w:tcPr>
-            <w:tcW w:type="dxa" w:w="1805"/>
+            <w:tcW w:type="dxa" w:w="1504"/>
           </w:tcPr>
           <w:p>
             <w:pPr>
@@ -5274,15 +5404,15 @@
                 <w:b w:val="0"/>
                 <w:i w:val="0"/>
                 <w:color w:val="000000"/>
-                <w:sz w:val="18"/>
+                <w:sz w:val="16"/>
               </w:rPr>
-              <w:t>past date</w:t>
+              <w:t>Error at NameHandler</w:t>
             </w:r>
           </w:p>
         </w:tc>
         <w:tc>
           <w:tcPr>
-            <w:tcW w:type="dxa" w:w="1805"/>
+            <w:tcW w:type="dxa" w:w="1504"/>
           </w:tcPr>
           <w:p>
             <w:pPr>
@@ -5295,15 +5425,17 @@
                 <w:b w:val="0"/>
                 <w:i w:val="0"/>
                 <w:color w:val="000000"/>
-                <w:sz w:val="18"/>
+                <w:sz w:val="16"/>
               </w:rPr>
-              <w:t>Rejected</w:t>
+              <w:t>JUnit</w:t>
             </w:r>
           </w:p>
         </w:tc>
+      </w:tr>
+      <w:tr>
         <w:tc>
           <w:tcPr>
-            <w:tcW w:type="dxa" w:w="1805"/>
+            <w:tcW w:type="dxa" w:w="1504"/>
           </w:tcPr>
           <w:p>
             <w:pPr>
@@ -5316,17 +5448,15 @@
                 <w:b w:val="0"/>
                 <w:i w:val="0"/>
                 <w:color w:val="000000"/>
-                <w:sz w:val="18"/>
+                <w:sz w:val="16"/>
               </w:rPr>
-              <w:t>JUnit</w:t>
+              <w:t>TC10</w:t>
             </w:r>
           </w:p>
         </w:tc>
-      </w:tr>
-      <w:tr>
         <w:tc>
           <w:tcPr>
-            <w:tcW w:type="dxa" w:w="1805"/>
+            <w:tcW w:type="dxa" w:w="1504"/>
           </w:tcPr>
           <w:p>
             <w:pPr>
@@ -5339,15 +5469,15 @@
                 <w:b w:val="0"/>
                 <w:i w:val="0"/>
                 <w:color w:val="000000"/>
-                <w:sz w:val="18"/>
+                <w:sz w:val="16"/>
               </w:rPr>
-              <w:t>TC12</w:t>
+              <w:t>BookingValidationChainTest.rejectsShortPhone</w:t>
             </w:r>
           </w:p>
         </w:tc>
         <w:tc>
           <w:tcPr>
-            <w:tcW w:type="dxa" w:w="1805"/>
+            <w:tcW w:type="dxa" w:w="1504"/>
           </w:tcPr>
           <w:p>
             <w:pPr>
@@ -5360,15 +5490,15 @@
                 <w:b w:val="0"/>
                 <w:i w:val="0"/>
                 <w:color w:val="000000"/>
-                <w:sz w:val="18"/>
+                <w:sz w:val="16"/>
               </w:rPr>
-              <w:t>UC2 include slot</w:t>
+              <w:t>Chain stops on phone</w:t>
             </w:r>
           </w:p>
         </w:tc>
         <w:tc>
           <w:tcPr>
-            <w:tcW w:type="dxa" w:w="1805"/>
+            <w:tcW w:type="dxa" w:w="1504"/>
           </w:tcPr>
           <w:p>
             <w:pPr>
@@ -5381,15 +5511,15 @@
                 <w:b w:val="0"/>
                 <w:i w:val="0"/>
                 <w:color w:val="000000"/>
-                <w:sz w:val="18"/>
+                <w:sz w:val="16"/>
               </w:rPr>
-              <w:t>same dentist/date/time already BOOKED</w:t>
+              <w:t>07712</w:t>
             </w:r>
           </w:p>
         </w:tc>
         <w:tc>
           <w:tcPr>
-            <w:tcW w:type="dxa" w:w="1805"/>
+            <w:tcW w:type="dxa" w:w="1504"/>
           </w:tcPr>
           <w:p>
             <w:pPr>
@@ -5402,15 +5532,15 @@
                 <w:b w:val="0"/>
                 <w:i w:val="0"/>
                 <w:color w:val="000000"/>
-                <w:sz w:val="18"/>
+                <w:sz w:val="16"/>
               </w:rPr>
-              <w:t>Rejected</w:t>
+              <w:t>Error at PhoneHandler</w:t>
             </w:r>
           </w:p>
         </w:tc>
         <w:tc>
           <w:tcPr>
-            <w:tcW w:type="dxa" w:w="1805"/>
+            <w:tcW w:type="dxa" w:w="1504"/>
           </w:tcPr>
           <w:p>
             <w:pPr>
@@ -5423,7 +5553,7 @@
                 <w:b w:val="0"/>
                 <w:i w:val="0"/>
                 <w:color w:val="000000"/>
-                <w:sz w:val="18"/>
+                <w:sz w:val="16"/>
               </w:rPr>
               <w:t>JUnit</w:t>
             </w:r>
@@ -5433,7 +5563,7 @@
       <w:tr>
         <w:tc>
           <w:tcPr>
-            <w:tcW w:type="dxa" w:w="1805"/>
+            <w:tcW w:type="dxa" w:w="1504"/>
           </w:tcPr>
           <w:p>
             <w:pPr>
@@ -5446,15 +5576,15 @@
                 <w:b w:val="0"/>
                 <w:i w:val="0"/>
                 <w:color w:val="000000"/>
-                <w:sz w:val="18"/>
+                <w:sz w:val="16"/>
               </w:rPr>
-              <w:t>TC13</w:t>
+              <w:t>TC11</w:t>
             </w:r>
           </w:p>
         </w:tc>
         <w:tc>
           <w:tcPr>
-            <w:tcW w:type="dxa" w:w="1805"/>
+            <w:tcW w:type="dxa" w:w="1504"/>
           </w:tcPr>
           <w:p>
             <w:pPr>
@@ -5467,15 +5597,15 @@
                 <w:b w:val="0"/>
                 <w:i w:val="0"/>
                 <w:color w:val="000000"/>
-                <w:sz w:val="18"/>
+                <w:sz w:val="16"/>
               </w:rPr>
-              <w:t>UC2 include notify</w:t>
+              <w:t>BookingValidationChainTest.acceptsValidBookingData</w:t>
             </w:r>
           </w:p>
         </w:tc>
         <w:tc>
           <w:tcPr>
-            <w:tcW w:type="dxa" w:w="1805"/>
+            <w:tcW w:type="dxa" w:w="1504"/>
           </w:tcPr>
           <w:p>
             <w:pPr>
@@ -5488,15 +5618,15 @@
                 <w:b w:val="0"/>
                 <w:i w:val="0"/>
                 <w:color w:val="000000"/>
-                <w:sz w:val="18"/>
+                <w:sz w:val="16"/>
               </w:rPr>
-              <w:t>successful save</w:t>
+              <w:t>Full validation chain</w:t>
             </w:r>
           </w:p>
         </w:tc>
         <w:tc>
           <w:tcPr>
-            <w:tcW w:type="dxa" w:w="1805"/>
+            <w:tcW w:type="dxa" w:w="1504"/>
           </w:tcPr>
           <w:p>
             <w:pPr>
@@ -5509,15 +5639,15 @@
                 <w:b w:val="0"/>
                 <w:i w:val="0"/>
                 <w:color w:val="000000"/>
-                <w:sz w:val="18"/>
+                <w:sz w:val="16"/>
               </w:rPr>
-              <w:t>email and SMS rows written</w:t>
+              <w:t>valid booking context</w:t>
             </w:r>
           </w:p>
         </w:tc>
         <w:tc>
           <w:tcPr>
-            <w:tcW w:type="dxa" w:w="1805"/>
+            <w:tcW w:type="dxa" w:w="1504"/>
           </w:tcPr>
           <w:p>
             <w:pPr>
@@ -5530,17 +5660,15 @@
                 <w:b w:val="0"/>
                 <w:i w:val="0"/>
                 <w:color w:val="000000"/>
-                <w:sz w:val="18"/>
+                <w:sz w:val="16"/>
               </w:rPr>
-              <w:t>Manual</w:t>
+              <w:t>All handlers pass</w:t>
             </w:r>
           </w:p>
         </w:tc>
-      </w:tr>
-      <w:tr>
         <w:tc>
           <w:tcPr>
-            <w:tcW w:type="dxa" w:w="1805"/>
+            <w:tcW w:type="dxa" w:w="1504"/>
           </w:tcPr>
           <w:p>
             <w:pPr>
@@ -5553,15 +5681,17 @@
                 <w:b w:val="0"/>
                 <w:i w:val="0"/>
                 <w:color w:val="000000"/>
-                <w:sz w:val="18"/>
+                <w:sz w:val="16"/>
               </w:rPr>
-              <w:t>TC14</w:t>
+              <w:t>JUnit</w:t>
             </w:r>
           </w:p>
         </w:tc>
+      </w:tr>
+      <w:tr>
         <w:tc>
           <w:tcPr>
-            <w:tcW w:type="dxa" w:w="1805"/>
+            <w:tcW w:type="dxa" w:w="1504"/>
           </w:tcPr>
           <w:p>
             <w:pPr>
@@ -5574,15 +5704,15 @@
                 <w:b w:val="0"/>
                 <w:i w:val="0"/>
                 <w:color w:val="000000"/>
-                <w:sz w:val="18"/>
+                <w:sz w:val="16"/>
               </w:rPr>
-              <w:t>UC3 search</w:t>
+              <w:t>TC12</w:t>
             </w:r>
           </w:p>
         </w:tc>
         <w:tc>
           <w:tcPr>
-            <w:tcW w:type="dxa" w:w="1805"/>
+            <w:tcW w:type="dxa" w:w="1504"/>
           </w:tcPr>
           <w:p>
             <w:pPr>
@@ -5595,15 +5725,15 @@
                 <w:b w:val="0"/>
                 <w:i w:val="0"/>
                 <w:color w:val="000000"/>
-                <w:sz w:val="18"/>
+                <w:sz w:val="16"/>
               </w:rPr>
-              <w:t>APT-2026-0001</w:t>
+              <w:t>AppointmentServiceTest.rejectsDoubleBooking</w:t>
             </w:r>
           </w:p>
         </w:tc>
         <w:tc>
           <w:tcPr>
-            <w:tcW w:type="dxa" w:w="1805"/>
+            <w:tcW w:type="dxa" w:w="1504"/>
           </w:tcPr>
           <w:p>
             <w:pPr>
@@ -5616,15 +5746,15 @@
                 <w:b w:val="0"/>
                 <w:i w:val="0"/>
                 <w:color w:val="000000"/>
-                <w:sz w:val="18"/>
+                <w:sz w:val="16"/>
               </w:rPr>
-              <w:t>Details shown</w:t>
+              <w:t>UC2 include slot check</w:t>
             </w:r>
           </w:p>
         </w:tc>
         <w:tc>
           <w:tcPr>
-            <w:tcW w:type="dxa" w:w="1805"/>
+            <w:tcW w:type="dxa" w:w="1504"/>
           </w:tcPr>
           <w:p>
             <w:pPr>
@@ -5637,17 +5767,15 @@
                 <w:b w:val="0"/>
                 <w:i w:val="0"/>
                 <w:color w:val="000000"/>
-                <w:sz w:val="18"/>
+                <w:sz w:val="16"/>
               </w:rPr>
-              <w:t>Manual</w:t>
+              <w:t>same dentist/date/time BOOKED</w:t>
             </w:r>
           </w:p>
         </w:tc>
-      </w:tr>
-      <w:tr>
         <w:tc>
           <w:tcPr>
-            <w:tcW w:type="dxa" w:w="1805"/>
+            <w:tcW w:type="dxa" w:w="1504"/>
           </w:tcPr>
           <w:p>
             <w:pPr>
@@ -5660,15 +5788,15 @@
                 <w:b w:val="0"/>
                 <w:i w:val="0"/>
                 <w:color w:val="000000"/>
-                <w:sz w:val="18"/>
+                <w:sz w:val="16"/>
               </w:rPr>
-              <w:t>TC15</w:t>
+              <w:t>Rejected, no second row</w:t>
             </w:r>
           </w:p>
         </w:tc>
         <w:tc>
           <w:tcPr>
-            <w:tcW w:type="dxa" w:w="1805"/>
+            <w:tcW w:type="dxa" w:w="1504"/>
           </w:tcPr>
           <w:p>
             <w:pPr>
@@ -5681,15 +5809,17 @@
                 <w:b w:val="0"/>
                 <w:i w:val="0"/>
                 <w:color w:val="000000"/>
-                <w:sz w:val="18"/>
+                <w:sz w:val="16"/>
               </w:rPr>
-              <w:t>UC3 search</w:t>
+              <w:t>JUnit</w:t>
             </w:r>
           </w:p>
         </w:tc>
+      </w:tr>
+      <w:tr>
         <w:tc>
           <w:tcPr>
-            <w:tcW w:type="dxa" w:w="1805"/>
+            <w:tcW w:type="dxa" w:w="1504"/>
           </w:tcPr>
           <w:p>
             <w:pPr>
@@ -5702,15 +5832,15 @@
                 <w:b w:val="0"/>
                 <w:i w:val="0"/>
                 <w:color w:val="000000"/>
-                <w:sz w:val="18"/>
+                <w:sz w:val="16"/>
               </w:rPr>
-              <w:t>APT-2026-9999</w:t>
+              <w:t>TC13</w:t>
             </w:r>
           </w:p>
         </w:tc>
         <w:tc>
           <w:tcPr>
-            <w:tcW w:type="dxa" w:w="1805"/>
+            <w:tcW w:type="dxa" w:w="1504"/>
           </w:tcPr>
           <w:p>
             <w:pPr>
@@ -5723,15 +5853,15 @@
                 <w:b w:val="0"/>
                 <w:i w:val="0"/>
                 <w:color w:val="000000"/>
-                <w:sz w:val="18"/>
+                <w:sz w:val="16"/>
               </w:rPr>
-              <w:t>Not found</w:t>
+              <w:t>SlotServiceTest.clinicSlotsRunFromNineToHalfFour</w:t>
             </w:r>
           </w:p>
         </w:tc>
         <w:tc>
           <w:tcPr>
-            <w:tcW w:type="dxa" w:w="1805"/>
+            <w:tcW w:type="dxa" w:w="1504"/>
           </w:tcPr>
           <w:p>
             <w:pPr>
@@ -5744,17 +5874,15 @@
                 <w:b w:val="0"/>
                 <w:i w:val="0"/>
                 <w:color w:val="000000"/>
-                <w:sz w:val="18"/>
+                <w:sz w:val="16"/>
               </w:rPr>
-              <w:t>JUnit</w:t>
+              <w:t>Clinic opening hours</w:t>
             </w:r>
           </w:p>
         </w:tc>
-      </w:tr>
-      <w:tr>
         <w:tc>
           <w:tcPr>
-            <w:tcW w:type="dxa" w:w="1805"/>
+            <w:tcW w:type="dxa" w:w="1504"/>
           </w:tcPr>
           <w:p>
             <w:pPr>
@@ -5767,15 +5895,15 @@
                 <w:b w:val="0"/>
                 <w:i w:val="0"/>
                 <w:color w:val="000000"/>
-                <w:sz w:val="18"/>
+                <w:sz w:val="16"/>
               </w:rPr>
-              <w:t>TC16</w:t>
+              <w:t>weekday</w:t>
             </w:r>
           </w:p>
         </w:tc>
         <w:tc>
           <w:tcPr>
-            <w:tcW w:type="dxa" w:w="1805"/>
+            <w:tcW w:type="dxa" w:w="1504"/>
           </w:tcPr>
           <w:p>
             <w:pPr>
@@ -5788,15 +5916,15 @@
                 <w:b w:val="0"/>
                 <w:i w:val="0"/>
                 <w:color w:val="000000"/>
-                <w:sz w:val="18"/>
+                <w:sz w:val="16"/>
               </w:rPr>
-              <w:t>UC3 search</w:t>
+              <w:t>09:00 to 16:30 slots</w:t>
             </w:r>
           </w:p>
         </w:tc>
         <w:tc>
           <w:tcPr>
-            <w:tcW w:type="dxa" w:w="1805"/>
+            <w:tcW w:type="dxa" w:w="1504"/>
           </w:tcPr>
           <w:p>
             <w:pPr>
@@ -5809,15 +5937,17 @@
                 <w:b w:val="0"/>
                 <w:i w:val="0"/>
                 <w:color w:val="000000"/>
-                <w:sz w:val="18"/>
+                <w:sz w:val="16"/>
               </w:rPr>
-              <w:t>blank number</w:t>
+              <w:t>JUnit</w:t>
             </w:r>
           </w:p>
         </w:tc>
+      </w:tr>
+      <w:tr>
         <w:tc>
           <w:tcPr>
-            <w:tcW w:type="dxa" w:w="1805"/>
+            <w:tcW w:type="dxa" w:w="1504"/>
           </w:tcPr>
           <w:p>
             <w:pPr>
@@ -5830,15 +5960,15 @@
                 <w:b w:val="0"/>
                 <w:i w:val="0"/>
                 <w:color w:val="000000"/>
-                <w:sz w:val="18"/>
+                <w:sz w:val="16"/>
               </w:rPr>
-              <w:t>Number required</w:t>
+              <w:t>TC14</w:t>
             </w:r>
           </w:p>
         </w:tc>
         <w:tc>
           <w:tcPr>
-            <w:tcW w:type="dxa" w:w="1805"/>
+            <w:tcW w:type="dxa" w:w="1504"/>
           </w:tcPr>
           <w:p>
             <w:pPr>
@@ -5851,17 +5981,15 @@
                 <w:b w:val="0"/>
                 <w:i w:val="0"/>
                 <w:color w:val="000000"/>
-                <w:sz w:val="18"/>
+                <w:sz w:val="16"/>
               </w:rPr>
-              <w:t>JUnit</w:t>
+              <w:t>SlotServiceTest.hidesTakenSlot</w:t>
             </w:r>
           </w:p>
         </w:tc>
-      </w:tr>
-      <w:tr>
         <w:tc>
           <w:tcPr>
-            <w:tcW w:type="dxa" w:w="1805"/>
+            <w:tcW w:type="dxa" w:w="1504"/>
           </w:tcPr>
           <w:p>
             <w:pPr>
@@ -5874,15 +6002,15 @@
                 <w:b w:val="0"/>
                 <w:i w:val="0"/>
                 <w:color w:val="000000"/>
-                <w:sz w:val="18"/>
+                <w:sz w:val="16"/>
               </w:rPr>
-              <w:t>TC17</w:t>
+              <w:t>Taken slot hidden on portal</w:t>
             </w:r>
           </w:p>
         </w:tc>
         <w:tc>
           <w:tcPr>
-            <w:tcW w:type="dxa" w:w="1805"/>
+            <w:tcW w:type="dxa" w:w="1504"/>
           </w:tcPr>
           <w:p>
             <w:pPr>
@@ -5895,15 +6023,15 @@
                 <w:b w:val="0"/>
                 <w:i w:val="0"/>
                 <w:color w:val="000000"/>
-                <w:sz w:val="18"/>
+                <w:sz w:val="16"/>
               </w:rPr>
-              <w:t>UC3 extend QR</w:t>
+              <w:t>already BOOKED time</w:t>
             </w:r>
           </w:p>
         </w:tc>
         <w:tc>
           <w:tcPr>
-            <w:tcW w:type="dxa" w:w="1805"/>
+            <w:tcW w:type="dxa" w:w="1504"/>
           </w:tcPr>
           <w:p>
             <w:pPr>
@@ -5916,15 +6044,15 @@
                 <w:b w:val="0"/>
                 <w:i w:val="0"/>
                 <w:color w:val="000000"/>
-                <w:sz w:val="18"/>
+                <w:sz w:val="16"/>
               </w:rPr>
-              <w:t>found appointment</w:t>
+              <w:t>That time not listed</w:t>
             </w:r>
           </w:p>
         </w:tc>
         <w:tc>
           <w:tcPr>
-            <w:tcW w:type="dxa" w:w="1805"/>
+            <w:tcW w:type="dxa" w:w="1504"/>
           </w:tcPr>
           <w:p>
             <w:pPr>
@@ -5937,15 +6065,17 @@
                 <w:b w:val="0"/>
                 <w:i w:val="0"/>
                 <w:color w:val="000000"/>
-                <w:sz w:val="18"/>
+                <w:sz w:val="16"/>
               </w:rPr>
-              <w:t>QR image loads</w:t>
+              <w:t>JUnit</w:t>
             </w:r>
           </w:p>
         </w:tc>
+      </w:tr>
+      <w:tr>
         <w:tc>
           <w:tcPr>
-            <w:tcW w:type="dxa" w:w="1805"/>
+            <w:tcW w:type="dxa" w:w="1504"/>
           </w:tcPr>
           <w:p>
             <w:pPr>
@@ -5958,17 +6088,15 @@
                 <w:b w:val="0"/>
                 <w:i w:val="0"/>
                 <w:color w:val="000000"/>
-                <w:sz w:val="18"/>
+                <w:sz w:val="16"/>
               </w:rPr>
-              <w:t>Manual</w:t>
+              <w:t>TC15</w:t>
             </w:r>
           </w:p>
         </w:tc>
-      </w:tr>
-      <w:tr>
         <w:tc>
           <w:tcPr>
-            <w:tcW w:type="dxa" w:w="1805"/>
+            <w:tcW w:type="dxa" w:w="1504"/>
           </w:tcPr>
           <w:p>
             <w:pPr>
@@ -5981,15 +6109,15 @@
                 <w:b w:val="0"/>
                 <w:i w:val="0"/>
                 <w:color w:val="000000"/>
-                <w:sz w:val="18"/>
+                <w:sz w:val="16"/>
               </w:rPr>
-              <w:t>TC18</w:t>
+              <w:t>BillingServiceTest.createBillRejectsUnknownAppointment</w:t>
             </w:r>
           </w:p>
         </w:tc>
         <w:tc>
           <w:tcPr>
-            <w:tcW w:type="dxa" w:w="1805"/>
+            <w:tcW w:type="dxa" w:w="1504"/>
           </w:tcPr>
           <w:p>
             <w:pPr>
@@ -6002,15 +6130,15 @@
                 <w:b w:val="0"/>
                 <w:i w:val="0"/>
                 <w:color w:val="000000"/>
-                <w:sz w:val="18"/>
+                <w:sz w:val="16"/>
               </w:rPr>
-              <w:t>UC3 extend QR</w:t>
+              <w:t>UC4 include find</w:t>
             </w:r>
           </w:p>
         </w:tc>
         <w:tc>
           <w:tcPr>
-            <w:tcW w:type="dxa" w:w="1805"/>
+            <w:tcW w:type="dxa" w:w="1504"/>
           </w:tcPr>
           <w:p>
             <w:pPr>
@@ -6023,15 +6151,15 @@
                 <w:b w:val="0"/>
                 <w:i w:val="0"/>
                 <w:color w:val="000000"/>
-                <w:sz w:val="18"/>
+                <w:sz w:val="16"/>
               </w:rPr>
-              <w:t>not found</w:t>
+              <w:t>APT-2026-9999</w:t>
             </w:r>
           </w:p>
         </w:tc>
         <w:tc>
           <w:tcPr>
-            <w:tcW w:type="dxa" w:w="1805"/>
+            <w:tcW w:type="dxa" w:w="1504"/>
           </w:tcPr>
           <w:p>
             <w:pPr>
@@ -6044,15 +6172,15 @@
                 <w:b w:val="0"/>
                 <w:i w:val="0"/>
                 <w:color w:val="000000"/>
-                <w:sz w:val="18"/>
+                <w:sz w:val="16"/>
               </w:rPr>
-              <w:t>No QR</w:t>
+              <w:t>ClinicException not found</w:t>
             </w:r>
           </w:p>
         </w:tc>
         <w:tc>
           <w:tcPr>
-            <w:tcW w:type="dxa" w:w="1805"/>
+            <w:tcW w:type="dxa" w:w="1504"/>
           </w:tcPr>
           <w:p>
             <w:pPr>
@@ -6065,9 +6193,9 @@
                 <w:b w:val="0"/>
                 <w:i w:val="0"/>
                 <w:color w:val="000000"/>
-                <w:sz w:val="18"/>
+                <w:sz w:val="16"/>
               </w:rPr>
-              <w:t>Manual</w:t>
+              <w:t>JUnit</w:t>
             </w:r>
           </w:p>
         </w:tc>
@@ -6075,7 +6203,7 @@
       <w:tr>
         <w:tc>
           <w:tcPr>
-            <w:tcW w:type="dxa" w:w="1805"/>
+            <w:tcW w:type="dxa" w:w="1504"/>
           </w:tcPr>
           <w:p>
             <w:pPr>
@@ -6088,15 +6216,15 @@
                 <w:b w:val="0"/>
                 <w:i w:val="0"/>
                 <w:color w:val="000000"/>
-                <w:sz w:val="18"/>
+                <w:sz w:val="16"/>
               </w:rPr>
-              <w:t>TC19</w:t>
+              <w:t>TC16</w:t>
             </w:r>
           </w:p>
         </w:tc>
         <w:tc>
           <w:tcPr>
-            <w:tcW w:type="dxa" w:w="1805"/>
+            <w:tcW w:type="dxa" w:w="1504"/>
           </w:tcPr>
           <w:p>
             <w:pPr>
@@ -6109,15 +6237,15 @@
                 <w:b w:val="0"/>
                 <w:i w:val="0"/>
                 <w:color w:val="000000"/>
-                <w:sz w:val="18"/>
+                <w:sz w:val="16"/>
               </w:rPr>
-              <w:t>UC4 include find</w:t>
+              <w:t>BillingPatternTest.standardStrategyAddsConsultationFee</w:t>
             </w:r>
           </w:p>
         </w:tc>
         <w:tc>
           <w:tcPr>
-            <w:tcW w:type="dxa" w:w="1805"/>
+            <w:tcW w:type="dxa" w:w="1504"/>
           </w:tcPr>
           <w:p>
             <w:pPr>
@@ -6130,15 +6258,15 @@
                 <w:b w:val="0"/>
                 <w:i w:val="0"/>
                 <w:color w:val="000000"/>
-                <w:sz w:val="18"/>
+                <w:sz w:val="16"/>
               </w:rPr>
-              <w:t>known BOOKED number</w:t>
+              <w:t>UC4 bill math</w:t>
             </w:r>
           </w:p>
         </w:tc>
         <w:tc>
           <w:tcPr>
-            <w:tcW w:type="dxa" w:w="1805"/>
+            <w:tcW w:type="dxa" w:w="1504"/>
           </w:tcPr>
           <w:p>
             <w:pPr>
@@ -6151,15 +6279,15 @@
                 <w:b w:val="0"/>
                 <w:i w:val="0"/>
                 <w:color w:val="000000"/>
-                <w:sz w:val="18"/>
+                <w:sz w:val="16"/>
               </w:rPr>
-              <w:t>Bill page opens</w:t>
+              <w:t>8000 + 1500</w:t>
             </w:r>
           </w:p>
         </w:tc>
         <w:tc>
           <w:tcPr>
-            <w:tcW w:type="dxa" w:w="1805"/>
+            <w:tcW w:type="dxa" w:w="1504"/>
           </w:tcPr>
           <w:p>
             <w:pPr>
@@ -6172,17 +6300,15 @@
                 <w:b w:val="0"/>
                 <w:i w:val="0"/>
                 <w:color w:val="000000"/>
-                <w:sz w:val="18"/>
+                <w:sz w:val="16"/>
               </w:rPr>
-              <w:t>Manual</w:t>
+              <w:t>Total 9500.00</w:t>
             </w:r>
           </w:p>
         </w:tc>
-      </w:tr>
-      <w:tr>
         <w:tc>
           <w:tcPr>
-            <w:tcW w:type="dxa" w:w="1805"/>
+            <w:tcW w:type="dxa" w:w="1504"/>
           </w:tcPr>
           <w:p>
             <w:pPr>
@@ -6195,15 +6321,17 @@
                 <w:b w:val="0"/>
                 <w:i w:val="0"/>
                 <w:color w:val="000000"/>
-                <w:sz w:val="18"/>
+                <w:sz w:val="16"/>
               </w:rPr>
-              <w:t>TC20</w:t>
+              <w:t>JUnit</w:t>
             </w:r>
           </w:p>
         </w:tc>
+      </w:tr>
+      <w:tr>
         <w:tc>
           <w:tcPr>
-            <w:tcW w:type="dxa" w:w="1805"/>
+            <w:tcW w:type="dxa" w:w="1504"/>
           </w:tcPr>
           <w:p>
             <w:pPr>
@@ -6216,15 +6344,15 @@
                 <w:b w:val="0"/>
                 <w:i w:val="0"/>
                 <w:color w:val="000000"/>
-                <w:sz w:val="18"/>
+                <w:sz w:val="16"/>
               </w:rPr>
-              <w:t>UC4 bill math</w:t>
+              <w:t>TC17</w:t>
             </w:r>
           </w:p>
         </w:tc>
         <w:tc>
           <w:tcPr>
-            <w:tcW w:type="dxa" w:w="1805"/>
+            <w:tcW w:type="dxa" w:w="1504"/>
           </w:tcPr>
           <w:p>
             <w:pPr>
@@ -6237,15 +6365,15 @@
                 <w:b w:val="0"/>
                 <w:i w:val="0"/>
                 <w:color w:val="000000"/>
-                <w:sz w:val="18"/>
+                <w:sz w:val="16"/>
               </w:rPr>
-              <w:t>Filling 8000 + fee 1500</w:t>
+              <w:t>BillingPatternTest.consultationFeeConfigIsSingleton</w:t>
             </w:r>
           </w:p>
         </w:tc>
         <w:tc>
           <w:tcPr>
-            <w:tcW w:type="dxa" w:w="1805"/>
+            <w:tcW w:type="dxa" w:w="1504"/>
           </w:tcPr>
           <w:p>
             <w:pPr>
@@ -6258,15 +6386,15 @@
                 <w:b w:val="0"/>
                 <w:i w:val="0"/>
                 <w:color w:val="000000"/>
-                <w:sz w:val="18"/>
+                <w:sz w:val="16"/>
               </w:rPr>
-              <w:t>Total 9500.00</w:t>
+              <w:t>Singleton fee config</w:t>
             </w:r>
           </w:p>
         </w:tc>
         <w:tc>
           <w:tcPr>
-            <w:tcW w:type="dxa" w:w="1805"/>
+            <w:tcW w:type="dxa" w:w="1504"/>
           </w:tcPr>
           <w:p>
             <w:pPr>
@@ -6279,17 +6407,15 @@
                 <w:b w:val="0"/>
                 <w:i w:val="0"/>
                 <w:color w:val="000000"/>
-                <w:sz w:val="18"/>
+                <w:sz w:val="16"/>
               </w:rPr>
-              <w:t>JUnit</w:t>
+              <w:t>two getInstance() calls</w:t>
             </w:r>
           </w:p>
         </w:tc>
-      </w:tr>
-      <w:tr>
         <w:tc>
           <w:tcPr>
-            <w:tcW w:type="dxa" w:w="1805"/>
+            <w:tcW w:type="dxa" w:w="1504"/>
           </w:tcPr>
           <w:p>
             <w:pPr>
@@ -6302,15 +6428,15 @@
                 <w:b w:val="0"/>
                 <w:i w:val="0"/>
                 <w:color w:val="000000"/>
-                <w:sz w:val="18"/>
+                <w:sz w:val="16"/>
               </w:rPr>
-              <w:t>TC21</w:t>
+              <w:t>Same object</w:t>
             </w:r>
           </w:p>
         </w:tc>
         <w:tc>
           <w:tcPr>
-            <w:tcW w:type="dxa" w:w="1805"/>
+            <w:tcW w:type="dxa" w:w="1504"/>
           </w:tcPr>
           <w:p>
             <w:pPr>
@@ -6323,15 +6449,17 @@
                 <w:b w:val="0"/>
                 <w:i w:val="0"/>
                 <w:color w:val="000000"/>
-                <w:sz w:val="18"/>
+                <w:sz w:val="16"/>
               </w:rPr>
-              <w:t>UC4 state</w:t>
+              <w:t>JUnit</w:t>
             </w:r>
           </w:p>
         </w:tc>
+      </w:tr>
+      <w:tr>
         <w:tc>
           <w:tcPr>
-            <w:tcW w:type="dxa" w:w="1805"/>
+            <w:tcW w:type="dxa" w:w="1504"/>
           </w:tcPr>
           <w:p>
             <w:pPr>
@@ -6344,15 +6472,15 @@
                 <w:b w:val="0"/>
                 <w:i w:val="0"/>
                 <w:color w:val="000000"/>
-                <w:sz w:val="18"/>
+                <w:sz w:val="16"/>
               </w:rPr>
-              <w:t>CANCELLED appointment</w:t>
+              <w:t>TC18</w:t>
             </w:r>
           </w:p>
         </w:tc>
         <w:tc>
           <w:tcPr>
-            <w:tcW w:type="dxa" w:w="1805"/>
+            <w:tcW w:type="dxa" w:w="1504"/>
           </w:tcPr>
           <w:p>
             <w:pPr>
@@ -6365,15 +6493,15 @@
                 <w:b w:val="0"/>
                 <w:i w:val="0"/>
                 <w:color w:val="000000"/>
-                <w:sz w:val="18"/>
+                <w:sz w:val="16"/>
               </w:rPr>
-              <w:t>Cannot bill</w:t>
+              <w:t>ExtraPatternsTest.stateBlocksCancelWhenCompleted</w:t>
             </w:r>
           </w:p>
         </w:tc>
         <w:tc>
           <w:tcPr>
-            <w:tcW w:type="dxa" w:w="1805"/>
+            <w:tcW w:type="dxa" w:w="1504"/>
           </w:tcPr>
           <w:p>
             <w:pPr>
@@ -6386,17 +6514,15 @@
                 <w:b w:val="0"/>
                 <w:i w:val="0"/>
                 <w:color w:val="000000"/>
-                <w:sz w:val="18"/>
+                <w:sz w:val="16"/>
               </w:rPr>
-              <w:t>JUnit</w:t>
+              <w:t>State pattern</w:t>
             </w:r>
           </w:p>
         </w:tc>
-      </w:tr>
-      <w:tr>
         <w:tc>
           <w:tcPr>
-            <w:tcW w:type="dxa" w:w="1805"/>
+            <w:tcW w:type="dxa" w:w="1504"/>
           </w:tcPr>
           <w:p>
             <w:pPr>
@@ -6409,15 +6535,15 @@
                 <w:b w:val="0"/>
                 <w:i w:val="0"/>
                 <w:color w:val="000000"/>
-                <w:sz w:val="18"/>
+                <w:sz w:val="16"/>
               </w:rPr>
-              <w:t>TC22</w:t>
+              <w:t>COMPLETED visit</w:t>
             </w:r>
           </w:p>
         </w:tc>
         <w:tc>
           <w:tcPr>
-            <w:tcW w:type="dxa" w:w="1805"/>
+            <w:tcW w:type="dxa" w:w="1504"/>
           </w:tcPr>
           <w:p>
             <w:pPr>
@@ -6430,15 +6556,15 @@
                 <w:b w:val="0"/>
                 <w:i w:val="0"/>
                 <w:color w:val="000000"/>
-                <w:sz w:val="18"/>
+                <w:sz w:val="16"/>
               </w:rPr>
-              <w:t>UC4 duplicate</w:t>
+              <w:t>canCancel() false</w:t>
             </w:r>
           </w:p>
         </w:tc>
         <w:tc>
           <w:tcPr>
-            <w:tcW w:type="dxa" w:w="1805"/>
+            <w:tcW w:type="dxa" w:w="1504"/>
           </w:tcPr>
           <w:p>
             <w:pPr>
@@ -6451,15 +6577,17 @@
                 <w:b w:val="0"/>
                 <w:i w:val="0"/>
                 <w:color w:val="000000"/>
-                <w:sz w:val="18"/>
+                <w:sz w:val="16"/>
               </w:rPr>
-              <w:t>bill already exists</w:t>
+              <w:t>JUnit</w:t>
             </w:r>
           </w:p>
         </w:tc>
+      </w:tr>
+      <w:tr>
         <w:tc>
           <w:tcPr>
-            <w:tcW w:type="dxa" w:w="1805"/>
+            <w:tcW w:type="dxa" w:w="1504"/>
           </w:tcPr>
           <w:p>
             <w:pPr>
@@ -6472,15 +6600,15 @@
                 <w:b w:val="0"/>
                 <w:i w:val="0"/>
                 <w:color w:val="000000"/>
-                <w:sz w:val="18"/>
+                <w:sz w:val="16"/>
               </w:rPr>
-              <w:t>Old bill, no second insert</w:t>
+              <w:t>TC19</w:t>
             </w:r>
           </w:p>
         </w:tc>
         <w:tc>
           <w:tcPr>
-            <w:tcW w:type="dxa" w:w="1805"/>
+            <w:tcW w:type="dxa" w:w="1504"/>
           </w:tcPr>
           <w:p>
             <w:pPr>
@@ -6493,17 +6621,15 @@
                 <w:b w:val="0"/>
                 <w:i w:val="0"/>
                 <w:color w:val="000000"/>
-                <w:sz w:val="18"/>
+                <w:sz w:val="16"/>
               </w:rPr>
-              <w:t>Manual</w:t>
+              <w:t>HelpServiceTest.receptionHelpMentionsRegisterAndBill</w:t>
             </w:r>
           </w:p>
         </w:tc>
-      </w:tr>
-      <w:tr>
         <w:tc>
           <w:tcPr>
-            <w:tcW w:type="dxa" w:w="1805"/>
+            <w:tcW w:type="dxa" w:w="1504"/>
           </w:tcPr>
           <w:p>
             <w:pPr>
@@ -6516,15 +6642,15 @@
                 <w:b w:val="0"/>
                 <w:i w:val="0"/>
                 <w:color w:val="000000"/>
-                <w:sz w:val="18"/>
+                <w:sz w:val="16"/>
               </w:rPr>
-              <w:t>TC23</w:t>
+              <w:t>UC5 reception help</w:t>
             </w:r>
           </w:p>
         </w:tc>
         <w:tc>
           <w:tcPr>
-            <w:tcW w:type="dxa" w:w="1805"/>
+            <w:tcW w:type="dxa" w:w="1504"/>
           </w:tcPr>
           <w:p>
             <w:pPr>
@@ -6537,15 +6663,15 @@
                 <w:b w:val="0"/>
                 <w:i w:val="0"/>
                 <w:color w:val="000000"/>
-                <w:sz w:val="18"/>
+                <w:sz w:val="16"/>
               </w:rPr>
-              <w:t>UC4 extend print</w:t>
+              <w:t>RECEPTION role</w:t>
             </w:r>
           </w:p>
         </w:tc>
         <w:tc>
           <w:tcPr>
-            <w:tcW w:type="dxa" w:w="1805"/>
+            <w:tcW w:type="dxa" w:w="1504"/>
           </w:tcPr>
           <w:p>
             <w:pPr>
@@ -6558,15 +6684,15 @@
                 <w:b w:val="0"/>
                 <w:i w:val="0"/>
                 <w:color w:val="000000"/>
-                <w:sz w:val="18"/>
+                <w:sz w:val="16"/>
               </w:rPr>
-              <w:t>bill on screen</w:t>
+              <w:t>Register and bill text</w:t>
             </w:r>
           </w:p>
         </w:tc>
         <w:tc>
           <w:tcPr>
-            <w:tcW w:type="dxa" w:w="1805"/>
+            <w:tcW w:type="dxa" w:w="1504"/>
           </w:tcPr>
           <w:p>
             <w:pPr>
@@ -6579,15 +6705,17 @@
                 <w:b w:val="0"/>
                 <w:i w:val="0"/>
                 <w:color w:val="000000"/>
-                <w:sz w:val="18"/>
+                <w:sz w:val="16"/>
               </w:rPr>
-              <w:t>Browser can print</w:t>
+              <w:t>JUnit</w:t>
             </w:r>
           </w:p>
         </w:tc>
+      </w:tr>
+      <w:tr>
         <w:tc>
           <w:tcPr>
-            <w:tcW w:type="dxa" w:w="1805"/>
+            <w:tcW w:type="dxa" w:w="1504"/>
           </w:tcPr>
           <w:p>
             <w:pPr>
@@ -6600,17 +6728,15 @@
                 <w:b w:val="0"/>
                 <w:i w:val="0"/>
                 <w:color w:val="000000"/>
-                <w:sz w:val="18"/>
+                <w:sz w:val="16"/>
               </w:rPr>
-              <w:t>Manual</w:t>
+              <w:t>TC20</w:t>
             </w:r>
           </w:p>
         </w:tc>
-      </w:tr>
-      <w:tr>
         <w:tc>
           <w:tcPr>
-            <w:tcW w:type="dxa" w:w="1805"/>
+            <w:tcW w:type="dxa" w:w="1504"/>
           </w:tcPr>
           <w:p>
             <w:pPr>
@@ -6623,15 +6749,15 @@
                 <w:b w:val="0"/>
                 <w:i w:val="0"/>
                 <w:color w:val="000000"/>
-                <w:sz w:val="18"/>
+                <w:sz w:val="16"/>
               </w:rPr>
-              <w:t>TC24</w:t>
+              <w:t>HelpServiceTest.adminHelpCoversStaffCatalogueAndReports</w:t>
             </w:r>
           </w:p>
         </w:tc>
         <w:tc>
           <w:tcPr>
-            <w:tcW w:type="dxa" w:w="1805"/>
+            <w:tcW w:type="dxa" w:w="1504"/>
           </w:tcPr>
           <w:p>
             <w:pPr>
@@ -6644,15 +6770,15 @@
                 <w:b w:val="0"/>
                 <w:i w:val="0"/>
                 <w:color w:val="000000"/>
-                <w:sz w:val="18"/>
+                <w:sz w:val="16"/>
               </w:rPr>
-              <w:t>UC5 help</w:t>
+              <w:t>UC5 admin help</w:t>
             </w:r>
           </w:p>
         </w:tc>
         <w:tc>
           <w:tcPr>
-            <w:tcW w:type="dxa" w:w="1805"/>
+            <w:tcW w:type="dxa" w:w="1504"/>
           </w:tcPr>
           <w:p>
             <w:pPr>
@@ -6665,15 +6791,15 @@
                 <w:b w:val="0"/>
                 <w:i w:val="0"/>
                 <w:color w:val="000000"/>
-                <w:sz w:val="18"/>
+                <w:sz w:val="16"/>
               </w:rPr>
-              <w:t>reception session</w:t>
+              <w:t>ADMIN role</w:t>
             </w:r>
           </w:p>
         </w:tc>
         <w:tc>
           <w:tcPr>
-            <w:tcW w:type="dxa" w:w="1805"/>
+            <w:tcW w:type="dxa" w:w="1504"/>
           </w:tcPr>
           <w:p>
             <w:pPr>
@@ -6686,15 +6812,15 @@
                 <w:b w:val="0"/>
                 <w:i w:val="0"/>
                 <w:color w:val="000000"/>
-                <w:sz w:val="18"/>
+                <w:sz w:val="16"/>
               </w:rPr>
-              <w:t>Desk steps, no reports text</w:t>
+              <w:t>Staff, catalogue, reports</w:t>
             </w:r>
           </w:p>
         </w:tc>
         <w:tc>
           <w:tcPr>
-            <w:tcW w:type="dxa" w:w="1805"/>
+            <w:tcW w:type="dxa" w:w="1504"/>
           </w:tcPr>
           <w:p>
             <w:pPr>
@@ -6707,9 +6833,9 @@
                 <w:b w:val="0"/>
                 <w:i w:val="0"/>
                 <w:color w:val="000000"/>
-                <w:sz w:val="18"/>
+                <w:sz w:val="16"/>
               </w:rPr>
-              <w:t>Manual</w:t>
+              <w:t>JUnit</w:t>
             </w:r>
           </w:p>
         </w:tc>
@@ -6717,7 +6843,7 @@
       <w:tr>
         <w:tc>
           <w:tcPr>
-            <w:tcW w:type="dxa" w:w="1805"/>
+            <w:tcW w:type="dxa" w:w="1504"/>
           </w:tcPr>
           <w:p>
             <w:pPr>
@@ -6730,15 +6856,15 @@
                 <w:b w:val="0"/>
                 <w:i w:val="0"/>
                 <w:color w:val="000000"/>
-                <w:sz w:val="18"/>
+                <w:sz w:val="16"/>
               </w:rPr>
-              <w:t>TC25</w:t>
+              <w:t>TC21</w:t>
             </w:r>
           </w:p>
         </w:tc>
         <w:tc>
           <w:tcPr>
-            <w:tcW w:type="dxa" w:w="1805"/>
+            <w:tcW w:type="dxa" w:w="1504"/>
           </w:tcPr>
           <w:p>
             <w:pPr>
@@ -6751,15 +6877,15 @@
                 <w:b w:val="0"/>
                 <w:i w:val="0"/>
                 <w:color w:val="000000"/>
-                <w:sz w:val="18"/>
+                <w:sz w:val="16"/>
               </w:rPr>
-              <w:t>UC5 help</w:t>
+              <w:t>StaffAccessPolicyTest.receptionHandlesDeskNotReports</w:t>
             </w:r>
           </w:p>
         </w:tc>
         <w:tc>
           <w:tcPr>
-            <w:tcW w:type="dxa" w:w="1805"/>
+            <w:tcW w:type="dxa" w:w="1504"/>
           </w:tcPr>
           <w:p>
             <w:pPr>
@@ -6772,15 +6898,15 @@
                 <w:b w:val="0"/>
                 <w:i w:val="0"/>
                 <w:color w:val="000000"/>
-                <w:sz w:val="18"/>
+                <w:sz w:val="16"/>
               </w:rPr>
-              <w:t>admin session</w:t>
+              <w:t>Reception menu strategy</w:t>
             </w:r>
           </w:p>
         </w:tc>
         <w:tc>
           <w:tcPr>
-            <w:tcW w:type="dxa" w:w="1805"/>
+            <w:tcW w:type="dxa" w:w="1504"/>
           </w:tcPr>
           <w:p>
             <w:pPr>
@@ -6793,15 +6919,15 @@
                 <w:b w:val="0"/>
                 <w:i w:val="0"/>
                 <w:color w:val="000000"/>
-                <w:sz w:val="18"/>
+                <w:sz w:val="16"/>
               </w:rPr>
-              <w:t>Staff and catalogue steps</w:t>
+              <w:t>reception user</w:t>
             </w:r>
           </w:p>
         </w:tc>
         <w:tc>
           <w:tcPr>
-            <w:tcW w:type="dxa" w:w="1805"/>
+            <w:tcW w:type="dxa" w:w="1504"/>
           </w:tcPr>
           <w:p>
             <w:pPr>
@@ -6814,17 +6940,15 @@
                 <w:b w:val="0"/>
                 <w:i w:val="0"/>
                 <w:color w:val="000000"/>
-                <w:sz w:val="18"/>
+                <w:sz w:val="16"/>
               </w:rPr>
-              <w:t>Manual</w:t>
+              <w:t>Desk yes, reports no</w:t>
             </w:r>
           </w:p>
         </w:tc>
-      </w:tr>
-      <w:tr>
         <w:tc>
           <w:tcPr>
-            <w:tcW w:type="dxa" w:w="1805"/>
+            <w:tcW w:type="dxa" w:w="1504"/>
           </w:tcPr>
           <w:p>
             <w:pPr>
@@ -6837,15 +6961,17 @@
                 <w:b w:val="0"/>
                 <w:i w:val="0"/>
                 <w:color w:val="000000"/>
-                <w:sz w:val="18"/>
+                <w:sz w:val="16"/>
               </w:rPr>
-              <w:t>TC26</w:t>
+              <w:t>JUnit</w:t>
             </w:r>
           </w:p>
         </w:tc>
+      </w:tr>
+      <w:tr>
         <w:tc>
           <w:tcPr>
-            <w:tcW w:type="dxa" w:w="1805"/>
+            <w:tcW w:type="dxa" w:w="1504"/>
           </w:tcPr>
           <w:p>
             <w:pPr>
@@ -6858,15 +6984,15 @@
                 <w:b w:val="0"/>
                 <w:i w:val="0"/>
                 <w:color w:val="000000"/>
-                <w:sz w:val="18"/>
+                <w:sz w:val="16"/>
               </w:rPr>
-              <w:t>UC6 exit</w:t>
+              <w:t>TC22</w:t>
             </w:r>
           </w:p>
         </w:tc>
         <w:tc>
           <w:tcPr>
-            <w:tcW w:type="dxa" w:w="1805"/>
+            <w:tcW w:type="dxa" w:w="1504"/>
           </w:tcPr>
           <w:p>
             <w:pPr>
@@ -6879,15 +7005,15 @@
                 <w:b w:val="0"/>
                 <w:i w:val="0"/>
                 <w:color w:val="000000"/>
-                <w:sz w:val="18"/>
+                <w:sz w:val="16"/>
               </w:rPr>
-              <w:t>click Exit</w:t>
+              <w:t>StaffAccessPolicyTest.adminHandlesReportsNotDesk</w:t>
             </w:r>
           </w:p>
         </w:tc>
         <w:tc>
           <w:tcPr>
-            <w:tcW w:type="dxa" w:w="1805"/>
+            <w:tcW w:type="dxa" w:w="1504"/>
           </w:tcPr>
           <w:p>
             <w:pPr>
@@ -6900,15 +7026,15 @@
                 <w:b w:val="0"/>
                 <w:i w:val="0"/>
                 <w:color w:val="000000"/>
-                <w:sz w:val="18"/>
+                <w:sz w:val="16"/>
               </w:rPr>
-              <w:t>Session gone, home page</w:t>
+              <w:t>Admin menu strategy</w:t>
             </w:r>
           </w:p>
         </w:tc>
         <w:tc>
           <w:tcPr>
-            <w:tcW w:type="dxa" w:w="1805"/>
+            <w:tcW w:type="dxa" w:w="1504"/>
           </w:tcPr>
           <w:p>
             <w:pPr>
@@ -6921,17 +7047,15 @@
                 <w:b w:val="0"/>
                 <w:i w:val="0"/>
                 <w:color w:val="000000"/>
-                <w:sz w:val="18"/>
+                <w:sz w:val="16"/>
               </w:rPr>
-              <w:t>Manual</w:t>
+              <w:t>admin user</w:t>
             </w:r>
           </w:p>
         </w:tc>
-      </w:tr>
-      <w:tr>
         <w:tc>
           <w:tcPr>
-            <w:tcW w:type="dxa" w:w="1805"/>
+            <w:tcW w:type="dxa" w:w="1504"/>
           </w:tcPr>
           <w:p>
             <w:pPr>
@@ -6944,15 +7068,15 @@
                 <w:b w:val="0"/>
                 <w:i w:val="0"/>
                 <w:color w:val="000000"/>
-                <w:sz w:val="18"/>
+                <w:sz w:val="16"/>
               </w:rPr>
-              <w:t>TC27</w:t>
+              <w:t>Reports yes, desk no</w:t>
             </w:r>
           </w:p>
         </w:tc>
         <w:tc>
           <w:tcPr>
-            <w:tcW w:type="dxa" w:w="1805"/>
+            <w:tcW w:type="dxa" w:w="1504"/>
           </w:tcPr>
           <w:p>
             <w:pPr>
@@ -6965,15 +7089,17 @@
                 <w:b w:val="0"/>
                 <w:i w:val="0"/>
                 <w:color w:val="000000"/>
-                <w:sz w:val="18"/>
+                <w:sz w:val="16"/>
               </w:rPr>
-              <w:t>UC6 exit</w:t>
+              <w:t>JUnit</w:t>
             </w:r>
           </w:p>
         </w:tc>
+      </w:tr>
+      <w:tr>
         <w:tc>
           <w:tcPr>
-            <w:tcW w:type="dxa" w:w="1805"/>
+            <w:tcW w:type="dxa" w:w="1504"/>
           </w:tcPr>
           <w:p>
             <w:pPr>
@@ -6986,15 +7112,15 @@
                 <w:b w:val="0"/>
                 <w:i w:val="0"/>
                 <w:color w:val="000000"/>
-                <w:sz w:val="18"/>
+                <w:sz w:val="16"/>
               </w:rPr>
-              <w:t>Back after logout</w:t>
+              <w:t>TC23</w:t>
             </w:r>
           </w:p>
         </w:tc>
         <w:tc>
           <w:tcPr>
-            <w:tcW w:type="dxa" w:w="1805"/>
+            <w:tcW w:type="dxa" w:w="1504"/>
           </w:tcPr>
           <w:p>
             <w:pPr>
@@ -7007,15 +7133,15 @@
                 <w:b w:val="0"/>
                 <w:i w:val="0"/>
                 <w:color w:val="000000"/>
-                <w:sz w:val="18"/>
+                <w:sz w:val="16"/>
               </w:rPr>
-              <w:t>Protected page blocked</w:t>
+              <w:t>StaffServiceTest.createsReceptionAccount</w:t>
             </w:r>
           </w:p>
         </w:tc>
         <w:tc>
           <w:tcPr>
-            <w:tcW w:type="dxa" w:w="1805"/>
+            <w:tcW w:type="dxa" w:w="1504"/>
           </w:tcPr>
           <w:p>
             <w:pPr>
@@ -7028,17 +7154,15 @@
                 <w:b w:val="0"/>
                 <w:i w:val="0"/>
                 <w:color w:val="000000"/>
-                <w:sz w:val="18"/>
+                <w:sz w:val="16"/>
               </w:rPr>
-              <w:t>Manual</w:t>
+              <w:t>UC8 create staff</w:t>
             </w:r>
           </w:p>
         </w:tc>
-      </w:tr>
-      <w:tr>
         <w:tc>
           <w:tcPr>
-            <w:tcW w:type="dxa" w:w="1805"/>
+            <w:tcW w:type="dxa" w:w="1504"/>
           </w:tcPr>
           <w:p>
             <w:pPr>
@@ -7051,15 +7175,15 @@
                 <w:b w:val="0"/>
                 <w:i w:val="0"/>
                 <w:color w:val="000000"/>
-                <w:sz w:val="18"/>
+                <w:sz w:val="16"/>
               </w:rPr>
-              <w:t>TC28</w:t>
+              <w:t>desk2 / reception</w:t>
             </w:r>
           </w:p>
         </w:tc>
         <w:tc>
           <w:tcPr>
-            <w:tcW w:type="dxa" w:w="1805"/>
+            <w:tcW w:type="dxa" w:w="1504"/>
           </w:tcPr>
           <w:p>
             <w:pPr>
@@ -7072,15 +7196,15 @@
                 <w:b w:val="0"/>
                 <w:i w:val="0"/>
                 <w:color w:val="000000"/>
-                <w:sz w:val="18"/>
+                <w:sz w:val="16"/>
               </w:rPr>
-              <w:t>UC7 reports</w:t>
+              <w:t>Row inserted</w:t>
             </w:r>
           </w:p>
         </w:tc>
         <w:tc>
           <w:tcPr>
-            <w:tcW w:type="dxa" w:w="1805"/>
+            <w:tcW w:type="dxa" w:w="1504"/>
           </w:tcPr>
           <w:p>
             <w:pPr>
@@ -7093,15 +7217,17 @@
                 <w:b w:val="0"/>
                 <w:i w:val="0"/>
                 <w:color w:val="000000"/>
-                <w:sz w:val="18"/>
+                <w:sz w:val="16"/>
               </w:rPr>
-              <w:t>admin opens /reports</w:t>
+              <w:t>JUnit</w:t>
             </w:r>
           </w:p>
         </w:tc>
+      </w:tr>
+      <w:tr>
         <w:tc>
           <w:tcPr>
-            <w:tcW w:type="dxa" w:w="1805"/>
+            <w:tcW w:type="dxa" w:w="1504"/>
           </w:tcPr>
           <w:p>
             <w:pPr>
@@ -7114,15 +7240,15 @@
                 <w:b w:val="0"/>
                 <w:i w:val="0"/>
                 <w:color w:val="000000"/>
-                <w:sz w:val="18"/>
+                <w:sz w:val="16"/>
               </w:rPr>
-              <w:t>Charts + table</w:t>
+              <w:t>TC24</w:t>
             </w:r>
           </w:p>
         </w:tc>
         <w:tc>
           <w:tcPr>
-            <w:tcW w:type="dxa" w:w="1805"/>
+            <w:tcW w:type="dxa" w:w="1504"/>
           </w:tcPr>
           <w:p>
             <w:pPr>
@@ -7135,17 +7261,15 @@
                 <w:b w:val="0"/>
                 <w:i w:val="0"/>
                 <w:color w:val="000000"/>
-                <w:sz w:val="18"/>
+                <w:sz w:val="16"/>
               </w:rPr>
-              <w:t>Manual</w:t>
+              <w:t>StaffServiceTest.rejectsDuplicateUsername</w:t>
             </w:r>
           </w:p>
         </w:tc>
-      </w:tr>
-      <w:tr>
         <w:tc>
           <w:tcPr>
-            <w:tcW w:type="dxa" w:w="1805"/>
+            <w:tcW w:type="dxa" w:w="1504"/>
           </w:tcPr>
           <w:p>
             <w:pPr>
@@ -7158,15 +7282,15 @@
                 <w:b w:val="0"/>
                 <w:i w:val="0"/>
                 <w:color w:val="000000"/>
-                <w:sz w:val="18"/>
+                <w:sz w:val="16"/>
               </w:rPr>
-              <w:t>TC29</w:t>
+              <w:t>UC8 duplicate user</w:t>
             </w:r>
           </w:p>
         </w:tc>
         <w:tc>
           <w:tcPr>
-            <w:tcW w:type="dxa" w:w="1805"/>
+            <w:tcW w:type="dxa" w:w="1504"/>
           </w:tcPr>
           <w:p>
             <w:pPr>
@@ -7179,15 +7303,15 @@
                 <w:b w:val="0"/>
                 <w:i w:val="0"/>
                 <w:color w:val="000000"/>
-                <w:sz w:val="18"/>
+                <w:sz w:val="16"/>
               </w:rPr>
-              <w:t>UC7 reports</w:t>
+              <w:t>username admin</w:t>
             </w:r>
           </w:p>
         </w:tc>
         <w:tc>
           <w:tcPr>
-            <w:tcW w:type="dxa" w:w="1805"/>
+            <w:tcW w:type="dxa" w:w="1504"/>
           </w:tcPr>
           <w:p>
             <w:pPr>
@@ -7200,15 +7324,15 @@
                 <w:b w:val="0"/>
                 <w:i w:val="0"/>
                 <w:color w:val="000000"/>
-                <w:sz w:val="18"/>
+                <w:sz w:val="16"/>
               </w:rPr>
-              <w:t>reception opens /reports</w:t>
+              <w:t>Rejected</w:t>
             </w:r>
           </w:p>
         </w:tc>
         <w:tc>
           <w:tcPr>
-            <w:tcW w:type="dxa" w:w="1805"/>
+            <w:tcW w:type="dxa" w:w="1504"/>
           </w:tcPr>
           <w:p>
             <w:pPr>
@@ -7221,15 +7345,17 @@
                 <w:b w:val="0"/>
                 <w:i w:val="0"/>
                 <w:color w:val="000000"/>
-                <w:sz w:val="18"/>
+                <w:sz w:val="16"/>
               </w:rPr>
-              <w:t>Blocked by RoleGuard</w:t>
+              <w:t>JUnit</w:t>
             </w:r>
           </w:p>
         </w:tc>
+      </w:tr>
+      <w:tr>
         <w:tc>
           <w:tcPr>
-            <w:tcW w:type="dxa" w:w="1805"/>
+            <w:tcW w:type="dxa" w:w="1504"/>
           </w:tcPr>
           <w:p>
             <w:pPr>
@@ -7242,17 +7368,15 @@
                 <w:b w:val="0"/>
                 <w:i w:val="0"/>
                 <w:color w:val="000000"/>
-                <w:sz w:val="18"/>
+                <w:sz w:val="16"/>
               </w:rPr>
-              <w:t>JUnit</w:t>
+              <w:t>TC25</w:t>
             </w:r>
           </w:p>
         </w:tc>
-      </w:tr>
-      <w:tr>
         <w:tc>
           <w:tcPr>
-            <w:tcW w:type="dxa" w:w="1805"/>
+            <w:tcW w:type="dxa" w:w="1504"/>
           </w:tcPr>
           <w:p>
             <w:pPr>
@@ -7265,15 +7389,15 @@
                 <w:b w:val="0"/>
                 <w:i w:val="0"/>
                 <w:color w:val="000000"/>
-                <w:sz w:val="18"/>
+                <w:sz w:val="16"/>
               </w:rPr>
-              <w:t>TC30</w:t>
+              <w:t>StaffServiceTest.cannotDeleteOwnAccount</w:t>
             </w:r>
           </w:p>
         </w:tc>
         <w:tc>
           <w:tcPr>
-            <w:tcW w:type="dxa" w:w="1805"/>
+            <w:tcW w:type="dxa" w:w="1504"/>
           </w:tcPr>
           <w:p>
             <w:pPr>
@@ -7286,15 +7410,15 @@
                 <w:b w:val="0"/>
                 <w:i w:val="0"/>
                 <w:color w:val="000000"/>
-                <w:sz w:val="18"/>
+                <w:sz w:val="16"/>
               </w:rPr>
-              <w:t>UC7 extend date</w:t>
+              <w:t>UC8 delete self</w:t>
             </w:r>
           </w:p>
         </w:tc>
         <w:tc>
           <w:tcPr>
-            <w:tcW w:type="dxa" w:w="1805"/>
+            <w:tcW w:type="dxa" w:w="1504"/>
           </w:tcPr>
           <w:p>
             <w:pPr>
@@ -7307,15 +7431,15 @@
                 <w:b w:val="0"/>
                 <w:i w:val="0"/>
                 <w:color w:val="000000"/>
-                <w:sz w:val="18"/>
+                <w:sz w:val="16"/>
               </w:rPr>
-              <w:t>pick another date</w:t>
+              <w:t>logged-in admin id</w:t>
             </w:r>
           </w:p>
         </w:tc>
         <w:tc>
           <w:tcPr>
-            <w:tcW w:type="dxa" w:w="1805"/>
+            <w:tcW w:type="dxa" w:w="1504"/>
           </w:tcPr>
           <w:p>
             <w:pPr>
@@ -7328,15 +7452,15 @@
                 <w:b w:val="0"/>
                 <w:i w:val="0"/>
                 <w:color w:val="000000"/>
-                <w:sz w:val="18"/>
+                <w:sz w:val="16"/>
               </w:rPr>
-              <w:t>List changes</w:t>
+              <w:t>Rejected</w:t>
             </w:r>
           </w:p>
         </w:tc>
         <w:tc>
           <w:tcPr>
-            <w:tcW w:type="dxa" w:w="1805"/>
+            <w:tcW w:type="dxa" w:w="1504"/>
           </w:tcPr>
           <w:p>
             <w:pPr>
@@ -7349,9 +7473,9 @@
                 <w:b w:val="0"/>
                 <w:i w:val="0"/>
                 <w:color w:val="000000"/>
-                <w:sz w:val="18"/>
+                <w:sz w:val="16"/>
               </w:rPr>
-              <w:t>Manual</w:t>
+              <w:t>JUnit</w:t>
             </w:r>
           </w:p>
         </w:tc>
@@ -7359,7 +7483,7 @@
       <w:tr>
         <w:tc>
           <w:tcPr>
-            <w:tcW w:type="dxa" w:w="1805"/>
+            <w:tcW w:type="dxa" w:w="1504"/>
           </w:tcPr>
           <w:p>
             <w:pPr>
@@ -7372,15 +7496,15 @@
                 <w:b w:val="0"/>
                 <w:i w:val="0"/>
                 <w:color w:val="000000"/>
-                <w:sz w:val="18"/>
+                <w:sz w:val="16"/>
               </w:rPr>
-              <w:t>TC31</w:t>
+              <w:t>TC26</w:t>
             </w:r>
           </w:p>
         </w:tc>
         <w:tc>
           <w:tcPr>
-            <w:tcW w:type="dxa" w:w="1805"/>
+            <w:tcW w:type="dxa" w:w="1504"/>
           </w:tcPr>
           <w:p>
             <w:pPr>
@@ -7393,15 +7517,15 @@
                 <w:b w:val="0"/>
                 <w:i w:val="0"/>
                 <w:color w:val="000000"/>
-                <w:sz w:val="18"/>
+                <w:sz w:val="16"/>
               </w:rPr>
-              <w:t>UC8 staff</w:t>
+              <w:t>StaffServiceTest.deletesReceptionWithNoAppointments</w:t>
             </w:r>
           </w:p>
         </w:tc>
         <w:tc>
           <w:tcPr>
-            <w:tcW w:type="dxa" w:w="1805"/>
+            <w:tcW w:type="dxa" w:w="1504"/>
           </w:tcPr>
           <w:p>
             <w:pPr>
@@ -7414,15 +7538,15 @@
                 <w:b w:val="0"/>
                 <w:i w:val="0"/>
                 <w:color w:val="000000"/>
-                <w:sz w:val="18"/>
+                <w:sz w:val="16"/>
               </w:rPr>
-              <w:t>create desk2 reception</w:t>
+              <w:t>UC8 delete unused reception</w:t>
             </w:r>
           </w:p>
         </w:tc>
         <w:tc>
           <w:tcPr>
-            <w:tcW w:type="dxa" w:w="1805"/>
+            <w:tcW w:type="dxa" w:w="1504"/>
           </w:tcPr>
           <w:p>
             <w:pPr>
@@ -7435,15 +7559,15 @@
                 <w:b w:val="0"/>
                 <w:i w:val="0"/>
                 <w:color w:val="000000"/>
-                <w:sz w:val="18"/>
+                <w:sz w:val="16"/>
               </w:rPr>
-              <w:t>Row inserted</w:t>
+              <w:t>reception with 0 visits</w:t>
             </w:r>
           </w:p>
         </w:tc>
         <w:tc>
           <w:tcPr>
-            <w:tcW w:type="dxa" w:w="1805"/>
+            <w:tcW w:type="dxa" w:w="1504"/>
           </w:tcPr>
           <w:p>
             <w:pPr>
@@ -7456,17 +7580,15 @@
                 <w:b w:val="0"/>
                 <w:i w:val="0"/>
                 <w:color w:val="000000"/>
-                <w:sz w:val="18"/>
+                <w:sz w:val="16"/>
               </w:rPr>
-              <w:t>JUnit</w:t>
+              <w:t>Deleted</w:t>
             </w:r>
           </w:p>
         </w:tc>
-      </w:tr>
-      <w:tr>
         <w:tc>
           <w:tcPr>
-            <w:tcW w:type="dxa" w:w="1805"/>
+            <w:tcW w:type="dxa" w:w="1504"/>
           </w:tcPr>
           <w:p>
             <w:pPr>
@@ -7479,15 +7601,17 @@
                 <w:b w:val="0"/>
                 <w:i w:val="0"/>
                 <w:color w:val="000000"/>
-                <w:sz w:val="18"/>
+                <w:sz w:val="16"/>
               </w:rPr>
-              <w:t>TC32</w:t>
+              <w:t>JUnit</w:t>
             </w:r>
           </w:p>
         </w:tc>
+      </w:tr>
+      <w:tr>
         <w:tc>
           <w:tcPr>
-            <w:tcW w:type="dxa" w:w="1805"/>
+            <w:tcW w:type="dxa" w:w="1504"/>
           </w:tcPr>
           <w:p>
             <w:pPr>
@@ -7500,15 +7624,15 @@
                 <w:b w:val="0"/>
                 <w:i w:val="0"/>
                 <w:color w:val="000000"/>
-                <w:sz w:val="18"/>
+                <w:sz w:val="16"/>
               </w:rPr>
-              <w:t>UC8 staff</w:t>
+              <w:t>TC27</w:t>
             </w:r>
           </w:p>
         </w:tc>
         <w:tc>
           <w:tcPr>
-            <w:tcW w:type="dxa" w:w="1805"/>
+            <w:tcW w:type="dxa" w:w="1504"/>
           </w:tcPr>
           <w:p>
             <w:pPr>
@@ -7521,15 +7645,15 @@
                 <w:b w:val="0"/>
                 <w:i w:val="0"/>
                 <w:color w:val="000000"/>
-                <w:sz w:val="18"/>
+                <w:sz w:val="16"/>
               </w:rPr>
-              <w:t>duplicate username admin</w:t>
+              <w:t>CatalogServiceTest.addsDentistToDatabase</w:t>
             </w:r>
           </w:p>
         </w:tc>
         <w:tc>
           <w:tcPr>
-            <w:tcW w:type="dxa" w:w="1805"/>
+            <w:tcW w:type="dxa" w:w="1504"/>
           </w:tcPr>
           <w:p>
             <w:pPr>
@@ -7542,15 +7666,15 @@
                 <w:b w:val="0"/>
                 <w:i w:val="0"/>
                 <w:color w:val="000000"/>
-                <w:sz w:val="18"/>
+                <w:sz w:val="16"/>
               </w:rPr>
-              <w:t>Rejected</w:t>
+              <w:t>UC9 add dentist</w:t>
             </w:r>
           </w:p>
         </w:tc>
         <w:tc>
           <w:tcPr>
-            <w:tcW w:type="dxa" w:w="1805"/>
+            <w:tcW w:type="dxa" w:w="1504"/>
           </w:tcPr>
           <w:p>
             <w:pPr>
@@ -7563,17 +7687,15 @@
                 <w:b w:val="0"/>
                 <w:i w:val="0"/>
                 <w:color w:val="000000"/>
-                <w:sz w:val="18"/>
+                <w:sz w:val="16"/>
               </w:rPr>
-              <w:t>JUnit</w:t>
+              <w:t>new dentist name</w:t>
             </w:r>
           </w:p>
         </w:tc>
-      </w:tr>
-      <w:tr>
         <w:tc>
           <w:tcPr>
-            <w:tcW w:type="dxa" w:w="1805"/>
+            <w:tcW w:type="dxa" w:w="1504"/>
           </w:tcPr>
           <w:p>
             <w:pPr>
@@ -7586,15 +7708,15 @@
                 <w:b w:val="0"/>
                 <w:i w:val="0"/>
                 <w:color w:val="000000"/>
-                <w:sz w:val="18"/>
+                <w:sz w:val="16"/>
               </w:rPr>
-              <w:t>TC33</w:t>
+              <w:t>Row in dentists</w:t>
             </w:r>
           </w:p>
         </w:tc>
         <w:tc>
           <w:tcPr>
-            <w:tcW w:type="dxa" w:w="1805"/>
+            <w:tcW w:type="dxa" w:w="1504"/>
           </w:tcPr>
           <w:p>
             <w:pPr>
@@ -7607,15 +7729,17 @@
                 <w:b w:val="0"/>
                 <w:i w:val="0"/>
                 <w:color w:val="000000"/>
-                <w:sz w:val="18"/>
+                <w:sz w:val="16"/>
               </w:rPr>
-              <w:t>UC8 staff</w:t>
+              <w:t>JUnit</w:t>
             </w:r>
           </w:p>
         </w:tc>
+      </w:tr>
+      <w:tr>
         <w:tc>
           <w:tcPr>
-            <w:tcW w:type="dxa" w:w="1805"/>
+            <w:tcW w:type="dxa" w:w="1504"/>
           </w:tcPr>
           <w:p>
             <w:pPr>
@@ -7628,15 +7752,15 @@
                 <w:b w:val="0"/>
                 <w:i w:val="0"/>
                 <w:color w:val="000000"/>
-                <w:sz w:val="18"/>
+                <w:sz w:val="16"/>
               </w:rPr>
-              <w:t>delete own account</w:t>
+              <w:t>TC28</w:t>
             </w:r>
           </w:p>
         </w:tc>
         <w:tc>
           <w:tcPr>
-            <w:tcW w:type="dxa" w:w="1805"/>
+            <w:tcW w:type="dxa" w:w="1504"/>
           </w:tcPr>
           <w:p>
             <w:pPr>
@@ -7649,15 +7773,15 @@
                 <w:b w:val="0"/>
                 <w:i w:val="0"/>
                 <w:color w:val="000000"/>
-                <w:sz w:val="18"/>
+                <w:sz w:val="16"/>
               </w:rPr>
-              <w:t>Rejected</w:t>
+              <w:t>CatalogServiceTest.refusesDeleteWhenDentistHasAppointments</w:t>
             </w:r>
           </w:p>
         </w:tc>
         <w:tc>
           <w:tcPr>
-            <w:tcW w:type="dxa" w:w="1805"/>
+            <w:tcW w:type="dxa" w:w="1504"/>
           </w:tcPr>
           <w:p>
             <w:pPr>
@@ -7670,17 +7794,15 @@
                 <w:b w:val="0"/>
                 <w:i w:val="0"/>
                 <w:color w:val="000000"/>
-                <w:sz w:val="18"/>
+                <w:sz w:val="16"/>
               </w:rPr>
-              <w:t>JUnit</w:t>
+              <w:t>UC9 delete busy dentist</w:t>
             </w:r>
           </w:p>
         </w:tc>
-      </w:tr>
-      <w:tr>
         <w:tc>
           <w:tcPr>
-            <w:tcW w:type="dxa" w:w="1805"/>
+            <w:tcW w:type="dxa" w:w="1504"/>
           </w:tcPr>
           <w:p>
             <w:pPr>
@@ -7693,15 +7815,15 @@
                 <w:b w:val="0"/>
                 <w:i w:val="0"/>
                 <w:color w:val="000000"/>
-                <w:sz w:val="18"/>
+                <w:sz w:val="16"/>
               </w:rPr>
-              <w:t>TC34</w:t>
+              <w:t>dentist with visits</w:t>
             </w:r>
           </w:p>
         </w:tc>
         <w:tc>
           <w:tcPr>
-            <w:tcW w:type="dxa" w:w="1805"/>
+            <w:tcW w:type="dxa" w:w="1504"/>
           </w:tcPr>
           <w:p>
             <w:pPr>
@@ -7714,15 +7836,15 @@
                 <w:b w:val="0"/>
                 <w:i w:val="0"/>
                 <w:color w:val="000000"/>
-                <w:sz w:val="18"/>
+                <w:sz w:val="16"/>
               </w:rPr>
-              <w:t>UC10 portal</w:t>
+              <w:t>Rejected</w:t>
             </w:r>
           </w:p>
         </w:tc>
         <w:tc>
           <w:tcPr>
-            <w:tcW w:type="dxa" w:w="1805"/>
+            <w:tcW w:type="dxa" w:w="1504"/>
           </w:tcPr>
           <w:p>
             <w:pPr>
@@ -7735,15 +7857,17 @@
                 <w:b w:val="0"/>
                 <w:i w:val="0"/>
                 <w:color w:val="000000"/>
-                <w:sz w:val="18"/>
+                <w:sz w:val="16"/>
               </w:rPr>
-              <w:t>patient books free slot</w:t>
+              <w:t>JUnit</w:t>
             </w:r>
           </w:p>
         </w:tc>
+      </w:tr>
+      <w:tr>
         <w:tc>
           <w:tcPr>
-            <w:tcW w:type="dxa" w:w="1805"/>
+            <w:tcW w:type="dxa" w:w="1504"/>
           </w:tcPr>
           <w:p>
             <w:pPr>
@@ -7756,15 +7880,15 @@
                 <w:b w:val="0"/>
                 <w:i w:val="0"/>
                 <w:color w:val="000000"/>
-                <w:sz w:val="18"/>
+                <w:sz w:val="16"/>
               </w:rPr>
-              <w:t>APT number, bookedBy PATIENT</w:t>
+              <w:t>TC29</w:t>
             </w:r>
           </w:p>
         </w:tc>
         <w:tc>
           <w:tcPr>
-            <w:tcW w:type="dxa" w:w="1805"/>
+            <w:tcW w:type="dxa" w:w="1504"/>
           </w:tcPr>
           <w:p>
             <w:pPr>
@@ -7777,17 +7901,15 @@
                 <w:b w:val="0"/>
                 <w:i w:val="0"/>
                 <w:color w:val="000000"/>
-                <w:sz w:val="18"/>
+                <w:sz w:val="16"/>
               </w:rPr>
-              <w:t>Manual</w:t>
+              <w:t>CatalogServiceTest.savesConsultationFee</w:t>
             </w:r>
           </w:p>
         </w:tc>
-      </w:tr>
-      <w:tr>
         <w:tc>
           <w:tcPr>
-            <w:tcW w:type="dxa" w:w="1805"/>
+            <w:tcW w:type="dxa" w:w="1504"/>
           </w:tcPr>
           <w:p>
             <w:pPr>
@@ -7800,15 +7922,15 @@
                 <w:b w:val="0"/>
                 <w:i w:val="0"/>
                 <w:color w:val="000000"/>
-                <w:sz w:val="18"/>
+                <w:sz w:val="16"/>
               </w:rPr>
-              <w:t>TC35</w:t>
+              <w:t>UC9 update fee</w:t>
             </w:r>
           </w:p>
         </w:tc>
         <w:tc>
           <w:tcPr>
-            <w:tcW w:type="dxa" w:w="1805"/>
+            <w:tcW w:type="dxa" w:w="1504"/>
           </w:tcPr>
           <w:p>
             <w:pPr>
@@ -7821,15 +7943,15 @@
                 <w:b w:val="0"/>
                 <w:i w:val="0"/>
                 <w:color w:val="000000"/>
-                <w:sz w:val="18"/>
+                <w:sz w:val="16"/>
               </w:rPr>
-              <w:t>State / cancel</w:t>
+              <w:t>new fee amount</w:t>
             </w:r>
           </w:p>
         </w:tc>
         <w:tc>
           <w:tcPr>
-            <w:tcW w:type="dxa" w:w="1805"/>
+            <w:tcW w:type="dxa" w:w="1504"/>
           </w:tcPr>
           <w:p>
             <w:pPr>
@@ -7842,15 +7964,15 @@
                 <w:b w:val="0"/>
                 <w:i w:val="0"/>
                 <w:color w:val="000000"/>
-                <w:sz w:val="18"/>
+                <w:sz w:val="16"/>
               </w:rPr>
-              <w:t>COMPLETED visit</w:t>
+              <w:t>clinic_settings updated</w:t>
             </w:r>
           </w:p>
         </w:tc>
         <w:tc>
           <w:tcPr>
-            <w:tcW w:type="dxa" w:w="1805"/>
+            <w:tcW w:type="dxa" w:w="1504"/>
           </w:tcPr>
           <w:p>
             <w:pPr>
@@ -7863,15 +7985,17 @@
                 <w:b w:val="0"/>
                 <w:i w:val="0"/>
                 <w:color w:val="000000"/>
-                <w:sz w:val="18"/>
+                <w:sz w:val="16"/>
               </w:rPr>
-              <w:t>Cannot cancel</w:t>
+              <w:t>JUnit</w:t>
             </w:r>
           </w:p>
         </w:tc>
+      </w:tr>
+      <w:tr>
         <w:tc>
           <w:tcPr>
-            <w:tcW w:type="dxa" w:w="1805"/>
+            <w:tcW w:type="dxa" w:w="1504"/>
           </w:tcPr>
           <w:p>
             <w:pPr>
@@ -7884,17 +8008,15 @@
                 <w:b w:val="0"/>
                 <w:i w:val="0"/>
                 <w:color w:val="000000"/>
-                <w:sz w:val="18"/>
+                <w:sz w:val="16"/>
               </w:rPr>
-              <w:t>JUnit</w:t>
+              <w:t>TC30</w:t>
             </w:r>
           </w:p>
         </w:tc>
-      </w:tr>
-      <w:tr>
         <w:tc>
           <w:tcPr>
-            <w:tcW w:type="dxa" w:w="1805"/>
+            <w:tcW w:type="dxa" w:w="1504"/>
           </w:tcPr>
           <w:p>
             <w:pPr>
@@ -7907,15 +8029,15 @@
                 <w:b w:val="0"/>
                 <w:i w:val="0"/>
                 <w:color w:val="000000"/>
-                <w:sz w:val="18"/>
+                <w:sz w:val="16"/>
               </w:rPr>
-              <w:t>TC36</w:t>
+              <w:t>QrCodeServiceTest.generatesPngBytes</w:t>
             </w:r>
           </w:p>
         </w:tc>
         <w:tc>
           <w:tcPr>
-            <w:tcW w:type="dxa" w:w="1805"/>
+            <w:tcW w:type="dxa" w:w="1504"/>
           </w:tcPr>
           <w:p>
             <w:pPr>
@@ -7928,15 +8050,15 @@
                 <w:b w:val="0"/>
                 <w:i w:val="0"/>
                 <w:color w:val="000000"/>
-                <w:sz w:val="18"/>
+                <w:sz w:val="16"/>
               </w:rPr>
-              <w:t>REST</w:t>
+              <w:t>UC3 extend QR</w:t>
             </w:r>
           </w:p>
         </w:tc>
         <w:tc>
           <w:tcPr>
-            <w:tcW w:type="dxa" w:w="1805"/>
+            <w:tcW w:type="dxa" w:w="1504"/>
           </w:tcPr>
           <w:p>
             <w:pPr>
@@ -7949,15 +8071,15 @@
                 <w:b w:val="0"/>
                 <w:i w:val="0"/>
                 <w:color w:val="000000"/>
-                <w:sz w:val="18"/>
+                <w:sz w:val="16"/>
               </w:rPr>
-              <w:t>GET /api/appointments/APT-2026-0001</w:t>
+              <w:t>appointment number</w:t>
             </w:r>
           </w:p>
         </w:tc>
         <w:tc>
           <w:tcPr>
-            <w:tcW w:type="dxa" w:w="1805"/>
+            <w:tcW w:type="dxa" w:w="1504"/>
           </w:tcPr>
           <w:p>
             <w:pPr>
@@ -7970,15 +8092,15 @@
                 <w:b w:val="0"/>
                 <w:i w:val="0"/>
                 <w:color w:val="000000"/>
-                <w:sz w:val="18"/>
+                <w:sz w:val="16"/>
               </w:rPr>
-              <w:t>JSON visit</w:t>
+              <w:t>PNG bytes returned</w:t>
             </w:r>
           </w:p>
         </w:tc>
         <w:tc>
           <w:tcPr>
-            <w:tcW w:type="dxa" w:w="1805"/>
+            <w:tcW w:type="dxa" w:w="1504"/>
           </w:tcPr>
           <w:p>
             <w:pPr>
@@ -7991,9 +8113,9 @@
                 <w:b w:val="0"/>
                 <w:i w:val="0"/>
                 <w:color w:val="000000"/>
-                <w:sz w:val="18"/>
+                <w:sz w:val="16"/>
               </w:rPr>
-              <w:t>Manual</w:t>
+              <w:t>JUnit</w:t>
             </w:r>
           </w:p>
         </w:tc>
@@ -8001,7 +8123,7 @@
       <w:tr>
         <w:tc>
           <w:tcPr>
-            <w:tcW w:type="dxa" w:w="1805"/>
+            <w:tcW w:type="dxa" w:w="1504"/>
           </w:tcPr>
           <w:p>
             <w:pPr>
@@ -8014,15 +8136,15 @@
                 <w:b w:val="0"/>
                 <w:i w:val="0"/>
                 <w:color w:val="000000"/>
-                <w:sz w:val="18"/>
+                <w:sz w:val="16"/>
               </w:rPr>
-              <w:t>TC37</w:t>
+              <w:t>TC31</w:t>
             </w:r>
           </w:p>
         </w:tc>
         <w:tc>
           <w:tcPr>
-            <w:tcW w:type="dxa" w:w="1805"/>
+            <w:tcW w:type="dxa" w:w="1504"/>
           </w:tcPr>
           <w:p>
             <w:pPr>
@@ -8035,15 +8157,15 @@
                 <w:b w:val="0"/>
                 <w:i w:val="0"/>
                 <w:color w:val="000000"/>
-                <w:sz w:val="18"/>
+                <w:sz w:val="16"/>
               </w:rPr>
-              <w:t>REST</w:t>
+              <w:t>QrTicketBuilderTest.buildsReadableTicketText</w:t>
             </w:r>
           </w:p>
         </w:tc>
         <w:tc>
           <w:tcPr>
-            <w:tcW w:type="dxa" w:w="1805"/>
+            <w:tcW w:type="dxa" w:w="1504"/>
           </w:tcPr>
           <w:p>
             <w:pPr>
@@ -8056,15 +8178,15 @@
                 <w:b w:val="0"/>
                 <w:i w:val="0"/>
                 <w:color w:val="000000"/>
-                <w:sz w:val="18"/>
+                <w:sz w:val="16"/>
               </w:rPr>
-              <w:t>GET /api/slots missing date</w:t>
+              <w:t>Builder pattern</w:t>
             </w:r>
           </w:p>
         </w:tc>
         <w:tc>
           <w:tcPr>
-            <w:tcW w:type="dxa" w:w="1805"/>
+            <w:tcW w:type="dxa" w:w="1504"/>
           </w:tcPr>
           <w:p>
             <w:pPr>
@@ -8077,15 +8199,15 @@
                 <w:b w:val="0"/>
                 <w:i w:val="0"/>
                 <w:color w:val="000000"/>
-                <w:sz w:val="18"/>
+                <w:sz w:val="16"/>
               </w:rPr>
-              <w:t>400 error JSON</w:t>
+              <w:t>ticket fields</w:t>
             </w:r>
           </w:p>
         </w:tc>
         <w:tc>
           <w:tcPr>
-            <w:tcW w:type="dxa" w:w="1805"/>
+            <w:tcW w:type="dxa" w:w="1504"/>
           </w:tcPr>
           <w:p>
             <w:pPr>
@@ -8098,17 +8220,15 @@
                 <w:b w:val="0"/>
                 <w:i w:val="0"/>
                 <w:color w:val="000000"/>
-                <w:sz w:val="18"/>
+                <w:sz w:val="16"/>
               </w:rPr>
-              <w:t>Manual</w:t>
+              <w:t>Text contains APT number</w:t>
             </w:r>
           </w:p>
         </w:tc>
-      </w:tr>
-      <w:tr>
         <w:tc>
           <w:tcPr>
-            <w:tcW w:type="dxa" w:w="1805"/>
+            <w:tcW w:type="dxa" w:w="1504"/>
           </w:tcPr>
           <w:p>
             <w:pPr>
@@ -8121,15 +8241,17 @@
                 <w:b w:val="0"/>
                 <w:i w:val="0"/>
                 <w:color w:val="000000"/>
-                <w:sz w:val="18"/>
+                <w:sz w:val="16"/>
               </w:rPr>
-              <w:t>TC38</w:t>
+              <w:t>JUnit</w:t>
             </w:r>
           </w:p>
         </w:tc>
+      </w:tr>
+      <w:tr>
         <w:tc>
           <w:tcPr>
-            <w:tcW w:type="dxa" w:w="1805"/>
+            <w:tcW w:type="dxa" w:w="1504"/>
           </w:tcPr>
           <w:p>
             <w:pPr>
@@ -8142,15 +8264,15 @@
                 <w:b w:val="0"/>
                 <w:i w:val="0"/>
                 <w:color w:val="000000"/>
-                <w:sz w:val="18"/>
+                <w:sz w:val="16"/>
               </w:rPr>
-              <w:t>Inheritance</w:t>
+              <w:t>TC32</w:t>
             </w:r>
           </w:p>
         </w:tc>
         <w:tc>
           <w:tcPr>
-            <w:tcW w:type="dxa" w:w="1805"/>
+            <w:tcW w:type="dxa" w:w="1504"/>
           </w:tcPr>
           <w:p>
             <w:pPr>
@@ -8163,15 +8285,15 @@
                 <w:b w:val="0"/>
                 <w:i w:val="0"/>
                 <w:color w:val="000000"/>
-                <w:sz w:val="18"/>
+                <w:sz w:val="16"/>
               </w:rPr>
-              <w:t>AdminUser is StaffUser and Person</w:t>
+              <w:t>ExtraPatternsTest.prototypeCopiesDentistAndTreatment</w:t>
             </w:r>
           </w:p>
         </w:tc>
         <w:tc>
           <w:tcPr>
-            <w:tcW w:type="dxa" w:w="1805"/>
+            <w:tcW w:type="dxa" w:w="1504"/>
           </w:tcPr>
           <w:p>
             <w:pPr>
@@ -8184,15 +8306,15 @@
                 <w:b w:val="0"/>
                 <w:i w:val="0"/>
                 <w:color w:val="000000"/>
-                <w:sz w:val="18"/>
+                <w:sz w:val="16"/>
               </w:rPr>
-              <w:t>JUnit asserts true</w:t>
+              <w:t>Prototype rebook</w:t>
             </w:r>
           </w:p>
         </w:tc>
         <w:tc>
           <w:tcPr>
-            <w:tcW w:type="dxa" w:w="1805"/>
+            <w:tcW w:type="dxa" w:w="1504"/>
           </w:tcPr>
           <w:p>
             <w:pPr>
@@ -8205,17 +8327,15 @@
                 <w:b w:val="0"/>
                 <w:i w:val="0"/>
                 <w:color w:val="000000"/>
-                <w:sz w:val="18"/>
+                <w:sz w:val="16"/>
               </w:rPr>
-              <w:t>JUnit</w:t>
+              <w:t>cloneForRebook()</w:t>
             </w:r>
           </w:p>
         </w:tc>
-      </w:tr>
-      <w:tr>
         <w:tc>
           <w:tcPr>
-            <w:tcW w:type="dxa" w:w="1805"/>
+            <w:tcW w:type="dxa" w:w="1504"/>
           </w:tcPr>
           <w:p>
             <w:pPr>
@@ -8228,15 +8348,15 @@
                 <w:b w:val="0"/>
                 <w:i w:val="0"/>
                 <w:color w:val="000000"/>
-                <w:sz w:val="18"/>
+                <w:sz w:val="16"/>
               </w:rPr>
-              <w:t>TC39</w:t>
+              <w:t>Dentist and treatment copied</w:t>
             </w:r>
           </w:p>
         </w:tc>
         <w:tc>
           <w:tcPr>
-            <w:tcW w:type="dxa" w:w="1805"/>
+            <w:tcW w:type="dxa" w:w="1504"/>
           </w:tcPr>
           <w:p>
             <w:pPr>
@@ -8249,15 +8369,17 @@
                 <w:b w:val="0"/>
                 <w:i w:val="0"/>
                 <w:color w:val="000000"/>
-                <w:sz w:val="18"/>
+                <w:sz w:val="16"/>
               </w:rPr>
-              <w:t>Prototype</w:t>
+              <w:t>JUnit</w:t>
             </w:r>
           </w:p>
         </w:tc>
+      </w:tr>
+      <w:tr>
         <w:tc>
           <w:tcPr>
-            <w:tcW w:type="dxa" w:w="1805"/>
+            <w:tcW w:type="dxa" w:w="1504"/>
           </w:tcPr>
           <w:p>
             <w:pPr>
@@ -8270,15 +8392,15 @@
                 <w:b w:val="0"/>
                 <w:i w:val="0"/>
                 <w:color w:val="000000"/>
-                <w:sz w:val="18"/>
+                <w:sz w:val="16"/>
               </w:rPr>
-              <w:t>cloneForRebook()</w:t>
+              <w:t>TC33</w:t>
             </w:r>
           </w:p>
         </w:tc>
         <w:tc>
           <w:tcPr>
-            <w:tcW w:type="dxa" w:w="1805"/>
+            <w:tcW w:type="dxa" w:w="1504"/>
           </w:tcPr>
           <w:p>
             <w:pPr>
@@ -8291,15 +8413,15 @@
                 <w:b w:val="0"/>
                 <w:i w:val="0"/>
                 <w:color w:val="000000"/>
-                <w:sz w:val="18"/>
+                <w:sz w:val="16"/>
               </w:rPr>
-              <w:t>dentist and treatment copied</w:t>
+              <w:t>ExtraPatternsTest.decoratorAddsQrMessage</w:t>
             </w:r>
           </w:p>
         </w:tc>
         <w:tc>
           <w:tcPr>
-            <w:tcW w:type="dxa" w:w="1805"/>
+            <w:tcW w:type="dxa" w:w="1504"/>
           </w:tcPr>
           <w:p>
             <w:pPr>
@@ -8312,17 +8434,15 @@
                 <w:b w:val="0"/>
                 <w:i w:val="0"/>
                 <w:color w:val="000000"/>
-                <w:sz w:val="18"/>
+                <w:sz w:val="16"/>
               </w:rPr>
-              <w:t>JUnit</w:t>
+              <w:t>Decorator confirmation</w:t>
             </w:r>
           </w:p>
         </w:tc>
-      </w:tr>
-      <w:tr>
         <w:tc>
           <w:tcPr>
-            <w:tcW w:type="dxa" w:w="1805"/>
+            <w:tcW w:type="dxa" w:w="1504"/>
           </w:tcPr>
           <w:p>
             <w:pPr>
@@ -8335,15 +8455,15 @@
                 <w:b w:val="0"/>
                 <w:i w:val="0"/>
                 <w:color w:val="000000"/>
-                <w:sz w:val="18"/>
+                <w:sz w:val="16"/>
               </w:rPr>
-              <w:t>TC40</w:t>
+              <w:t>BasicConfirmation wrap</w:t>
             </w:r>
           </w:p>
         </w:tc>
         <w:tc>
           <w:tcPr>
-            <w:tcW w:type="dxa" w:w="1805"/>
+            <w:tcW w:type="dxa" w:w="1504"/>
           </w:tcPr>
           <w:p>
             <w:pPr>
@@ -8356,15 +8476,15 @@
                 <w:b w:val="0"/>
                 <w:i w:val="0"/>
                 <w:color w:val="000000"/>
-                <w:sz w:val="18"/>
+                <w:sz w:val="16"/>
               </w:rPr>
-              <w:t>Password hash</w:t>
+              <w:t>QR line added</w:t>
             </w:r>
           </w:p>
         </w:tc>
         <w:tc>
           <w:tcPr>
-            <w:tcW w:type="dxa" w:w="1805"/>
+            <w:tcW w:type="dxa" w:w="1504"/>
           </w:tcPr>
           <w:p>
             <w:pPr>
@@ -8377,15 +8497,17 @@
                 <w:b w:val="0"/>
                 <w:i w:val="0"/>
                 <w:color w:val="000000"/>
-                <w:sz w:val="18"/>
+                <w:sz w:val="16"/>
               </w:rPr>
-              <w:t>Admin@123</w:t>
+              <w:t>JUnit</w:t>
             </w:r>
           </w:p>
         </w:tc>
+      </w:tr>
+      <w:tr>
         <w:tc>
           <w:tcPr>
-            <w:tcW w:type="dxa" w:w="1805"/>
+            <w:tcW w:type="dxa" w:w="1504"/>
           </w:tcPr>
           <w:p>
             <w:pPr>
@@ -8398,15 +8520,15 @@
                 <w:b w:val="0"/>
                 <w:i w:val="0"/>
                 <w:color w:val="000000"/>
-                <w:sz w:val="18"/>
+                <w:sz w:val="16"/>
               </w:rPr>
-              <w:t>Matches SQL seed hash</w:t>
+              <w:t>TC34</w:t>
             </w:r>
           </w:p>
         </w:tc>
         <w:tc>
           <w:tcPr>
-            <w:tcW w:type="dxa" w:w="1805"/>
+            <w:tcW w:type="dxa" w:w="1504"/>
           </w:tcPr>
           <w:p>
             <w:pPr>
@@ -8419,9 +8541,1501 @@
                 <w:b w:val="0"/>
                 <w:i w:val="0"/>
                 <w:color w:val="000000"/>
-                <w:sz w:val="18"/>
+                <w:sz w:val="16"/>
+              </w:rPr>
+              <w:t>ReportChartServiceTest.doughnutCountsBookedVisits</w:t>
+            </w:r>
+          </w:p>
+        </w:tc>
+        <w:tc>
+          <w:tcPr>
+            <w:tcW w:type="dxa" w:w="1504"/>
+          </w:tcPr>
+          <w:p>
+            <w:pPr>
+              <w:spacing w:after="20" w:before="20"/>
+            </w:pPr>
+            <w:r/>
+            <w:r>
+              <w:rPr>
+                <w:rFonts w:ascii="Times New Roman" w:hAnsi="Times New Roman" w:eastAsia="Times New Roman"/>
+                <w:b w:val="0"/>
+                <w:i w:val="0"/>
+                <w:color w:val="000000"/>
+                <w:sz w:val="16"/>
+              </w:rPr>
+              <w:t>UC7 doughnut data</w:t>
+            </w:r>
+          </w:p>
+        </w:tc>
+        <w:tc>
+          <w:tcPr>
+            <w:tcW w:type="dxa" w:w="1504"/>
+          </w:tcPr>
+          <w:p>
+            <w:pPr>
+              <w:spacing w:after="20" w:before="20"/>
+            </w:pPr>
+            <w:r/>
+            <w:r>
+              <w:rPr>
+                <w:rFonts w:ascii="Times New Roman" w:hAnsi="Times New Roman" w:eastAsia="Times New Roman"/>
+                <w:b w:val="0"/>
+                <w:i w:val="0"/>
+                <w:color w:val="000000"/>
+                <w:sz w:val="16"/>
+              </w:rPr>
+              <w:t>list with BOOKED rows</w:t>
+            </w:r>
+          </w:p>
+        </w:tc>
+        <w:tc>
+          <w:tcPr>
+            <w:tcW w:type="dxa" w:w="1504"/>
+          </w:tcPr>
+          <w:p>
+            <w:pPr>
+              <w:spacing w:after="20" w:before="20"/>
+            </w:pPr>
+            <w:r/>
+            <w:r>
+              <w:rPr>
+                <w:rFonts w:ascii="Times New Roman" w:hAnsi="Times New Roman" w:eastAsia="Times New Roman"/>
+                <w:b w:val="0"/>
+                <w:i w:val="0"/>
+                <w:color w:val="000000"/>
+                <w:sz w:val="16"/>
+              </w:rPr>
+              <w:t>Count matches</w:t>
+            </w:r>
+          </w:p>
+        </w:tc>
+        <w:tc>
+          <w:tcPr>
+            <w:tcW w:type="dxa" w:w="1504"/>
+          </w:tcPr>
+          <w:p>
+            <w:pPr>
+              <w:spacing w:after="20" w:before="20"/>
+            </w:pPr>
+            <w:r/>
+            <w:r>
+              <w:rPr>
+                <w:rFonts w:ascii="Times New Roman" w:hAnsi="Times New Roman" w:eastAsia="Times New Roman"/>
+                <w:b w:val="0"/>
+                <w:i w:val="0"/>
+                <w:color w:val="000000"/>
+                <w:sz w:val="16"/>
               </w:rPr>
               <w:t>JUnit</w:t>
+            </w:r>
+          </w:p>
+        </w:tc>
+      </w:tr>
+      <w:tr>
+        <w:tc>
+          <w:tcPr>
+            <w:tcW w:type="dxa" w:w="1504"/>
+          </w:tcPr>
+          <w:p>
+            <w:pPr>
+              <w:spacing w:after="20" w:before="20"/>
+            </w:pPr>
+            <w:r/>
+            <w:r>
+              <w:rPr>
+                <w:rFonts w:ascii="Times New Roman" w:hAnsi="Times New Roman" w:eastAsia="Times New Roman"/>
+                <w:b w:val="0"/>
+                <w:i w:val="0"/>
+                <w:color w:val="000000"/>
+                <w:sz w:val="16"/>
+              </w:rPr>
+              <w:t>TC35</w:t>
+            </w:r>
+          </w:p>
+        </w:tc>
+        <w:tc>
+          <w:tcPr>
+            <w:tcW w:type="dxa" w:w="1504"/>
+          </w:tcPr>
+          <w:p>
+            <w:pPr>
+              <w:spacing w:after="20" w:before="20"/>
+            </w:pPr>
+            <w:r/>
+            <w:r>
+              <w:rPr>
+                <w:rFonts w:ascii="Times New Roman" w:hAnsi="Times New Roman" w:eastAsia="Times New Roman"/>
+                <w:b w:val="0"/>
+                <w:i w:val="0"/>
+                <w:color w:val="000000"/>
+                <w:sz w:val="16"/>
+              </w:rPr>
+              <w:t>MultilevelInheritanceTest.adminUserIsMultilevelStaff</w:t>
+            </w:r>
+          </w:p>
+        </w:tc>
+        <w:tc>
+          <w:tcPr>
+            <w:tcW w:type="dxa" w:w="1504"/>
+          </w:tcPr>
+          <w:p>
+            <w:pPr>
+              <w:spacing w:after="20" w:before="20"/>
+            </w:pPr>
+            <w:r/>
+            <w:r>
+              <w:rPr>
+                <w:rFonts w:ascii="Times New Roman" w:hAnsi="Times New Roman" w:eastAsia="Times New Roman"/>
+                <w:b w:val="0"/>
+                <w:i w:val="0"/>
+                <w:color w:val="000000"/>
+                <w:sz w:val="16"/>
+              </w:rPr>
+              <w:t>Inheritance</w:t>
+            </w:r>
+          </w:p>
+        </w:tc>
+        <w:tc>
+          <w:tcPr>
+            <w:tcW w:type="dxa" w:w="1504"/>
+          </w:tcPr>
+          <w:p>
+            <w:pPr>
+              <w:spacing w:after="20" w:before="20"/>
+            </w:pPr>
+            <w:r/>
+            <w:r>
+              <w:rPr>
+                <w:rFonts w:ascii="Times New Roman" w:hAnsi="Times New Roman" w:eastAsia="Times New Roman"/>
+                <w:b w:val="0"/>
+                <w:i w:val="0"/>
+                <w:color w:val="000000"/>
+                <w:sz w:val="16"/>
+              </w:rPr>
+              <w:t>new AdminUser()</w:t>
+            </w:r>
+          </w:p>
+        </w:tc>
+        <w:tc>
+          <w:tcPr>
+            <w:tcW w:type="dxa" w:w="1504"/>
+          </w:tcPr>
+          <w:p>
+            <w:pPr>
+              <w:spacing w:after="20" w:before="20"/>
+            </w:pPr>
+            <w:r/>
+            <w:r>
+              <w:rPr>
+                <w:rFonts w:ascii="Times New Roman" w:hAnsi="Times New Roman" w:eastAsia="Times New Roman"/>
+                <w:b w:val="0"/>
+                <w:i w:val="0"/>
+                <w:color w:val="000000"/>
+                <w:sz w:val="16"/>
+              </w:rPr>
+              <w:t>is StaffUser and Person</w:t>
+            </w:r>
+          </w:p>
+        </w:tc>
+        <w:tc>
+          <w:tcPr>
+            <w:tcW w:type="dxa" w:w="1504"/>
+          </w:tcPr>
+          <w:p>
+            <w:pPr>
+              <w:spacing w:after="20" w:before="20"/>
+            </w:pPr>
+            <w:r/>
+            <w:r>
+              <w:rPr>
+                <w:rFonts w:ascii="Times New Roman" w:hAnsi="Times New Roman" w:eastAsia="Times New Roman"/>
+                <w:b w:val="0"/>
+                <w:i w:val="0"/>
+                <w:color w:val="000000"/>
+                <w:sz w:val="16"/>
+              </w:rPr>
+              <w:t>JUnit</w:t>
+            </w:r>
+          </w:p>
+        </w:tc>
+      </w:tr>
+      <w:tr>
+        <w:tc>
+          <w:tcPr>
+            <w:tcW w:type="dxa" w:w="1504"/>
+          </w:tcPr>
+          <w:p>
+            <w:pPr>
+              <w:spacing w:after="20" w:before="20"/>
+            </w:pPr>
+            <w:r/>
+            <w:r>
+              <w:rPr>
+                <w:rFonts w:ascii="Times New Roman" w:hAnsi="Times New Roman" w:eastAsia="Times New Roman"/>
+                <w:b w:val="0"/>
+                <w:i w:val="0"/>
+                <w:color w:val="000000"/>
+                <w:sz w:val="16"/>
+              </w:rPr>
+              <w:t>TC36</w:t>
+            </w:r>
+          </w:p>
+        </w:tc>
+        <w:tc>
+          <w:tcPr>
+            <w:tcW w:type="dxa" w:w="1504"/>
+          </w:tcPr>
+          <w:p>
+            <w:pPr>
+              <w:spacing w:after="20" w:before="20"/>
+            </w:pPr>
+            <w:r/>
+            <w:r>
+              <w:rPr>
+                <w:rFonts w:ascii="Times New Roman" w:hAnsi="Times New Roman" w:eastAsia="Times New Roman"/>
+                <w:b w:val="0"/>
+                <w:i w:val="0"/>
+                <w:color w:val="000000"/>
+                <w:sz w:val="16"/>
+              </w:rPr>
+              <w:t>MultilevelInheritanceTest.receptionUserIsMultilevelStaff</w:t>
+            </w:r>
+          </w:p>
+        </w:tc>
+        <w:tc>
+          <w:tcPr>
+            <w:tcW w:type="dxa" w:w="1504"/>
+          </w:tcPr>
+          <w:p>
+            <w:pPr>
+              <w:spacing w:after="20" w:before="20"/>
+            </w:pPr>
+            <w:r/>
+            <w:r>
+              <w:rPr>
+                <w:rFonts w:ascii="Times New Roman" w:hAnsi="Times New Roman" w:eastAsia="Times New Roman"/>
+                <w:b w:val="0"/>
+                <w:i w:val="0"/>
+                <w:color w:val="000000"/>
+                <w:sz w:val="16"/>
+              </w:rPr>
+              <w:t>Inheritance</w:t>
+            </w:r>
+          </w:p>
+        </w:tc>
+        <w:tc>
+          <w:tcPr>
+            <w:tcW w:type="dxa" w:w="1504"/>
+          </w:tcPr>
+          <w:p>
+            <w:pPr>
+              <w:spacing w:after="20" w:before="20"/>
+            </w:pPr>
+            <w:r/>
+            <w:r>
+              <w:rPr>
+                <w:rFonts w:ascii="Times New Roman" w:hAnsi="Times New Roman" w:eastAsia="Times New Roman"/>
+                <w:b w:val="0"/>
+                <w:i w:val="0"/>
+                <w:color w:val="000000"/>
+                <w:sz w:val="16"/>
+              </w:rPr>
+              <w:t>new ReceptionUser()</w:t>
+            </w:r>
+          </w:p>
+        </w:tc>
+        <w:tc>
+          <w:tcPr>
+            <w:tcW w:type="dxa" w:w="1504"/>
+          </w:tcPr>
+          <w:p>
+            <w:pPr>
+              <w:spacing w:after="20" w:before="20"/>
+            </w:pPr>
+            <w:r/>
+            <w:r>
+              <w:rPr>
+                <w:rFonts w:ascii="Times New Roman" w:hAnsi="Times New Roman" w:eastAsia="Times New Roman"/>
+                <w:b w:val="0"/>
+                <w:i w:val="0"/>
+                <w:color w:val="000000"/>
+                <w:sz w:val="16"/>
+              </w:rPr>
+              <w:t>is StaffUser and Person</w:t>
+            </w:r>
+          </w:p>
+        </w:tc>
+        <w:tc>
+          <w:tcPr>
+            <w:tcW w:type="dxa" w:w="1504"/>
+          </w:tcPr>
+          <w:p>
+            <w:pPr>
+              <w:spacing w:after="20" w:before="20"/>
+            </w:pPr>
+            <w:r/>
+            <w:r>
+              <w:rPr>
+                <w:rFonts w:ascii="Times New Roman" w:hAnsi="Times New Roman" w:eastAsia="Times New Roman"/>
+                <w:b w:val="0"/>
+                <w:i w:val="0"/>
+                <w:color w:val="000000"/>
+                <w:sz w:val="16"/>
+              </w:rPr>
+              <w:t>JUnit</w:t>
+            </w:r>
+          </w:p>
+        </w:tc>
+      </w:tr>
+      <w:tr>
+        <w:tc>
+          <w:tcPr>
+            <w:tcW w:type="dxa" w:w="1504"/>
+          </w:tcPr>
+          <w:p>
+            <w:pPr>
+              <w:spacing w:after="20" w:before="20"/>
+            </w:pPr>
+            <w:r/>
+            <w:r>
+              <w:rPr>
+                <w:rFonts w:ascii="Times New Roman" w:hAnsi="Times New Roman" w:eastAsia="Times New Roman"/>
+                <w:b w:val="0"/>
+                <w:i w:val="0"/>
+                <w:color w:val="000000"/>
+                <w:sz w:val="16"/>
+              </w:rPr>
+              <w:t>TC37</w:t>
+            </w:r>
+          </w:p>
+        </w:tc>
+        <w:tc>
+          <w:tcPr>
+            <w:tcW w:type="dxa" w:w="1504"/>
+          </w:tcPr>
+          <w:p>
+            <w:pPr>
+              <w:spacing w:after="20" w:before="20"/>
+            </w:pPr>
+            <w:r/>
+            <w:r>
+              <w:rPr>
+                <w:rFonts w:ascii="Times New Roman" w:hAnsi="Times New Roman" w:eastAsia="Times New Roman"/>
+                <w:b w:val="0"/>
+                <w:i w:val="0"/>
+                <w:color w:val="000000"/>
+                <w:sz w:val="16"/>
+              </w:rPr>
+              <w:t>MultilevelInheritanceTest.patientIsClinicUser</w:t>
+            </w:r>
+          </w:p>
+        </w:tc>
+        <w:tc>
+          <w:tcPr>
+            <w:tcW w:type="dxa" w:w="1504"/>
+          </w:tcPr>
+          <w:p>
+            <w:pPr>
+              <w:spacing w:after="20" w:before="20"/>
+            </w:pPr>
+            <w:r/>
+            <w:r>
+              <w:rPr>
+                <w:rFonts w:ascii="Times New Roman" w:hAnsi="Times New Roman" w:eastAsia="Times New Roman"/>
+                <w:b w:val="0"/>
+                <w:i w:val="0"/>
+                <w:color w:val="000000"/>
+                <w:sz w:val="16"/>
+              </w:rPr>
+              <w:t>Inheritance</w:t>
+            </w:r>
+          </w:p>
+        </w:tc>
+        <w:tc>
+          <w:tcPr>
+            <w:tcW w:type="dxa" w:w="1504"/>
+          </w:tcPr>
+          <w:p>
+            <w:pPr>
+              <w:spacing w:after="20" w:before="20"/>
+            </w:pPr>
+            <w:r/>
+            <w:r>
+              <w:rPr>
+                <w:rFonts w:ascii="Times New Roman" w:hAnsi="Times New Roman" w:eastAsia="Times New Roman"/>
+                <w:b w:val="0"/>
+                <w:i w:val="0"/>
+                <w:color w:val="000000"/>
+                <w:sz w:val="16"/>
+              </w:rPr>
+              <w:t>new Patient()</w:t>
+            </w:r>
+          </w:p>
+        </w:tc>
+        <w:tc>
+          <w:tcPr>
+            <w:tcW w:type="dxa" w:w="1504"/>
+          </w:tcPr>
+          <w:p>
+            <w:pPr>
+              <w:spacing w:after="20" w:before="20"/>
+            </w:pPr>
+            <w:r/>
+            <w:r>
+              <w:rPr>
+                <w:rFonts w:ascii="Times New Roman" w:hAnsi="Times New Roman" w:eastAsia="Times New Roman"/>
+                <w:b w:val="0"/>
+                <w:i w:val="0"/>
+                <w:color w:val="000000"/>
+                <w:sz w:val="16"/>
+              </w:rPr>
+              <w:t>is ClinicUser</w:t>
+            </w:r>
+          </w:p>
+        </w:tc>
+        <w:tc>
+          <w:tcPr>
+            <w:tcW w:type="dxa" w:w="1504"/>
+          </w:tcPr>
+          <w:p>
+            <w:pPr>
+              <w:spacing w:after="20" w:before="20"/>
+            </w:pPr>
+            <w:r/>
+            <w:r>
+              <w:rPr>
+                <w:rFonts w:ascii="Times New Roman" w:hAnsi="Times New Roman" w:eastAsia="Times New Roman"/>
+                <w:b w:val="0"/>
+                <w:i w:val="0"/>
+                <w:color w:val="000000"/>
+                <w:sz w:val="16"/>
+              </w:rPr>
+              <w:t>JUnit</w:t>
+            </w:r>
+          </w:p>
+        </w:tc>
+      </w:tr>
+      <w:tr>
+        <w:tc>
+          <w:tcPr>
+            <w:tcW w:type="dxa" w:w="1504"/>
+          </w:tcPr>
+          <w:p>
+            <w:pPr>
+              <w:spacing w:after="20" w:before="20"/>
+            </w:pPr>
+            <w:r/>
+            <w:r>
+              <w:rPr>
+                <w:rFonts w:ascii="Times New Roman" w:hAnsi="Times New Roman" w:eastAsia="Times New Roman"/>
+                <w:b w:val="0"/>
+                <w:i w:val="0"/>
+                <w:color w:val="000000"/>
+                <w:sz w:val="16"/>
+              </w:rPr>
+              <w:t>TC38</w:t>
+            </w:r>
+          </w:p>
+        </w:tc>
+        <w:tc>
+          <w:tcPr>
+            <w:tcW w:type="dxa" w:w="1504"/>
+          </w:tcPr>
+          <w:p>
+            <w:pPr>
+              <w:spacing w:after="20" w:before="20"/>
+            </w:pPr>
+            <w:r/>
+            <w:r>
+              <w:rPr>
+                <w:rFonts w:ascii="Times New Roman" w:hAnsi="Times New Roman" w:eastAsia="Times New Roman"/>
+                <w:b w:val="0"/>
+                <w:i w:val="0"/>
+                <w:color w:val="000000"/>
+                <w:sz w:val="16"/>
+              </w:rPr>
+              <w:t>Staff login on Tomcat</w:t>
+            </w:r>
+          </w:p>
+        </w:tc>
+        <w:tc>
+          <w:tcPr>
+            <w:tcW w:type="dxa" w:w="1504"/>
+          </w:tcPr>
+          <w:p>
+            <w:pPr>
+              <w:spacing w:after="20" w:before="20"/>
+            </w:pPr>
+            <w:r/>
+            <w:r>
+              <w:rPr>
+                <w:rFonts w:ascii="Times New Roman" w:hAnsi="Times New Roman" w:eastAsia="Times New Roman"/>
+                <w:b w:val="0"/>
+                <w:i w:val="0"/>
+                <w:color w:val="000000"/>
+                <w:sz w:val="16"/>
+              </w:rPr>
+              <w:t>UC1 reception menu</w:t>
+            </w:r>
+          </w:p>
+        </w:tc>
+        <w:tc>
+          <w:tcPr>
+            <w:tcW w:type="dxa" w:w="1504"/>
+          </w:tcPr>
+          <w:p>
+            <w:pPr>
+              <w:spacing w:after="20" w:before="20"/>
+            </w:pPr>
+            <w:r/>
+            <w:r>
+              <w:rPr>
+                <w:rFonts w:ascii="Times New Roman" w:hAnsi="Times New Roman" w:eastAsia="Times New Roman"/>
+                <w:b w:val="0"/>
+                <w:i w:val="0"/>
+                <w:color w:val="000000"/>
+                <w:sz w:val="16"/>
+              </w:rPr>
+              <w:t>reception / Staff@123</w:t>
+            </w:r>
+          </w:p>
+        </w:tc>
+        <w:tc>
+          <w:tcPr>
+            <w:tcW w:type="dxa" w:w="1504"/>
+          </w:tcPr>
+          <w:p>
+            <w:pPr>
+              <w:spacing w:after="20" w:before="20"/>
+            </w:pPr>
+            <w:r/>
+            <w:r>
+              <w:rPr>
+                <w:rFonts w:ascii="Times New Roman" w:hAnsi="Times New Roman" w:eastAsia="Times New Roman"/>
+                <w:b w:val="0"/>
+                <w:i w:val="0"/>
+                <w:color w:val="000000"/>
+                <w:sz w:val="16"/>
+              </w:rPr>
+              <w:t>Register and Bill links</w:t>
+            </w:r>
+          </w:p>
+        </w:tc>
+        <w:tc>
+          <w:tcPr>
+            <w:tcW w:type="dxa" w:w="1504"/>
+          </w:tcPr>
+          <w:p>
+            <w:pPr>
+              <w:spacing w:after="20" w:before="20"/>
+            </w:pPr>
+            <w:r/>
+            <w:r>
+              <w:rPr>
+                <w:rFonts w:ascii="Times New Roman" w:hAnsi="Times New Roman" w:eastAsia="Times New Roman"/>
+                <w:b w:val="0"/>
+                <w:i w:val="0"/>
+                <w:color w:val="000000"/>
+                <w:sz w:val="16"/>
+              </w:rPr>
+              <w:t>Manual</w:t>
+            </w:r>
+          </w:p>
+        </w:tc>
+      </w:tr>
+      <w:tr>
+        <w:tc>
+          <w:tcPr>
+            <w:tcW w:type="dxa" w:w="1504"/>
+          </w:tcPr>
+          <w:p>
+            <w:pPr>
+              <w:spacing w:after="20" w:before="20"/>
+            </w:pPr>
+            <w:r/>
+            <w:r>
+              <w:rPr>
+                <w:rFonts w:ascii="Times New Roman" w:hAnsi="Times New Roman" w:eastAsia="Times New Roman"/>
+                <w:b w:val="0"/>
+                <w:i w:val="0"/>
+                <w:color w:val="000000"/>
+                <w:sz w:val="16"/>
+              </w:rPr>
+              <w:t>TC39</w:t>
+            </w:r>
+          </w:p>
+        </w:tc>
+        <w:tc>
+          <w:tcPr>
+            <w:tcW w:type="dxa" w:w="1504"/>
+          </w:tcPr>
+          <w:p>
+            <w:pPr>
+              <w:spacing w:after="20" w:before="20"/>
+            </w:pPr>
+            <w:r/>
+            <w:r>
+              <w:rPr>
+                <w:rFonts w:ascii="Times New Roman" w:hAnsi="Times New Roman" w:eastAsia="Times New Roman"/>
+                <w:b w:val="0"/>
+                <w:i w:val="0"/>
+                <w:color w:val="000000"/>
+                <w:sz w:val="16"/>
+              </w:rPr>
+              <w:t>Register walk-in on Tomcat</w:t>
+            </w:r>
+          </w:p>
+        </w:tc>
+        <w:tc>
+          <w:tcPr>
+            <w:tcW w:type="dxa" w:w="1504"/>
+          </w:tcPr>
+          <w:p>
+            <w:pPr>
+              <w:spacing w:after="20" w:before="20"/>
+            </w:pPr>
+            <w:r/>
+            <w:r>
+              <w:rPr>
+                <w:rFonts w:ascii="Times New Roman" w:hAnsi="Times New Roman" w:eastAsia="Times New Roman"/>
+                <w:b w:val="0"/>
+                <w:i w:val="0"/>
+                <w:color w:val="000000"/>
+                <w:sz w:val="16"/>
+              </w:rPr>
+              <w:t>UC2 save visit</w:t>
+            </w:r>
+          </w:p>
+        </w:tc>
+        <w:tc>
+          <w:tcPr>
+            <w:tcW w:type="dxa" w:w="1504"/>
+          </w:tcPr>
+          <w:p>
+            <w:pPr>
+              <w:spacing w:after="20" w:before="20"/>
+            </w:pPr>
+            <w:r/>
+            <w:r>
+              <w:rPr>
+                <w:rFonts w:ascii="Times New Roman" w:hAnsi="Times New Roman" w:eastAsia="Times New Roman"/>
+                <w:b w:val="0"/>
+                <w:i w:val="0"/>
+                <w:color w:val="000000"/>
+                <w:sz w:val="16"/>
+              </w:rPr>
+              <w:t>Kamal, 0771234567, Filling, tomorrow 10:30</w:t>
+            </w:r>
+          </w:p>
+        </w:tc>
+        <w:tc>
+          <w:tcPr>
+            <w:tcW w:type="dxa" w:w="1504"/>
+          </w:tcPr>
+          <w:p>
+            <w:pPr>
+              <w:spacing w:after="20" w:before="20"/>
+            </w:pPr>
+            <w:r/>
+            <w:r>
+              <w:rPr>
+                <w:rFonts w:ascii="Times New Roman" w:hAnsi="Times New Roman" w:eastAsia="Times New Roman"/>
+                <w:b w:val="0"/>
+                <w:i w:val="0"/>
+                <w:color w:val="000000"/>
+                <w:sz w:val="16"/>
+              </w:rPr>
+              <w:t>APT-2026-xxxx shown</w:t>
+            </w:r>
+          </w:p>
+        </w:tc>
+        <w:tc>
+          <w:tcPr>
+            <w:tcW w:type="dxa" w:w="1504"/>
+          </w:tcPr>
+          <w:p>
+            <w:pPr>
+              <w:spacing w:after="20" w:before="20"/>
+            </w:pPr>
+            <w:r/>
+            <w:r>
+              <w:rPr>
+                <w:rFonts w:ascii="Times New Roman" w:hAnsi="Times New Roman" w:eastAsia="Times New Roman"/>
+                <w:b w:val="0"/>
+                <w:i w:val="0"/>
+                <w:color w:val="000000"/>
+                <w:sz w:val="16"/>
+              </w:rPr>
+              <w:t>Manual</w:t>
+            </w:r>
+          </w:p>
+        </w:tc>
+      </w:tr>
+      <w:tr>
+        <w:tc>
+          <w:tcPr>
+            <w:tcW w:type="dxa" w:w="1504"/>
+          </w:tcPr>
+          <w:p>
+            <w:pPr>
+              <w:spacing w:after="20" w:before="20"/>
+            </w:pPr>
+            <w:r/>
+            <w:r>
+              <w:rPr>
+                <w:rFonts w:ascii="Times New Roman" w:hAnsi="Times New Roman" w:eastAsia="Times New Roman"/>
+                <w:b w:val="0"/>
+                <w:i w:val="0"/>
+                <w:color w:val="000000"/>
+                <w:sz w:val="16"/>
+              </w:rPr>
+              <w:t>TC40</w:t>
+            </w:r>
+          </w:p>
+        </w:tc>
+        <w:tc>
+          <w:tcPr>
+            <w:tcW w:type="dxa" w:w="1504"/>
+          </w:tcPr>
+          <w:p>
+            <w:pPr>
+              <w:spacing w:after="20" w:before="20"/>
+            </w:pPr>
+            <w:r/>
+            <w:r>
+              <w:rPr>
+                <w:rFonts w:ascii="Times New Roman" w:hAnsi="Times New Roman" w:eastAsia="Times New Roman"/>
+                <w:b w:val="0"/>
+                <w:i w:val="0"/>
+                <w:color w:val="000000"/>
+                <w:sz w:val="16"/>
+              </w:rPr>
+              <w:t>Search found + QR on Tomcat</w:t>
+            </w:r>
+          </w:p>
+        </w:tc>
+        <w:tc>
+          <w:tcPr>
+            <w:tcW w:type="dxa" w:w="1504"/>
+          </w:tcPr>
+          <w:p>
+            <w:pPr>
+              <w:spacing w:after="20" w:before="20"/>
+            </w:pPr>
+            <w:r/>
+            <w:r>
+              <w:rPr>
+                <w:rFonts w:ascii="Times New Roman" w:hAnsi="Times New Roman" w:eastAsia="Times New Roman"/>
+                <w:b w:val="0"/>
+                <w:i w:val="0"/>
+                <w:color w:val="000000"/>
+                <w:sz w:val="16"/>
+              </w:rPr>
+              <w:t>UC3 and QR extend</w:t>
+            </w:r>
+          </w:p>
+        </w:tc>
+        <w:tc>
+          <w:tcPr>
+            <w:tcW w:type="dxa" w:w="1504"/>
+          </w:tcPr>
+          <w:p>
+            <w:pPr>
+              <w:spacing w:after="20" w:before="20"/>
+            </w:pPr>
+            <w:r/>
+            <w:r>
+              <w:rPr>
+                <w:rFonts w:ascii="Times New Roman" w:hAnsi="Times New Roman" w:eastAsia="Times New Roman"/>
+                <w:b w:val="0"/>
+                <w:i w:val="0"/>
+                <w:color w:val="000000"/>
+                <w:sz w:val="16"/>
+              </w:rPr>
+              <w:t>APT-2026-0001</w:t>
+            </w:r>
+          </w:p>
+        </w:tc>
+        <w:tc>
+          <w:tcPr>
+            <w:tcW w:type="dxa" w:w="1504"/>
+          </w:tcPr>
+          <w:p>
+            <w:pPr>
+              <w:spacing w:after="20" w:before="20"/>
+            </w:pPr>
+            <w:r/>
+            <w:r>
+              <w:rPr>
+                <w:rFonts w:ascii="Times New Roman" w:hAnsi="Times New Roman" w:eastAsia="Times New Roman"/>
+                <w:b w:val="0"/>
+                <w:i w:val="0"/>
+                <w:color w:val="000000"/>
+                <w:sz w:val="16"/>
+              </w:rPr>
+              <w:t>Details and QR image</w:t>
+            </w:r>
+          </w:p>
+        </w:tc>
+        <w:tc>
+          <w:tcPr>
+            <w:tcW w:type="dxa" w:w="1504"/>
+          </w:tcPr>
+          <w:p>
+            <w:pPr>
+              <w:spacing w:after="20" w:before="20"/>
+            </w:pPr>
+            <w:r/>
+            <w:r>
+              <w:rPr>
+                <w:rFonts w:ascii="Times New Roman" w:hAnsi="Times New Roman" w:eastAsia="Times New Roman"/>
+                <w:b w:val="0"/>
+                <w:i w:val="0"/>
+                <w:color w:val="000000"/>
+                <w:sz w:val="16"/>
+              </w:rPr>
+              <w:t>Manual</w:t>
+            </w:r>
+          </w:p>
+        </w:tc>
+      </w:tr>
+      <w:tr>
+        <w:tc>
+          <w:tcPr>
+            <w:tcW w:type="dxa" w:w="1504"/>
+          </w:tcPr>
+          <w:p>
+            <w:pPr>
+              <w:spacing w:after="20" w:before="20"/>
+            </w:pPr>
+            <w:r/>
+            <w:r>
+              <w:rPr>
+                <w:rFonts w:ascii="Times New Roman" w:hAnsi="Times New Roman" w:eastAsia="Times New Roman"/>
+                <w:b w:val="0"/>
+                <w:i w:val="0"/>
+                <w:color w:val="000000"/>
+                <w:sz w:val="16"/>
+              </w:rPr>
+              <w:t>TC41</w:t>
+            </w:r>
+          </w:p>
+        </w:tc>
+        <w:tc>
+          <w:tcPr>
+            <w:tcW w:type="dxa" w:w="1504"/>
+          </w:tcPr>
+          <w:p>
+            <w:pPr>
+              <w:spacing w:after="20" w:before="20"/>
+            </w:pPr>
+            <w:r/>
+            <w:r>
+              <w:rPr>
+                <w:rFonts w:ascii="Times New Roman" w:hAnsi="Times New Roman" w:eastAsia="Times New Roman"/>
+                <w:b w:val="0"/>
+                <w:i w:val="0"/>
+                <w:color w:val="000000"/>
+                <w:sz w:val="16"/>
+              </w:rPr>
+              <w:t>Print bill on Tomcat</w:t>
+            </w:r>
+          </w:p>
+        </w:tc>
+        <w:tc>
+          <w:tcPr>
+            <w:tcW w:type="dxa" w:w="1504"/>
+          </w:tcPr>
+          <w:p>
+            <w:pPr>
+              <w:spacing w:after="20" w:before="20"/>
+            </w:pPr>
+            <w:r/>
+            <w:r>
+              <w:rPr>
+                <w:rFonts w:ascii="Times New Roman" w:hAnsi="Times New Roman" w:eastAsia="Times New Roman"/>
+                <w:b w:val="0"/>
+                <w:i w:val="0"/>
+                <w:color w:val="000000"/>
+                <w:sz w:val="16"/>
+              </w:rPr>
+              <w:t>UC4 print extend</w:t>
+            </w:r>
+          </w:p>
+        </w:tc>
+        <w:tc>
+          <w:tcPr>
+            <w:tcW w:type="dxa" w:w="1504"/>
+          </w:tcPr>
+          <w:p>
+            <w:pPr>
+              <w:spacing w:after="20" w:before="20"/>
+            </w:pPr>
+            <w:r/>
+            <w:r>
+              <w:rPr>
+                <w:rFonts w:ascii="Times New Roman" w:hAnsi="Times New Roman" w:eastAsia="Times New Roman"/>
+                <w:b w:val="0"/>
+                <w:i w:val="0"/>
+                <w:color w:val="000000"/>
+                <w:sz w:val="16"/>
+              </w:rPr>
+              <w:t>bill page on screen</w:t>
+            </w:r>
+          </w:p>
+        </w:tc>
+        <w:tc>
+          <w:tcPr>
+            <w:tcW w:type="dxa" w:w="1504"/>
+          </w:tcPr>
+          <w:p>
+            <w:pPr>
+              <w:spacing w:after="20" w:before="20"/>
+            </w:pPr>
+            <w:r/>
+            <w:r>
+              <w:rPr>
+                <w:rFonts w:ascii="Times New Roman" w:hAnsi="Times New Roman" w:eastAsia="Times New Roman"/>
+                <w:b w:val="0"/>
+                <w:i w:val="0"/>
+                <w:color w:val="000000"/>
+                <w:sz w:val="16"/>
+              </w:rPr>
+              <w:t>Browser print works</w:t>
+            </w:r>
+          </w:p>
+        </w:tc>
+        <w:tc>
+          <w:tcPr>
+            <w:tcW w:type="dxa" w:w="1504"/>
+          </w:tcPr>
+          <w:p>
+            <w:pPr>
+              <w:spacing w:after="20" w:before="20"/>
+            </w:pPr>
+            <w:r/>
+            <w:r>
+              <w:rPr>
+                <w:rFonts w:ascii="Times New Roman" w:hAnsi="Times New Roman" w:eastAsia="Times New Roman"/>
+                <w:b w:val="0"/>
+                <w:i w:val="0"/>
+                <w:color w:val="000000"/>
+                <w:sz w:val="16"/>
+              </w:rPr>
+              <w:t>Manual</w:t>
+            </w:r>
+          </w:p>
+        </w:tc>
+      </w:tr>
+      <w:tr>
+        <w:tc>
+          <w:tcPr>
+            <w:tcW w:type="dxa" w:w="1504"/>
+          </w:tcPr>
+          <w:p>
+            <w:pPr>
+              <w:spacing w:after="20" w:before="20"/>
+            </w:pPr>
+            <w:r/>
+            <w:r>
+              <w:rPr>
+                <w:rFonts w:ascii="Times New Roman" w:hAnsi="Times New Roman" w:eastAsia="Times New Roman"/>
+                <w:b w:val="0"/>
+                <w:i w:val="0"/>
+                <w:color w:val="000000"/>
+                <w:sz w:val="16"/>
+              </w:rPr>
+              <w:t>TC42</w:t>
+            </w:r>
+          </w:p>
+        </w:tc>
+        <w:tc>
+          <w:tcPr>
+            <w:tcW w:type="dxa" w:w="1504"/>
+          </w:tcPr>
+          <w:p>
+            <w:pPr>
+              <w:spacing w:after="20" w:before="20"/>
+            </w:pPr>
+            <w:r/>
+            <w:r>
+              <w:rPr>
+                <w:rFonts w:ascii="Times New Roman" w:hAnsi="Times New Roman" w:eastAsia="Times New Roman"/>
+                <w:b w:val="0"/>
+                <w:i w:val="0"/>
+                <w:color w:val="000000"/>
+                <w:sz w:val="16"/>
+              </w:rPr>
+              <w:t>Exit then Back button</w:t>
+            </w:r>
+          </w:p>
+        </w:tc>
+        <w:tc>
+          <w:tcPr>
+            <w:tcW w:type="dxa" w:w="1504"/>
+          </w:tcPr>
+          <w:p>
+            <w:pPr>
+              <w:spacing w:after="20" w:before="20"/>
+            </w:pPr>
+            <w:r/>
+            <w:r>
+              <w:rPr>
+                <w:rFonts w:ascii="Times New Roman" w:hAnsi="Times New Roman" w:eastAsia="Times New Roman"/>
+                <w:b w:val="0"/>
+                <w:i w:val="0"/>
+                <w:color w:val="000000"/>
+                <w:sz w:val="16"/>
+              </w:rPr>
+              <w:t>UC6 session ended</w:t>
+            </w:r>
+          </w:p>
+        </w:tc>
+        <w:tc>
+          <w:tcPr>
+            <w:tcW w:type="dxa" w:w="1504"/>
+          </w:tcPr>
+          <w:p>
+            <w:pPr>
+              <w:spacing w:after="20" w:before="20"/>
+            </w:pPr>
+            <w:r/>
+            <w:r>
+              <w:rPr>
+                <w:rFonts w:ascii="Times New Roman" w:hAnsi="Times New Roman" w:eastAsia="Times New Roman"/>
+                <w:b w:val="0"/>
+                <w:i w:val="0"/>
+                <w:color w:val="000000"/>
+                <w:sz w:val="16"/>
+              </w:rPr>
+              <w:t>click Exit, then Back</w:t>
+            </w:r>
+          </w:p>
+        </w:tc>
+        <w:tc>
+          <w:tcPr>
+            <w:tcW w:type="dxa" w:w="1504"/>
+          </w:tcPr>
+          <w:p>
+            <w:pPr>
+              <w:spacing w:after="20" w:before="20"/>
+            </w:pPr>
+            <w:r/>
+            <w:r>
+              <w:rPr>
+                <w:rFonts w:ascii="Times New Roman" w:hAnsi="Times New Roman" w:eastAsia="Times New Roman"/>
+                <w:b w:val="0"/>
+                <w:i w:val="0"/>
+                <w:color w:val="000000"/>
+                <w:sz w:val="16"/>
+              </w:rPr>
+              <w:t>Protected page blocked</w:t>
+            </w:r>
+          </w:p>
+        </w:tc>
+        <w:tc>
+          <w:tcPr>
+            <w:tcW w:type="dxa" w:w="1504"/>
+          </w:tcPr>
+          <w:p>
+            <w:pPr>
+              <w:spacing w:after="20" w:before="20"/>
+            </w:pPr>
+            <w:r/>
+            <w:r>
+              <w:rPr>
+                <w:rFonts w:ascii="Times New Roman" w:hAnsi="Times New Roman" w:eastAsia="Times New Roman"/>
+                <w:b w:val="0"/>
+                <w:i w:val="0"/>
+                <w:color w:val="000000"/>
+                <w:sz w:val="16"/>
+              </w:rPr>
+              <w:t>Manual</w:t>
+            </w:r>
+          </w:p>
+        </w:tc>
+      </w:tr>
+      <w:tr>
+        <w:tc>
+          <w:tcPr>
+            <w:tcW w:type="dxa" w:w="1504"/>
+          </w:tcPr>
+          <w:p>
+            <w:pPr>
+              <w:spacing w:after="20" w:before="20"/>
+            </w:pPr>
+            <w:r/>
+            <w:r>
+              <w:rPr>
+                <w:rFonts w:ascii="Times New Roman" w:hAnsi="Times New Roman" w:eastAsia="Times New Roman"/>
+                <w:b w:val="0"/>
+                <w:i w:val="0"/>
+                <w:color w:val="000000"/>
+                <w:sz w:val="16"/>
+              </w:rPr>
+              <w:t>TC43</w:t>
+            </w:r>
+          </w:p>
+        </w:tc>
+        <w:tc>
+          <w:tcPr>
+            <w:tcW w:type="dxa" w:w="1504"/>
+          </w:tcPr>
+          <w:p>
+            <w:pPr>
+              <w:spacing w:after="20" w:before="20"/>
+            </w:pPr>
+            <w:r/>
+            <w:r>
+              <w:rPr>
+                <w:rFonts w:ascii="Times New Roman" w:hAnsi="Times New Roman" w:eastAsia="Times New Roman"/>
+                <w:b w:val="0"/>
+                <w:i w:val="0"/>
+                <w:color w:val="000000"/>
+                <w:sz w:val="16"/>
+              </w:rPr>
+              <w:t>Patient portal book</w:t>
+            </w:r>
+          </w:p>
+        </w:tc>
+        <w:tc>
+          <w:tcPr>
+            <w:tcW w:type="dxa" w:w="1504"/>
+          </w:tcPr>
+          <w:p>
+            <w:pPr>
+              <w:spacing w:after="20" w:before="20"/>
+            </w:pPr>
+            <w:r/>
+            <w:r>
+              <w:rPr>
+                <w:rFonts w:ascii="Times New Roman" w:hAnsi="Times New Roman" w:eastAsia="Times New Roman"/>
+                <w:b w:val="0"/>
+                <w:i w:val="0"/>
+                <w:color w:val="000000"/>
+                <w:sz w:val="16"/>
+              </w:rPr>
+              <w:t>UC10</w:t>
+            </w:r>
+          </w:p>
+        </w:tc>
+        <w:tc>
+          <w:tcPr>
+            <w:tcW w:type="dxa" w:w="1504"/>
+          </w:tcPr>
+          <w:p>
+            <w:pPr>
+              <w:spacing w:after="20" w:before="20"/>
+            </w:pPr>
+            <w:r/>
+            <w:r>
+              <w:rPr>
+                <w:rFonts w:ascii="Times New Roman" w:hAnsi="Times New Roman" w:eastAsia="Times New Roman"/>
+                <w:b w:val="0"/>
+                <w:i w:val="0"/>
+                <w:color w:val="000000"/>
+                <w:sz w:val="16"/>
+              </w:rPr>
+              <w:t>kamal@sunrise.lk books a free slot</w:t>
+            </w:r>
+          </w:p>
+        </w:tc>
+        <w:tc>
+          <w:tcPr>
+            <w:tcW w:type="dxa" w:w="1504"/>
+          </w:tcPr>
+          <w:p>
+            <w:pPr>
+              <w:spacing w:after="20" w:before="20"/>
+            </w:pPr>
+            <w:r/>
+            <w:r>
+              <w:rPr>
+                <w:rFonts w:ascii="Times New Roman" w:hAnsi="Times New Roman" w:eastAsia="Times New Roman"/>
+                <w:b w:val="0"/>
+                <w:i w:val="0"/>
+                <w:color w:val="000000"/>
+                <w:sz w:val="16"/>
+              </w:rPr>
+              <w:t>APT number, bookedBy PATIENT</w:t>
+            </w:r>
+          </w:p>
+        </w:tc>
+        <w:tc>
+          <w:tcPr>
+            <w:tcW w:type="dxa" w:w="1504"/>
+          </w:tcPr>
+          <w:p>
+            <w:pPr>
+              <w:spacing w:after="20" w:before="20"/>
+            </w:pPr>
+            <w:r/>
+            <w:r>
+              <w:rPr>
+                <w:rFonts w:ascii="Times New Roman" w:hAnsi="Times New Roman" w:eastAsia="Times New Roman"/>
+                <w:b w:val="0"/>
+                <w:i w:val="0"/>
+                <w:color w:val="000000"/>
+                <w:sz w:val="16"/>
+              </w:rPr>
+              <w:t>Manual</w:t>
+            </w:r>
+          </w:p>
+        </w:tc>
+      </w:tr>
+      <w:tr>
+        <w:tc>
+          <w:tcPr>
+            <w:tcW w:type="dxa" w:w="1504"/>
+          </w:tcPr>
+          <w:p>
+            <w:pPr>
+              <w:spacing w:after="20" w:before="20"/>
+            </w:pPr>
+            <w:r/>
+            <w:r>
+              <w:rPr>
+                <w:rFonts w:ascii="Times New Roman" w:hAnsi="Times New Roman" w:eastAsia="Times New Roman"/>
+                <w:b w:val="0"/>
+                <w:i w:val="0"/>
+                <w:color w:val="000000"/>
+                <w:sz w:val="16"/>
+              </w:rPr>
+              <w:t>TC44</w:t>
+            </w:r>
+          </w:p>
+        </w:tc>
+        <w:tc>
+          <w:tcPr>
+            <w:tcW w:type="dxa" w:w="1504"/>
+          </w:tcPr>
+          <w:p>
+            <w:pPr>
+              <w:spacing w:after="20" w:before="20"/>
+            </w:pPr>
+            <w:r/>
+            <w:r>
+              <w:rPr>
+                <w:rFonts w:ascii="Times New Roman" w:hAnsi="Times New Roman" w:eastAsia="Times New Roman"/>
+                <w:b w:val="0"/>
+                <w:i w:val="0"/>
+                <w:color w:val="000000"/>
+                <w:sz w:val="16"/>
+              </w:rPr>
+              <w:t>REST get appointment</w:t>
+            </w:r>
+          </w:p>
+        </w:tc>
+        <w:tc>
+          <w:tcPr>
+            <w:tcW w:type="dxa" w:w="1504"/>
+          </w:tcPr>
+          <w:p>
+            <w:pPr>
+              <w:spacing w:after="20" w:before="20"/>
+            </w:pPr>
+            <w:r/>
+            <w:r>
+              <w:rPr>
+                <w:rFonts w:ascii="Times New Roman" w:hAnsi="Times New Roman" w:eastAsia="Times New Roman"/>
+                <w:b w:val="0"/>
+                <w:i w:val="0"/>
+                <w:color w:val="000000"/>
+                <w:sz w:val="16"/>
+              </w:rPr>
+              <w:t>Web service</w:t>
+            </w:r>
+          </w:p>
+        </w:tc>
+        <w:tc>
+          <w:tcPr>
+            <w:tcW w:type="dxa" w:w="1504"/>
+          </w:tcPr>
+          <w:p>
+            <w:pPr>
+              <w:spacing w:after="20" w:before="20"/>
+            </w:pPr>
+            <w:r/>
+            <w:r>
+              <w:rPr>
+                <w:rFonts w:ascii="Times New Roman" w:hAnsi="Times New Roman" w:eastAsia="Times New Roman"/>
+                <w:b w:val="0"/>
+                <w:i w:val="0"/>
+                <w:color w:val="000000"/>
+                <w:sz w:val="16"/>
+              </w:rPr>
+              <w:t>GET /api/appointments/APT-2026-0001</w:t>
+            </w:r>
+          </w:p>
+        </w:tc>
+        <w:tc>
+          <w:tcPr>
+            <w:tcW w:type="dxa" w:w="1504"/>
+          </w:tcPr>
+          <w:p>
+            <w:pPr>
+              <w:spacing w:after="20" w:before="20"/>
+            </w:pPr>
+            <w:r/>
+            <w:r>
+              <w:rPr>
+                <w:rFonts w:ascii="Times New Roman" w:hAnsi="Times New Roman" w:eastAsia="Times New Roman"/>
+                <w:b w:val="0"/>
+                <w:i w:val="0"/>
+                <w:color w:val="000000"/>
+                <w:sz w:val="16"/>
+              </w:rPr>
+              <w:t>JSON visit</w:t>
+            </w:r>
+          </w:p>
+        </w:tc>
+        <w:tc>
+          <w:tcPr>
+            <w:tcW w:type="dxa" w:w="1504"/>
+          </w:tcPr>
+          <w:p>
+            <w:pPr>
+              <w:spacing w:after="20" w:before="20"/>
+            </w:pPr>
+            <w:r/>
+            <w:r>
+              <w:rPr>
+                <w:rFonts w:ascii="Times New Roman" w:hAnsi="Times New Roman" w:eastAsia="Times New Roman"/>
+                <w:b w:val="0"/>
+                <w:i w:val="0"/>
+                <w:color w:val="000000"/>
+                <w:sz w:val="16"/>
+              </w:rPr>
+              <w:t>Manual</w:t>
+            </w:r>
+          </w:p>
+        </w:tc>
+      </w:tr>
+      <w:tr>
+        <w:tc>
+          <w:tcPr>
+            <w:tcW w:type="dxa" w:w="1504"/>
+          </w:tcPr>
+          <w:p>
+            <w:pPr>
+              <w:spacing w:after="20" w:before="20"/>
+            </w:pPr>
+            <w:r/>
+            <w:r>
+              <w:rPr>
+                <w:rFonts w:ascii="Times New Roman" w:hAnsi="Times New Roman" w:eastAsia="Times New Roman"/>
+                <w:b w:val="0"/>
+                <w:i w:val="0"/>
+                <w:color w:val="000000"/>
+                <w:sz w:val="16"/>
+              </w:rPr>
+              <w:t>TC45</w:t>
+            </w:r>
+          </w:p>
+        </w:tc>
+        <w:tc>
+          <w:tcPr>
+            <w:tcW w:type="dxa" w:w="1504"/>
+          </w:tcPr>
+          <w:p>
+            <w:pPr>
+              <w:spacing w:after="20" w:before="20"/>
+            </w:pPr>
+            <w:r/>
+            <w:r>
+              <w:rPr>
+                <w:rFonts w:ascii="Times New Roman" w:hAnsi="Times New Roman" w:eastAsia="Times New Roman"/>
+                <w:b w:val="0"/>
+                <w:i w:val="0"/>
+                <w:color w:val="000000"/>
+                <w:sz w:val="16"/>
+              </w:rPr>
+              <w:t>Reports date filter</w:t>
+            </w:r>
+          </w:p>
+        </w:tc>
+        <w:tc>
+          <w:tcPr>
+            <w:tcW w:type="dxa" w:w="1504"/>
+          </w:tcPr>
+          <w:p>
+            <w:pPr>
+              <w:spacing w:after="20" w:before="20"/>
+            </w:pPr>
+            <w:r/>
+            <w:r>
+              <w:rPr>
+                <w:rFonts w:ascii="Times New Roman" w:hAnsi="Times New Roman" w:eastAsia="Times New Roman"/>
+                <w:b w:val="0"/>
+                <w:i w:val="0"/>
+                <w:color w:val="000000"/>
+                <w:sz w:val="16"/>
+              </w:rPr>
+              <w:t>UC7 date extend</w:t>
+            </w:r>
+          </w:p>
+        </w:tc>
+        <w:tc>
+          <w:tcPr>
+            <w:tcW w:type="dxa" w:w="1504"/>
+          </w:tcPr>
+          <w:p>
+            <w:pPr>
+              <w:spacing w:after="20" w:before="20"/>
+            </w:pPr>
+            <w:r/>
+            <w:r>
+              <w:rPr>
+                <w:rFonts w:ascii="Times New Roman" w:hAnsi="Times New Roman" w:eastAsia="Times New Roman"/>
+                <w:b w:val="0"/>
+                <w:i w:val="0"/>
+                <w:color w:val="000000"/>
+                <w:sz w:val="16"/>
+              </w:rPr>
+              <w:t>admin picks another date</w:t>
+            </w:r>
+          </w:p>
+        </w:tc>
+        <w:tc>
+          <w:tcPr>
+            <w:tcW w:type="dxa" w:w="1504"/>
+          </w:tcPr>
+          <w:p>
+            <w:pPr>
+              <w:spacing w:after="20" w:before="20"/>
+            </w:pPr>
+            <w:r/>
+            <w:r>
+              <w:rPr>
+                <w:rFonts w:ascii="Times New Roman" w:hAnsi="Times New Roman" w:eastAsia="Times New Roman"/>
+                <w:b w:val="0"/>
+                <w:i w:val="0"/>
+                <w:color w:val="000000"/>
+                <w:sz w:val="16"/>
+              </w:rPr>
+              <w:t>Table and charts change</w:t>
+            </w:r>
+          </w:p>
+        </w:tc>
+        <w:tc>
+          <w:tcPr>
+            <w:tcW w:type="dxa" w:w="1504"/>
+          </w:tcPr>
+          <w:p>
+            <w:pPr>
+              <w:spacing w:after="20" w:before="20"/>
+            </w:pPr>
+            <w:r/>
+            <w:r>
+              <w:rPr>
+                <w:rFonts w:ascii="Times New Roman" w:hAnsi="Times New Roman" w:eastAsia="Times New Roman"/>
+                <w:b w:val="0"/>
+                <w:i w:val="0"/>
+                <w:color w:val="000000"/>
+                <w:sz w:val="16"/>
+              </w:rPr>
+              <w:t>Manual</w:t>
             </w:r>
           </w:p>
         </w:tc>
@@ -8442,7 +10056,7 @@
           <w:color w:val="000000"/>
           <w:sz w:val="24"/>
         </w:rPr>
-        <w:t>Table 2: Thirty-plus test cases, aligned with the use cases in Figure 1</w:t>
+        <w:t>Table 2: Forty-five test cases (37 JUnit methods plus 8 manual Tomcat checks)</w:t>
       </w:r>
     </w:p>
     <w:p>
@@ -8458,7 +10072,23 @@
           <w:color w:val="000000"/>
           <w:sz w:val="24"/>
         </w:rPr>
-        <w:t>There are 14 JUnit classes and 32 @Test methods under src/test/java. I run mvn test. Mockito stands in for DAOs. .github/workflows/ci.yml is meant to run the same command on JDK 17. Test data is the SQL seed: Nadeesha Perera as admin, Ishara Jayasuriya as reception, Kamal Perera at 12 Galle Road, Filling LKR 8000.00, fee LKR 1500.00.</w:t>
+        <w:t>There are 17 test classes, 37 @Test methods. Sample data is Nadeesha (admin), Ishara (reception), Kamal at 12 Galle Road, Filling 8000, fee 1500. I used that so 8000+1500 stays 9500. I run `mvn test` from the project folder. If MySQL is down the JUnit ones still pass because of mocks. Manual TC38 to TC45 need Tomcat started.</w:t>
+      </w:r>
+    </w:p>
+    <w:p>
+      <w:pPr>
+        <w:spacing w:line="360" w:lineRule="auto" w:after="160" w:before="0"/>
+        <w:ind w:firstLine="720"/>
+      </w:pPr>
+      <w:r>
+        <w:rPr>
+          <w:rFonts w:ascii="Times New Roman" w:hAnsi="Times New Roman" w:eastAsia="Times New Roman"/>
+          <w:b w:val="0"/>
+          <w:i w:val="0"/>
+          <w:color w:val="000000"/>
+          <w:sz w:val="24"/>
+        </w:rPr>
+        <w:t>I also tried reception opening /reports by typing the URL. It blocked. Patient kamal@sunrise.lk could book a slot that reception had not taken. GET /api/appointments/APT-2026-0001 gave JSON. That is TC44.</w:t>
       </w:r>
     </w:p>
     <w:p>
@@ -8490,7 +10120,7 @@
           <w:color w:val="000000"/>
           <w:sz w:val="24"/>
         </w:rPr>
-        <w:t>Public repository: https://github.com/Dayansank/sunrise-clinic</w:t>
+        <w:t>Public repo: https://github.com/Dayansank/sunrise-clinic</w:t>
       </w:r>
     </w:p>
     <w:p>
@@ -8506,7 +10136,7 @@
           <w:color w:val="000000"/>
           <w:sz w:val="24"/>
         </w:rPr>
-        <w:t>Section 2 is the five-day branch plan. The commit messages on GitHub are those day-by-day sentences. A marker can open any commit and see what existed. I stayed honest about the calendar. I am not inventing nightly ticks that the website would contradict. The useful part is feature-sized commits instead of one dump.</w:t>
+        <w:t>I pushed main after the five days. History is small commits, not one giant commit. First one is started the maven war project so i can run this on tomcat (Chacon and Straub, 2014). I did not put db.properties on GitHub. If someone clones they copy the file and put their own password.</w:t>
       </w:r>
     </w:p>
     <w:p>
@@ -8517,7 +10147,7 @@
       <w:r>
         <w:drawing>
           <wp:inline xmlns:a="http://schemas.openxmlformats.org/drawingml/2006/main" xmlns:pic="http://schemas.openxmlformats.org/drawingml/2006/picture">
-            <wp:extent cx="5580000" cy="3085275"/>
+            <wp:extent cx="5580000" cy="2935190"/>
             <wp:docPr id="16" name="Picture 16"/>
             <wp:cNvGraphicFramePr>
               <a:graphicFrameLocks noChangeAspect="1"/>
@@ -8538,7 +10168,7 @@
                   <pic:spPr>
                     <a:xfrm>
                       <a:off x="0" y="0"/>
-                      <a:ext cx="5580000" cy="3085275"/>
+                      <a:ext cx="5580000" cy="2935190"/>
                     </a:xfrm>
                     <a:prstGeom prst="rect"/>
                   </pic:spPr>
@@ -8574,7 +10204,7 @@
       <w:r>
         <w:drawing>
           <wp:inline xmlns:a="http://schemas.openxmlformats.org/drawingml/2006/main" xmlns:pic="http://schemas.openxmlformats.org/drawingml/2006/picture">
-            <wp:extent cx="5580000" cy="3085275"/>
+            <wp:extent cx="5580000" cy="2935190"/>
             <wp:docPr id="17" name="Picture 17"/>
             <wp:cNvGraphicFramePr>
               <a:graphicFrameLocks noChangeAspect="1"/>
@@ -8595,7 +10225,7 @@
                   <pic:spPr>
                     <a:xfrm>
                       <a:off x="0" y="0"/>
-                      <a:ext cx="5580000" cy="3085275"/>
+                      <a:ext cx="5580000" cy="2935190"/>
                     </a:xfrm>
                     <a:prstGeom prst="rect"/>
                   </pic:spPr>
@@ -8636,7 +10266,7 @@
           <w:color w:val="000000"/>
           <w:sz w:val="24"/>
         </w:rPr>
-        <w:t>CI is mvn test on Temurin 17. That is integration of the tests in Table 2. I am not deploying Tomcat from GitHub. The README says how to import SQL, set db.properties, build the WAR and open the URL.</w:t>
+        <w:t>I run mvn test on JDK 17. README says import the SQL, set db.properties, mvn package, put the WAR on Tomcat. db.properties is not on GitHub.</w:t>
       </w:r>
     </w:p>
     <w:p>
@@ -8668,7 +10298,7 @@
           <w:color w:val="000000"/>
           <w:sz w:val="24"/>
         </w:rPr>
-        <w:t>These are later versions of the same clinic, not a new product.</w:t>
+        <w:t>Things I might do later, same clinic. Empty branches are already on GitHub.</w:t>
       </w:r>
     </w:p>
     <w:p>
@@ -8685,7 +10315,7 @@
           <w:color w:val="000000"/>
           <w:sz w:val="24"/>
         </w:rPr>
-        <w:t>Plug a real SMS and email gateway into NotificationChannel. The include already writes the rows.</w:t>
+        <w:t>feature/future-sms-email - plug a real SMS and email gateway into NotificationChannel. The include already writes the log rows.</w:t>
       </w:r>
     </w:p>
     <w:p>
@@ -8702,7 +10332,7 @@
           <w:color w:val="000000"/>
           <w:sz w:val="24"/>
         </w:rPr>
-        <w:t>Password reset for staff and patients. Login already exists; reset is extra.</w:t>
+        <w:t>feature/future-password-reset - forgot password for staff and patients. Login already exists.</w:t>
       </w:r>
     </w:p>
     <w:p>
@@ -8719,7 +10349,7 @@
           <w:color w:val="000000"/>
           <w:sz w:val="24"/>
         </w:rPr>
-        <w:t>Card payment after UC4, so the bill can be marked paid.</w:t>
+        <w:t>feature/future-card-payment - pay the bill by card after UC4.</w:t>
       </w:r>
     </w:p>
     <w:p>
@@ -8736,7 +10366,7 @@
           <w:color w:val="000000"/>
           <w:sz w:val="24"/>
         </w:rPr>
-        <w:t>Reminder the day before a BOOKED visit, using the same appointment number.</w:t>
+        <w:t>feature/future-reminders - remind the patient the day before a BOOKED visit.</w:t>
       </w:r>
     </w:p>
     <w:p>
@@ -8753,7 +10383,7 @@
           <w:color w:val="000000"/>
           <w:sz w:val="24"/>
         </w:rPr>
-        <w:t>Export the reports page to PDF.</w:t>
+        <w:t>feature/future-report-pdf - download the reports page as PDF.</w:t>
       </w:r>
     </w:p>
     <w:p>
@@ -8770,7 +10400,7 @@
           <w:color w:val="000000"/>
           <w:sz w:val="24"/>
         </w:rPr>
-        <w:t>Dentist leave dates, still using Check dentist slot.</w:t>
+        <w:t>feature/future-dentist-leave - block a dentist who is on leave, still using Check dentist slot.</w:t>
       </w:r>
     </w:p>
     <w:p>
@@ -8787,14 +10417,13 @@
           <w:color w:val="000000"/>
           <w:sz w:val="24"/>
         </w:rPr>
-        <w:t>Short treatment notes on the appointment, still searched by APT number.</w:t>
+        <w:t>feature/future-treatment-notes - short dentist notes on a visit, still searched by APT number.</w:t>
       </w:r>
     </w:p>
     <w:p>
       <w:pPr>
-        <w:pStyle w:val="ListBullet"/>
-        <w:spacing w:line="360" w:lineRule="auto" w:after="60"/>
-        <w:ind w:left="850" w:firstLine="0"/>
+        <w:spacing w:line="360" w:lineRule="auto" w:after="160" w:before="0"/>
+        <w:ind w:firstLine="720"/>
       </w:pPr>
       <w:r>
         <w:rPr>
@@ -8804,7 +10433,23 @@
           <w:color w:val="000000"/>
           <w:sz w:val="24"/>
         </w:rPr>
-        <w:t>Keep GitHub Actions green on every push of main after day 5.</w:t>
+        <w:t>I will do these after the assignment if I have time.</w:t>
+      </w:r>
+    </w:p>
+    <w:p>
+      <w:pPr>
+        <w:spacing w:line="360" w:lineRule="auto" w:before="280" w:after="160"/>
+        <w:ind w:firstLine="0"/>
+      </w:pPr>
+      <w:r>
+        <w:rPr>
+          <w:rFonts w:ascii="Times New Roman" w:hAnsi="Times New Roman" w:eastAsia="Times New Roman"/>
+          <w:b/>
+          <w:i w:val="0"/>
+          <w:color w:val="000000"/>
+          <w:sz w:val="28"/>
+        </w:rPr>
+        <w:t>9  Conclusion</w:t>
       </w:r>
     </w:p>
     <w:p>
@@ -8820,23 +10465,7 @@
           <w:color w:val="000000"/>
           <w:sz w:val="24"/>
         </w:rPr>
-        <w:t>I did not add extras that are not part of this clinic. If a future feature cannot point back to an actor or a table I already have, I will not put it on a slide.</w:t>
-      </w:r>
-    </w:p>
-    <w:p>
-      <w:pPr>
-        <w:spacing w:line="360" w:lineRule="auto" w:before="280" w:after="160"/>
-        <w:ind w:firstLine="0"/>
-      </w:pPr>
-      <w:r>
-        <w:rPr>
-          <w:rFonts w:ascii="Times New Roman" w:hAnsi="Times New Roman" w:eastAsia="Times New Roman"/>
-          <w:b/>
-          <w:i w:val="0"/>
-          <w:color w:val="000000"/>
-          <w:sz w:val="28"/>
-        </w:rPr>
-        <w:t>9  Frequently asked questions</w:t>
+        <w:t>Paper diary was not enough for this clinic. I drew include for validate, slot, find-by-number and notification, and extend for print, QR and the reports date box (Fowler, 2004). Each sequence is on its own page with a short note under it (Sommerville, 2016). Patterns are in Section 5 (Gamma et al., 1995). 45 test cases. Code: https://github.com/Dayansank/sunrise-clinic.</w:t>
       </w:r>
     </w:p>
     <w:p>
@@ -8852,183 +10481,7 @@
           <w:color w:val="000000"/>
           <w:sz w:val="24"/>
         </w:rPr>
-        <w:t>Why is login not &lt;&lt;include&gt;&gt; on every use case? Because the actor can finish Help or Exit as their own jobs, and because a filter already blocks guests. Include would say Register cannot even start unless the login use case is nested inside it every time, which makes the drawing noisy and is easy to get wrong.</w:t>
-      </w:r>
-    </w:p>
-    <w:p>
-      <w:pPr>
-        <w:spacing w:line="360" w:lineRule="auto" w:after="160" w:before="0"/>
-        <w:ind w:firstLine="720"/>
-      </w:pPr>
-      <w:r>
-        <w:rPr>
-          <w:rFonts w:ascii="Times New Roman" w:hAnsi="Times New Roman" w:eastAsia="Times New Roman"/>
-          <w:b w:val="0"/>
-          <w:i w:val="0"/>
-          <w:color w:val="000000"/>
-          <w:sz w:val="24"/>
-        </w:rPr>
-        <w:t>Why is print &lt;&lt;extend&gt;&gt; and notification &lt;&lt;include&gt;&gt;? Print is optional after the bill is on screen. Notification always runs after a successful save in NotificationService. Optional versus always is the whole difference between extend and include.</w:t>
-      </w:r>
-    </w:p>
-    <w:p>
-      <w:pPr>
-        <w:spacing w:line="360" w:lineRule="auto" w:after="160" w:before="0"/>
-        <w:ind w:firstLine="720"/>
-      </w:pPr>
-      <w:r>
-        <w:rPr>
-          <w:rFonts w:ascii="Times New Roman" w:hAnsi="Times New Roman" w:eastAsia="Times New Roman"/>
-          <w:b w:val="0"/>
-          <w:i w:val="0"/>
-          <w:color w:val="000000"/>
-          <w:sz w:val="24"/>
-        </w:rPr>
-        <w:t>Why three actors, not one Staff? Admin cannot print a walk-in bill in the code. Reception cannot open reports. One stick figure would lie.</w:t>
-      </w:r>
-    </w:p>
-    <w:p>
-      <w:pPr>
-        <w:spacing w:line="360" w:lineRule="auto" w:after="160" w:before="0"/>
-        <w:ind w:firstLine="720"/>
-      </w:pPr>
-      <w:r>
-        <w:rPr>
-          <w:rFonts w:ascii="Times New Roman" w:hAnsi="Times New Roman" w:eastAsia="Times New Roman"/>
-          <w:b w:val="0"/>
-          <w:i w:val="0"/>
-          <w:color w:val="000000"/>
-          <w:sz w:val="24"/>
-        </w:rPr>
-        <w:t>Why JSP instead of Swing? Same Java rules can be used by the browser and by /api/. That is the web-service part.</w:t>
-      </w:r>
-    </w:p>
-    <w:p>
-      <w:pPr>
-        <w:spacing w:line="360" w:lineRule="auto" w:after="160" w:before="0"/>
-        <w:ind w:firstLine="720"/>
-      </w:pPr>
-      <w:r>
-        <w:rPr>
-          <w:rFonts w:ascii="Times New Roman" w:hAnsi="Times New Roman" w:eastAsia="Times New Roman"/>
-          <w:b w:val="0"/>
-          <w:i w:val="0"/>
-          <w:color w:val="000000"/>
-          <w:sz w:val="24"/>
-        </w:rPr>
-        <w:t>Why only three charts? The reports page has doughnut, bar and line. That is enough for status, income and the week. I did not add a pie for decoration.</w:t>
-      </w:r>
-    </w:p>
-    <w:p>
-      <w:pPr>
-        <w:spacing w:line="360" w:lineRule="auto" w:after="160" w:before="0"/>
-        <w:ind w:firstLine="720"/>
-      </w:pPr>
-      <w:r>
-        <w:rPr>
-          <w:rFonts w:ascii="Times New Roman" w:hAnsi="Times New Roman" w:eastAsia="Times New Roman"/>
-          <w:b w:val="0"/>
-          <w:i w:val="0"/>
-          <w:color w:val="000000"/>
-          <w:sz w:val="24"/>
-        </w:rPr>
-        <w:t>Where are the 15 design patterns? Section 5. They are Java classes, not a menu card.</w:t>
-      </w:r>
-    </w:p>
-    <w:p>
-      <w:pPr>
-        <w:spacing w:line="360" w:lineRule="auto" w:after="160" w:before="0"/>
-        <w:ind w:firstLine="720"/>
-      </w:pPr>
-      <w:r>
-        <w:rPr>
-          <w:rFonts w:ascii="Times New Roman" w:hAnsi="Times New Roman" w:eastAsia="Times New Roman"/>
-          <w:b w:val="0"/>
-          <w:i w:val="0"/>
-          <w:color w:val="000000"/>
-          <w:sz w:val="24"/>
-        </w:rPr>
-        <w:t>How do I start the site? Import sunrise_clinic.sql, keep db.properties on this PC, mvn package, deploy the WAR to Tomcat, open http://localhost:8080/sunrise-clinic. Logins are in Appendix A.</w:t>
-      </w:r>
-    </w:p>
-    <w:p>
-      <w:pPr>
-        <w:spacing w:line="360" w:lineRule="auto" w:after="160" w:before="0"/>
-        <w:ind w:firstLine="720"/>
-      </w:pPr>
-      <w:r>
-        <w:rPr>
-          <w:rFonts w:ascii="Times New Roman" w:hAnsi="Times New Roman" w:eastAsia="Times New Roman"/>
-          <w:b w:val="0"/>
-          <w:i w:val="0"/>
-          <w:color w:val="000000"/>
-          <w:sz w:val="24"/>
-        </w:rPr>
-        <w:t>Do the tests need MySQL? The JUnit ones mock DAOs. The manual rows in Table 2 need Tomcat and MySQL.</w:t>
-      </w:r>
-    </w:p>
-    <w:p>
-      <w:pPr>
-        <w:spacing w:line="360" w:lineRule="auto" w:after="160" w:before="0"/>
-        <w:ind w:firstLine="720"/>
-      </w:pPr>
-      <w:r>
-        <w:rPr>
-          <w:rFonts w:ascii="Times New Roman" w:hAnsi="Times New Roman" w:eastAsia="Times New Roman"/>
-          <w:b w:val="0"/>
-          <w:i w:val="0"/>
-          <w:color w:val="000000"/>
-          <w:sz w:val="24"/>
-        </w:rPr>
-        <w:t>Is the 5-day plan a different system? No. Day 3 is the six jobs. Days 4 and 5 are the extras already in Figure 1. If the lecturer opens GitHub and the report side by side, the commit sentences should match Table 1. That is the consistency check I used while I wrote this file.</w:t>
-      </w:r>
-    </w:p>
-    <w:p>
-      <w:pPr>
-        <w:spacing w:line="360" w:lineRule="auto" w:before="280" w:after="160"/>
-        <w:ind w:firstLine="0"/>
-      </w:pPr>
-      <w:r>
-        <w:rPr>
-          <w:rFonts w:ascii="Times New Roman" w:hAnsi="Times New Roman" w:eastAsia="Times New Roman"/>
-          <w:b/>
-          <w:i w:val="0"/>
-          <w:color w:val="000000"/>
-          <w:sz w:val="28"/>
-        </w:rPr>
-        <w:t>10  Conclusion</w:t>
-      </w:r>
-    </w:p>
-    <w:p>
-      <w:pPr>
-        <w:spacing w:line="360" w:lineRule="auto" w:after="160" w:before="0"/>
-        <w:ind w:firstLine="720"/>
-      </w:pPr>
-      <w:r>
-        <w:rPr>
-          <w:rFonts w:ascii="Times New Roman" w:hAnsi="Times New Roman" w:eastAsia="Times New Roman"/>
-          <w:b w:val="0"/>
-          <w:i w:val="0"/>
-          <w:color w:val="000000"/>
-          <w:sz w:val="24"/>
-        </w:rPr>
-        <w:t>Sunrise Dental Clinic needed something better than a diary. I designed it with a use case diagram that uses include and extend on purpose, a class diagram that matches the Java packages, and a separate sequence for login, register, search, bill, help and exit. I built those flows on Tomcat and MySQL over a five-day branch plan. I tested them with more than thirty cases. Patterns sit on booking and billing. Future work stays inside this clinic. The code is at the GitHub link in Section 7.</w:t>
-      </w:r>
-    </w:p>
-    <w:p>
-      <w:pPr>
-        <w:spacing w:line="360" w:lineRule="auto" w:after="160" w:before="0"/>
-        <w:ind w:firstLine="720"/>
-      </w:pPr>
-      <w:r>
-        <w:rPr>
-          <w:rFonts w:ascii="Times New Roman" w:hAnsi="Times New Roman" w:eastAsia="Times New Roman"/>
-          <w:b w:val="0"/>
-          <w:i w:val="0"/>
-          <w:color w:val="000000"/>
-          <w:sz w:val="24"/>
-        </w:rPr>
-        <w:t>If I had another month I would finish a live SMS gateway and keep Actions green. For this submission the diagrams, the Git days, the tests and the running WAR are the same system. I also kept the word count near five thousand so the extra Git, include/extend, sequence and test-case pages still sit inside the limit the lecturer accepted. I would rather cut a buzzword than add a feature that is not in Sunrise.</w:t>
+        <w:t>If I had more time I would connect real SMS and make a PDF of the reports. For now the WAR, the diagrams and GitHub are the same system. I also kept the six staff jobs as the main path: login, register, search, bill, help, exit. Extra pages (patient book, reports, staff, catalogue) are still this clinic, they are not a different assignment. Screenshots in Section 4 are from the running Tomcat on this PC.</w:t>
       </w:r>
     </w:p>
     <w:p>
@@ -9049,8 +10502,24 @@
     </w:p>
     <w:p>
       <w:pPr>
+        <w:spacing w:line="360" w:lineRule="auto" w:after="240" w:before="0"/>
+        <w:ind w:firstLine="0"/>
+      </w:pPr>
+      <w:r>
+        <w:rPr>
+          <w:rFonts w:ascii="Times New Roman" w:hAnsi="Times New Roman" w:eastAsia="Times New Roman"/>
+          <w:b w:val="0"/>
+          <w:i/>
+          <w:color w:val="000000"/>
+          <w:sz w:val="24"/>
+        </w:rPr>
+        <w:t>Harvard, hanging indent, A to Z.</w:t>
+      </w:r>
+    </w:p>
+    <w:p>
+      <w:pPr>
         <w:spacing w:line="360" w:lineRule="auto" w:after="160" w:before="0"/>
-        <w:ind w:firstLine="0"/>
+        <w:ind w:left="720" w:hanging="720"/>
       </w:pPr>
       <w:r>
         <w:rPr>
@@ -9060,14 +10529,18 @@
           <w:color w:val="000000"/>
           <w:sz w:val="24"/>
         </w:rPr>
-        <w:t>Beck, K. (2003) Test-driven development: by example. Boston: Addison-Wesley.</w:t>
+        <w:t xml:space="preserve">Apache Software Foundation (2024) </w:t>
       </w:r>
-    </w:p>
-    <w:p>
-      <w:pPr>
-        <w:spacing w:line="360" w:lineRule="auto" w:after="160" w:before="0"/>
-        <w:ind w:firstLine="0"/>
-      </w:pPr>
+      <w:r>
+        <w:rPr>
+          <w:rFonts w:ascii="Times New Roman" w:hAnsi="Times New Roman" w:eastAsia="Times New Roman"/>
+          <w:b w:val="0"/>
+          <w:i/>
+          <w:color w:val="000000"/>
+          <w:sz w:val="24"/>
+        </w:rPr>
+        <w:t>Apache Tomcat 10 documentation</w:t>
+      </w:r>
       <w:r>
         <w:rPr>
           <w:rFonts w:ascii="Times New Roman" w:hAnsi="Times New Roman" w:eastAsia="Times New Roman"/>
@@ -9076,13 +10549,13 @@
           <w:color w:val="000000"/>
           <w:sz w:val="24"/>
         </w:rPr>
-        <w:t>Chacon, S. and Straub, B. (2014) Pro Git. 2nd edn. New York: Apress. Available at: https://git-scm.com/book/en/v2 (Accessed: 21 August 2026).</w:t>
+        <w:t>. Available at: https://tomcat.apache.org/tomcat-10.1-doc/ (Accessed: 2 September 2026).</w:t>
       </w:r>
     </w:p>
     <w:p>
       <w:pPr>
         <w:spacing w:line="360" w:lineRule="auto" w:after="160" w:before="0"/>
-        <w:ind w:firstLine="0"/>
+        <w:ind w:left="720" w:hanging="720"/>
       </w:pPr>
       <w:r>
         <w:rPr>
@@ -9092,14 +10565,18 @@
           <w:color w:val="000000"/>
           <w:sz w:val="24"/>
         </w:rPr>
-        <w:t>Fowler, M. (2004) UML distilled: a brief guide to the standard object modeling language. 3rd edn. Boston: Addison-Wesley.</w:t>
+        <w:t xml:space="preserve">Beck, K. (2003) </w:t>
       </w:r>
-    </w:p>
-    <w:p>
-      <w:pPr>
-        <w:spacing w:line="360" w:lineRule="auto" w:after="160" w:before="0"/>
-        <w:ind w:firstLine="0"/>
-      </w:pPr>
+      <w:r>
+        <w:rPr>
+          <w:rFonts w:ascii="Times New Roman" w:hAnsi="Times New Roman" w:eastAsia="Times New Roman"/>
+          <w:b w:val="0"/>
+          <w:i/>
+          <w:color w:val="000000"/>
+          <w:sz w:val="24"/>
+        </w:rPr>
+        <w:t>Test-driven development: by example</w:t>
+      </w:r>
       <w:r>
         <w:rPr>
           <w:rFonts w:ascii="Times New Roman" w:hAnsi="Times New Roman" w:eastAsia="Times New Roman"/>
@@ -9108,13 +10585,13 @@
           <w:color w:val="000000"/>
           <w:sz w:val="24"/>
         </w:rPr>
-        <w:t>Gamma, E., Helm, R., Johnson, R. and Vlissides, J. (1995) Design patterns: elements of reusable object-oriented software. Reading, MA: Addison-Wesley.</w:t>
+        <w:t>. Boston: Addison-Wesley.</w:t>
       </w:r>
     </w:p>
     <w:p>
       <w:pPr>
         <w:spacing w:line="360" w:lineRule="auto" w:after="160" w:before="0"/>
-        <w:ind w:firstLine="0"/>
+        <w:ind w:left="720" w:hanging="720"/>
       </w:pPr>
       <w:r>
         <w:rPr>
@@ -9124,7 +10601,639 @@
           <w:color w:val="000000"/>
           <w:sz w:val="24"/>
         </w:rPr>
-        <w:t>Sommerville, I. (2016) Software engineering. 10th edn. Harlow: Pearson Education.</w:t>
+        <w:t xml:space="preserve">Booch, G., Rumbaugh, J. and Jacobson, I. (2005) </w:t>
+      </w:r>
+      <w:r>
+        <w:rPr>
+          <w:rFonts w:ascii="Times New Roman" w:hAnsi="Times New Roman" w:eastAsia="Times New Roman"/>
+          <w:b w:val="0"/>
+          <w:i/>
+          <w:color w:val="000000"/>
+          <w:sz w:val="24"/>
+        </w:rPr>
+        <w:t>The unified modeling language user guide</w:t>
+      </w:r>
+      <w:r>
+        <w:rPr>
+          <w:rFonts w:ascii="Times New Roman" w:hAnsi="Times New Roman" w:eastAsia="Times New Roman"/>
+          <w:b w:val="0"/>
+          <w:i w:val="0"/>
+          <w:color w:val="000000"/>
+          <w:sz w:val="24"/>
+        </w:rPr>
+        <w:t>. 2nd edn. Boston: Addison-Wesley.</w:t>
+      </w:r>
+    </w:p>
+    <w:p>
+      <w:pPr>
+        <w:spacing w:line="360" w:lineRule="auto" w:after="160" w:before="0"/>
+        <w:ind w:left="720" w:hanging="720"/>
+      </w:pPr>
+      <w:r>
+        <w:rPr>
+          <w:rFonts w:ascii="Times New Roman" w:hAnsi="Times New Roman" w:eastAsia="Times New Roman"/>
+          <w:b w:val="0"/>
+          <w:i w:val="0"/>
+          <w:color w:val="000000"/>
+          <w:sz w:val="24"/>
+        </w:rPr>
+        <w:t xml:space="preserve">Buschmann, F., Meunier, R., Rohnert, H., Sommerlad, P. and Stal, M. (1996) </w:t>
+      </w:r>
+      <w:r>
+        <w:rPr>
+          <w:rFonts w:ascii="Times New Roman" w:hAnsi="Times New Roman" w:eastAsia="Times New Roman"/>
+          <w:b w:val="0"/>
+          <w:i/>
+          <w:color w:val="000000"/>
+          <w:sz w:val="24"/>
+        </w:rPr>
+        <w:t>Pattern-oriented software architecture: a system of patterns</w:t>
+      </w:r>
+      <w:r>
+        <w:rPr>
+          <w:rFonts w:ascii="Times New Roman" w:hAnsi="Times New Roman" w:eastAsia="Times New Roman"/>
+          <w:b w:val="0"/>
+          <w:i w:val="0"/>
+          <w:color w:val="000000"/>
+          <w:sz w:val="24"/>
+        </w:rPr>
+        <w:t>. Chichester: John Wiley.</w:t>
+      </w:r>
+    </w:p>
+    <w:p>
+      <w:pPr>
+        <w:spacing w:line="360" w:lineRule="auto" w:after="160" w:before="0"/>
+        <w:ind w:left="720" w:hanging="720"/>
+      </w:pPr>
+      <w:r>
+        <w:rPr>
+          <w:rFonts w:ascii="Times New Roman" w:hAnsi="Times New Roman" w:eastAsia="Times New Roman"/>
+          <w:b w:val="0"/>
+          <w:i w:val="0"/>
+          <w:color w:val="000000"/>
+          <w:sz w:val="24"/>
+        </w:rPr>
+        <w:t xml:space="preserve">Chacon, S. and Straub, B. (2014) </w:t>
+      </w:r>
+      <w:r>
+        <w:rPr>
+          <w:rFonts w:ascii="Times New Roman" w:hAnsi="Times New Roman" w:eastAsia="Times New Roman"/>
+          <w:b w:val="0"/>
+          <w:i/>
+          <w:color w:val="000000"/>
+          <w:sz w:val="24"/>
+        </w:rPr>
+        <w:t>Pro Git</w:t>
+      </w:r>
+      <w:r>
+        <w:rPr>
+          <w:rFonts w:ascii="Times New Roman" w:hAnsi="Times New Roman" w:eastAsia="Times New Roman"/>
+          <w:b w:val="0"/>
+          <w:i w:val="0"/>
+          <w:color w:val="000000"/>
+          <w:sz w:val="24"/>
+        </w:rPr>
+        <w:t>. 2nd edn. New York: Apress. Available at: https://git-scm.com/book/en/v2 (Accessed: 2 September 2026).</w:t>
+      </w:r>
+    </w:p>
+    <w:p>
+      <w:pPr>
+        <w:spacing w:line="360" w:lineRule="auto" w:after="160" w:before="0"/>
+        <w:ind w:left="720" w:hanging="720"/>
+      </w:pPr>
+      <w:r>
+        <w:rPr>
+          <w:rFonts w:ascii="Times New Roman" w:hAnsi="Times New Roman" w:eastAsia="Times New Roman"/>
+          <w:b w:val="0"/>
+          <w:i w:val="0"/>
+          <w:color w:val="000000"/>
+          <w:sz w:val="24"/>
+        </w:rPr>
+        <w:t xml:space="preserve">Eclipse Foundation (2024) </w:t>
+      </w:r>
+      <w:r>
+        <w:rPr>
+          <w:rFonts w:ascii="Times New Roman" w:hAnsi="Times New Roman" w:eastAsia="Times New Roman"/>
+          <w:b w:val="0"/>
+          <w:i/>
+          <w:color w:val="000000"/>
+          <w:sz w:val="24"/>
+        </w:rPr>
+        <w:t>Jakarta Servlet specification</w:t>
+      </w:r>
+      <w:r>
+        <w:rPr>
+          <w:rFonts w:ascii="Times New Roman" w:hAnsi="Times New Roman" w:eastAsia="Times New Roman"/>
+          <w:b w:val="0"/>
+          <w:i w:val="0"/>
+          <w:color w:val="000000"/>
+          <w:sz w:val="24"/>
+        </w:rPr>
+        <w:t>. Available at: https://jakarta.ee/specifications/servlet/6.0/ (Accessed: 2 September 2026).</w:t>
+      </w:r>
+    </w:p>
+    <w:p>
+      <w:pPr>
+        <w:spacing w:line="360" w:lineRule="auto" w:after="160" w:before="0"/>
+        <w:ind w:left="720" w:hanging="720"/>
+      </w:pPr>
+      <w:r>
+        <w:rPr>
+          <w:rFonts w:ascii="Times New Roman" w:hAnsi="Times New Roman" w:eastAsia="Times New Roman"/>
+          <w:b w:val="0"/>
+          <w:i w:val="0"/>
+          <w:color w:val="000000"/>
+          <w:sz w:val="24"/>
+        </w:rPr>
+        <w:t xml:space="preserve">Elmasri, R. and Navathe, S.B. (2016) </w:t>
+      </w:r>
+      <w:r>
+        <w:rPr>
+          <w:rFonts w:ascii="Times New Roman" w:hAnsi="Times New Roman" w:eastAsia="Times New Roman"/>
+          <w:b w:val="0"/>
+          <w:i/>
+          <w:color w:val="000000"/>
+          <w:sz w:val="24"/>
+        </w:rPr>
+        <w:t>Fundamentals of database systems</w:t>
+      </w:r>
+      <w:r>
+        <w:rPr>
+          <w:rFonts w:ascii="Times New Roman" w:hAnsi="Times New Roman" w:eastAsia="Times New Roman"/>
+          <w:b w:val="0"/>
+          <w:i w:val="0"/>
+          <w:color w:val="000000"/>
+          <w:sz w:val="24"/>
+        </w:rPr>
+        <w:t>. 7th edn. Harlow: Pearson.</w:t>
+      </w:r>
+    </w:p>
+    <w:p>
+      <w:pPr>
+        <w:spacing w:line="360" w:lineRule="auto" w:after="160" w:before="0"/>
+        <w:ind w:left="720" w:hanging="720"/>
+      </w:pPr>
+      <w:r>
+        <w:rPr>
+          <w:rFonts w:ascii="Times New Roman" w:hAnsi="Times New Roman" w:eastAsia="Times New Roman"/>
+          <w:b w:val="0"/>
+          <w:i w:val="0"/>
+          <w:color w:val="000000"/>
+          <w:sz w:val="24"/>
+        </w:rPr>
+        <w:t xml:space="preserve">Fielding, R.T. (2000) </w:t>
+      </w:r>
+      <w:r>
+        <w:rPr>
+          <w:rFonts w:ascii="Times New Roman" w:hAnsi="Times New Roman" w:eastAsia="Times New Roman"/>
+          <w:b w:val="0"/>
+          <w:i/>
+          <w:color w:val="000000"/>
+          <w:sz w:val="24"/>
+        </w:rPr>
+        <w:t>Architectural styles and the design of network-based software architectures</w:t>
+      </w:r>
+      <w:r>
+        <w:rPr>
+          <w:rFonts w:ascii="Times New Roman" w:hAnsi="Times New Roman" w:eastAsia="Times New Roman"/>
+          <w:b w:val="0"/>
+          <w:i w:val="0"/>
+          <w:color w:val="000000"/>
+          <w:sz w:val="24"/>
+        </w:rPr>
+        <w:t>. PhD thesis. University of California, Irvine. Available at: https://ics.uci.edu/~fielding/pubs/dissertation/top.htm (Accessed: 2 September 2026).</w:t>
+      </w:r>
+    </w:p>
+    <w:p>
+      <w:pPr>
+        <w:spacing w:line="360" w:lineRule="auto" w:after="160" w:before="0"/>
+        <w:ind w:left="720" w:hanging="720"/>
+      </w:pPr>
+      <w:r>
+        <w:rPr>
+          <w:rFonts w:ascii="Times New Roman" w:hAnsi="Times New Roman" w:eastAsia="Times New Roman"/>
+          <w:b w:val="0"/>
+          <w:i w:val="0"/>
+          <w:color w:val="000000"/>
+          <w:sz w:val="24"/>
+        </w:rPr>
+        <w:t xml:space="preserve">Fowler, M. (2002) </w:t>
+      </w:r>
+      <w:r>
+        <w:rPr>
+          <w:rFonts w:ascii="Times New Roman" w:hAnsi="Times New Roman" w:eastAsia="Times New Roman"/>
+          <w:b w:val="0"/>
+          <w:i/>
+          <w:color w:val="000000"/>
+          <w:sz w:val="24"/>
+        </w:rPr>
+        <w:t>Patterns of enterprise application architecture</w:t>
+      </w:r>
+      <w:r>
+        <w:rPr>
+          <w:rFonts w:ascii="Times New Roman" w:hAnsi="Times New Roman" w:eastAsia="Times New Roman"/>
+          <w:b w:val="0"/>
+          <w:i w:val="0"/>
+          <w:color w:val="000000"/>
+          <w:sz w:val="24"/>
+        </w:rPr>
+        <w:t>. Boston: Addison-Wesley.</w:t>
+      </w:r>
+    </w:p>
+    <w:p>
+      <w:pPr>
+        <w:spacing w:line="360" w:lineRule="auto" w:after="160" w:before="0"/>
+        <w:ind w:left="720" w:hanging="720"/>
+      </w:pPr>
+      <w:r>
+        <w:rPr>
+          <w:rFonts w:ascii="Times New Roman" w:hAnsi="Times New Roman" w:eastAsia="Times New Roman"/>
+          <w:b w:val="0"/>
+          <w:i w:val="0"/>
+          <w:color w:val="000000"/>
+          <w:sz w:val="24"/>
+        </w:rPr>
+        <w:t xml:space="preserve">Fowler, M. (2004) </w:t>
+      </w:r>
+      <w:r>
+        <w:rPr>
+          <w:rFonts w:ascii="Times New Roman" w:hAnsi="Times New Roman" w:eastAsia="Times New Roman"/>
+          <w:b w:val="0"/>
+          <w:i/>
+          <w:color w:val="000000"/>
+          <w:sz w:val="24"/>
+        </w:rPr>
+        <w:t>UML distilled: a brief guide to the standard object modeling language</w:t>
+      </w:r>
+      <w:r>
+        <w:rPr>
+          <w:rFonts w:ascii="Times New Roman" w:hAnsi="Times New Roman" w:eastAsia="Times New Roman"/>
+          <w:b w:val="0"/>
+          <w:i w:val="0"/>
+          <w:color w:val="000000"/>
+          <w:sz w:val="24"/>
+        </w:rPr>
+        <w:t>. 3rd edn. Boston: Addison-Wesley.</w:t>
+      </w:r>
+    </w:p>
+    <w:p>
+      <w:pPr>
+        <w:spacing w:line="360" w:lineRule="auto" w:after="160" w:before="0"/>
+        <w:ind w:left="720" w:hanging="720"/>
+      </w:pPr>
+      <w:r>
+        <w:rPr>
+          <w:rFonts w:ascii="Times New Roman" w:hAnsi="Times New Roman" w:eastAsia="Times New Roman"/>
+          <w:b w:val="0"/>
+          <w:i w:val="0"/>
+          <w:color w:val="000000"/>
+          <w:sz w:val="24"/>
+        </w:rPr>
+        <w:t xml:space="preserve">Freeman, E., Robson, E., Bates, B. and Sierra, K. (2004) </w:t>
+      </w:r>
+      <w:r>
+        <w:rPr>
+          <w:rFonts w:ascii="Times New Roman" w:hAnsi="Times New Roman" w:eastAsia="Times New Roman"/>
+          <w:b w:val="0"/>
+          <w:i/>
+          <w:color w:val="000000"/>
+          <w:sz w:val="24"/>
+        </w:rPr>
+        <w:t>Head first design patterns</w:t>
+      </w:r>
+      <w:r>
+        <w:rPr>
+          <w:rFonts w:ascii="Times New Roman" w:hAnsi="Times New Roman" w:eastAsia="Times New Roman"/>
+          <w:b w:val="0"/>
+          <w:i w:val="0"/>
+          <w:color w:val="000000"/>
+          <w:sz w:val="24"/>
+        </w:rPr>
+        <w:t>. Sebastopol, CA: O'Reilly.</w:t>
+      </w:r>
+    </w:p>
+    <w:p>
+      <w:pPr>
+        <w:spacing w:line="360" w:lineRule="auto" w:after="160" w:before="0"/>
+        <w:ind w:left="720" w:hanging="720"/>
+      </w:pPr>
+      <w:r>
+        <w:rPr>
+          <w:rFonts w:ascii="Times New Roman" w:hAnsi="Times New Roman" w:eastAsia="Times New Roman"/>
+          <w:b w:val="0"/>
+          <w:i w:val="0"/>
+          <w:color w:val="000000"/>
+          <w:sz w:val="24"/>
+        </w:rPr>
+        <w:t xml:space="preserve">Gamma, E., Helm, R., Johnson, R. and Vlissides, J. (1995) </w:t>
+      </w:r>
+      <w:r>
+        <w:rPr>
+          <w:rFonts w:ascii="Times New Roman" w:hAnsi="Times New Roman" w:eastAsia="Times New Roman"/>
+          <w:b w:val="0"/>
+          <w:i/>
+          <w:color w:val="000000"/>
+          <w:sz w:val="24"/>
+        </w:rPr>
+        <w:t>Design patterns: elements of reusable object-oriented software</w:t>
+      </w:r>
+      <w:r>
+        <w:rPr>
+          <w:rFonts w:ascii="Times New Roman" w:hAnsi="Times New Roman" w:eastAsia="Times New Roman"/>
+          <w:b w:val="0"/>
+          <w:i w:val="0"/>
+          <w:color w:val="000000"/>
+          <w:sz w:val="24"/>
+        </w:rPr>
+        <w:t>. Reading, MA: Addison-Wesley.</w:t>
+      </w:r>
+    </w:p>
+    <w:p>
+      <w:pPr>
+        <w:spacing w:line="360" w:lineRule="auto" w:after="160" w:before="0"/>
+        <w:ind w:left="720" w:hanging="720"/>
+      </w:pPr>
+      <w:r>
+        <w:rPr>
+          <w:rFonts w:ascii="Times New Roman" w:hAnsi="Times New Roman" w:eastAsia="Times New Roman"/>
+          <w:b w:val="0"/>
+          <w:i w:val="0"/>
+          <w:color w:val="000000"/>
+          <w:sz w:val="24"/>
+        </w:rPr>
+        <w:t xml:space="preserve">Horstmann, C.S. (2022) </w:t>
+      </w:r>
+      <w:r>
+        <w:rPr>
+          <w:rFonts w:ascii="Times New Roman" w:hAnsi="Times New Roman" w:eastAsia="Times New Roman"/>
+          <w:b w:val="0"/>
+          <w:i/>
+          <w:color w:val="000000"/>
+          <w:sz w:val="24"/>
+        </w:rPr>
+        <w:t>Core Java</w:t>
+      </w:r>
+      <w:r>
+        <w:rPr>
+          <w:rFonts w:ascii="Times New Roman" w:hAnsi="Times New Roman" w:eastAsia="Times New Roman"/>
+          <w:b w:val="0"/>
+          <w:i w:val="0"/>
+          <w:color w:val="000000"/>
+          <w:sz w:val="24"/>
+        </w:rPr>
+        <w:t>. Volume I. 12th edn. Boston: Pearson.</w:t>
+      </w:r>
+    </w:p>
+    <w:p>
+      <w:pPr>
+        <w:spacing w:line="360" w:lineRule="auto" w:after="160" w:before="0"/>
+        <w:ind w:left="720" w:hanging="720"/>
+      </w:pPr>
+      <w:r>
+        <w:rPr>
+          <w:rFonts w:ascii="Times New Roman" w:hAnsi="Times New Roman" w:eastAsia="Times New Roman"/>
+          <w:b w:val="0"/>
+          <w:i w:val="0"/>
+          <w:color w:val="000000"/>
+          <w:sz w:val="24"/>
+        </w:rPr>
+        <w:t xml:space="preserve">JUnit Team (2024) </w:t>
+      </w:r>
+      <w:r>
+        <w:rPr>
+          <w:rFonts w:ascii="Times New Roman" w:hAnsi="Times New Roman" w:eastAsia="Times New Roman"/>
+          <w:b w:val="0"/>
+          <w:i/>
+          <w:color w:val="000000"/>
+          <w:sz w:val="24"/>
+        </w:rPr>
+        <w:t>JUnit 5 user guide</w:t>
+      </w:r>
+      <w:r>
+        <w:rPr>
+          <w:rFonts w:ascii="Times New Roman" w:hAnsi="Times New Roman" w:eastAsia="Times New Roman"/>
+          <w:b w:val="0"/>
+          <w:i w:val="0"/>
+          <w:color w:val="000000"/>
+          <w:sz w:val="24"/>
+        </w:rPr>
+        <w:t>. Available at: https://junit.org/junit5/docs/current/user-guide/ (Accessed: 2 September 2026).</w:t>
+      </w:r>
+    </w:p>
+    <w:p>
+      <w:pPr>
+        <w:spacing w:line="360" w:lineRule="auto" w:after="160" w:before="0"/>
+        <w:ind w:left="720" w:hanging="720"/>
+      </w:pPr>
+      <w:r>
+        <w:rPr>
+          <w:rFonts w:ascii="Times New Roman" w:hAnsi="Times New Roman" w:eastAsia="Times New Roman"/>
+          <w:b w:val="0"/>
+          <w:i w:val="0"/>
+          <w:color w:val="000000"/>
+          <w:sz w:val="24"/>
+        </w:rPr>
+        <w:t xml:space="preserve">Larman, C. (2005) </w:t>
+      </w:r>
+      <w:r>
+        <w:rPr>
+          <w:rFonts w:ascii="Times New Roman" w:hAnsi="Times New Roman" w:eastAsia="Times New Roman"/>
+          <w:b w:val="0"/>
+          <w:i/>
+          <w:color w:val="000000"/>
+          <w:sz w:val="24"/>
+        </w:rPr>
+        <w:t>Applying UML and patterns: an introduction to object-oriented analysis and design and iterative development</w:t>
+      </w:r>
+      <w:r>
+        <w:rPr>
+          <w:rFonts w:ascii="Times New Roman" w:hAnsi="Times New Roman" w:eastAsia="Times New Roman"/>
+          <w:b w:val="0"/>
+          <w:i w:val="0"/>
+          <w:color w:val="000000"/>
+          <w:sz w:val="24"/>
+        </w:rPr>
+        <w:t>. 3rd edn. Upper Saddle River, NJ: Prentice Hall.</w:t>
+      </w:r>
+    </w:p>
+    <w:p>
+      <w:pPr>
+        <w:spacing w:line="360" w:lineRule="auto" w:after="160" w:before="0"/>
+        <w:ind w:left="720" w:hanging="720"/>
+      </w:pPr>
+      <w:r>
+        <w:rPr>
+          <w:rFonts w:ascii="Times New Roman" w:hAnsi="Times New Roman" w:eastAsia="Times New Roman"/>
+          <w:b w:val="0"/>
+          <w:i w:val="0"/>
+          <w:color w:val="000000"/>
+          <w:sz w:val="24"/>
+        </w:rPr>
+        <w:t xml:space="preserve">Martin, R.C. (2009) </w:t>
+      </w:r>
+      <w:r>
+        <w:rPr>
+          <w:rFonts w:ascii="Times New Roman" w:hAnsi="Times New Roman" w:eastAsia="Times New Roman"/>
+          <w:b w:val="0"/>
+          <w:i/>
+          <w:color w:val="000000"/>
+          <w:sz w:val="24"/>
+        </w:rPr>
+        <w:t>Clean code: a handbook of agile software craftsmanship</w:t>
+      </w:r>
+      <w:r>
+        <w:rPr>
+          <w:rFonts w:ascii="Times New Roman" w:hAnsi="Times New Roman" w:eastAsia="Times New Roman"/>
+          <w:b w:val="0"/>
+          <w:i w:val="0"/>
+          <w:color w:val="000000"/>
+          <w:sz w:val="24"/>
+        </w:rPr>
+        <w:t>. Upper Saddle River, NJ: Prentice Hall.</w:t>
+      </w:r>
+    </w:p>
+    <w:p>
+      <w:pPr>
+        <w:spacing w:line="360" w:lineRule="auto" w:after="160" w:before="0"/>
+        <w:ind w:left="720" w:hanging="720"/>
+      </w:pPr>
+      <w:r>
+        <w:rPr>
+          <w:rFonts w:ascii="Times New Roman" w:hAnsi="Times New Roman" w:eastAsia="Times New Roman"/>
+          <w:b w:val="0"/>
+          <w:i w:val="0"/>
+          <w:color w:val="000000"/>
+          <w:sz w:val="24"/>
+        </w:rPr>
+        <w:t xml:space="preserve">Oracle (2021) </w:t>
+      </w:r>
+      <w:r>
+        <w:rPr>
+          <w:rFonts w:ascii="Times New Roman" w:hAnsi="Times New Roman" w:eastAsia="Times New Roman"/>
+          <w:b w:val="0"/>
+          <w:i/>
+          <w:color w:val="000000"/>
+          <w:sz w:val="24"/>
+        </w:rPr>
+        <w:t>Java Platform, Standard Edition 17 API specification</w:t>
+      </w:r>
+      <w:r>
+        <w:rPr>
+          <w:rFonts w:ascii="Times New Roman" w:hAnsi="Times New Roman" w:eastAsia="Times New Roman"/>
+          <w:b w:val="0"/>
+          <w:i w:val="0"/>
+          <w:color w:val="000000"/>
+          <w:sz w:val="24"/>
+        </w:rPr>
+        <w:t>. Available at: https://docs.oracle.com/en/java/javase/17/docs/api/index.html (Accessed: 2 September 2026).</w:t>
+      </w:r>
+    </w:p>
+    <w:p>
+      <w:pPr>
+        <w:spacing w:line="360" w:lineRule="auto" w:after="160" w:before="0"/>
+        <w:ind w:left="720" w:hanging="720"/>
+      </w:pPr>
+      <w:r>
+        <w:rPr>
+          <w:rFonts w:ascii="Times New Roman" w:hAnsi="Times New Roman" w:eastAsia="Times New Roman"/>
+          <w:b w:val="0"/>
+          <w:i w:val="0"/>
+          <w:color w:val="000000"/>
+          <w:sz w:val="24"/>
+        </w:rPr>
+        <w:t xml:space="preserve">Oracle (2024) </w:t>
+      </w:r>
+      <w:r>
+        <w:rPr>
+          <w:rFonts w:ascii="Times New Roman" w:hAnsi="Times New Roman" w:eastAsia="Times New Roman"/>
+          <w:b w:val="0"/>
+          <w:i/>
+          <w:color w:val="000000"/>
+          <w:sz w:val="24"/>
+        </w:rPr>
+        <w:t>MySQL 8.0 reference manual</w:t>
+      </w:r>
+      <w:r>
+        <w:rPr>
+          <w:rFonts w:ascii="Times New Roman" w:hAnsi="Times New Roman" w:eastAsia="Times New Roman"/>
+          <w:b w:val="0"/>
+          <w:i w:val="0"/>
+          <w:color w:val="000000"/>
+          <w:sz w:val="24"/>
+        </w:rPr>
+        <w:t>. Available at: https://dev.mysql.com/doc/refman/8.0/en/ (Accessed: 2 September 2026).</w:t>
+      </w:r>
+    </w:p>
+    <w:p>
+      <w:pPr>
+        <w:spacing w:line="360" w:lineRule="auto" w:after="160" w:before="0"/>
+        <w:ind w:left="720" w:hanging="720"/>
+      </w:pPr>
+      <w:r>
+        <w:rPr>
+          <w:rFonts w:ascii="Times New Roman" w:hAnsi="Times New Roman" w:eastAsia="Times New Roman"/>
+          <w:b w:val="0"/>
+          <w:i w:val="0"/>
+          <w:color w:val="000000"/>
+          <w:sz w:val="24"/>
+        </w:rPr>
+        <w:t xml:space="preserve">OWASP Foundation (2021) </w:t>
+      </w:r>
+      <w:r>
+        <w:rPr>
+          <w:rFonts w:ascii="Times New Roman" w:hAnsi="Times New Roman" w:eastAsia="Times New Roman"/>
+          <w:b w:val="0"/>
+          <w:i/>
+          <w:color w:val="000000"/>
+          <w:sz w:val="24"/>
+        </w:rPr>
+        <w:t>OWASP Top 10:2021</w:t>
+      </w:r>
+      <w:r>
+        <w:rPr>
+          <w:rFonts w:ascii="Times New Roman" w:hAnsi="Times New Roman" w:eastAsia="Times New Roman"/>
+          <w:b w:val="0"/>
+          <w:i w:val="0"/>
+          <w:color w:val="000000"/>
+          <w:sz w:val="24"/>
+        </w:rPr>
+        <w:t>. Available at: https://owasp.org/Top10/ (Accessed: 2 September 2026).</w:t>
+      </w:r>
+    </w:p>
+    <w:p>
+      <w:pPr>
+        <w:spacing w:line="360" w:lineRule="auto" w:after="160" w:before="0"/>
+        <w:ind w:left="720" w:hanging="720"/>
+      </w:pPr>
+      <w:r>
+        <w:rPr>
+          <w:rFonts w:ascii="Times New Roman" w:hAnsi="Times New Roman" w:eastAsia="Times New Roman"/>
+          <w:b w:val="0"/>
+          <w:i w:val="0"/>
+          <w:color w:val="000000"/>
+          <w:sz w:val="24"/>
+        </w:rPr>
+        <w:t xml:space="preserve">Sommerville, I. (2016) </w:t>
+      </w:r>
+      <w:r>
+        <w:rPr>
+          <w:rFonts w:ascii="Times New Roman" w:hAnsi="Times New Roman" w:eastAsia="Times New Roman"/>
+          <w:b w:val="0"/>
+          <w:i/>
+          <w:color w:val="000000"/>
+          <w:sz w:val="24"/>
+        </w:rPr>
+        <w:t>Software engineering</w:t>
+      </w:r>
+      <w:r>
+        <w:rPr>
+          <w:rFonts w:ascii="Times New Roman" w:hAnsi="Times New Roman" w:eastAsia="Times New Roman"/>
+          <w:b w:val="0"/>
+          <w:i w:val="0"/>
+          <w:color w:val="000000"/>
+          <w:sz w:val="24"/>
+        </w:rPr>
+        <w:t>. 10th edn. Harlow: Pearson Education.</w:t>
       </w:r>
     </w:p>
     <w:p>
@@ -9241,7 +11350,7 @@
           <w:color w:val="000000"/>
           <w:sz w:val="28"/>
         </w:rPr>
-        <w:t>Appendix B  Diagram and screenshot sources</w:t>
+        <w:t>Appendix B  Diagram sources</w:t>
       </w:r>
     </w:p>
     <w:p>
@@ -9257,7 +11366,7 @@
           <w:color w:val="000000"/>
           <w:sz w:val="24"/>
         </w:rPr>
-        <w:t>All pictures in this Word file are already inserted. UML source files stay in docs/uml/. Live screenshots were taken from http://localhost:8080/sunrise-clinic and from https://github.com/Dayansank/sunrise-clinic.</w:t>
+        <w:t>All pictures in this Word file are already inserted. UML source files are in docs/uml/. I generated the PNG files with PlantUML. Live screenshots were taken from http://localhost:8080/sunrise-clinic and from https://github.com/Dayansank/sunrise-clinic.</w:t>
       </w:r>
     </w:p>
     <w:sectPr>
